--- a/Java Summary/Real-world-software-development.docx
+++ b/Java Summary/Real-world-software-development.docx
@@ -83,7 +83,21 @@
         <w:spacing w:after="0"/>
       </w:pPr>
       <w:r>
-        <w:t>being able to change the behavior of a method or class without having to modify the code.</w:t>
+        <w:t xml:space="preserve">being able to change the </w:t>
+      </w:r>
+      <w:proofErr w:type="spellStart"/>
+      <w:r>
+        <w:t>beha</w:t>
+      </w:r>
+      <w:r>
+        <w:t>vi</w:t>
+      </w:r>
+      <w:r>
+        <w:t>or</w:t>
+      </w:r>
+      <w:proofErr w:type="spellEnd"/>
+      <w:r>
+        <w:t xml:space="preserve"> of a method or class without having to modify the code.</w:t>
       </w:r>
     </w:p>
     <w:p>
@@ -142,8 +156,13 @@
       <w:pPr>
         <w:spacing w:after="0"/>
       </w:pPr>
-      <w:r>
-        <w:t>Liskov Substitution Principle (LSP)</w:t>
+      <w:proofErr w:type="spellStart"/>
+      <w:r>
+        <w:t>Liskov</w:t>
+      </w:r>
+      <w:proofErr w:type="spellEnd"/>
+      <w:r>
+        <w:t xml:space="preserve"> Substitution Principle (LSP)</w:t>
       </w:r>
     </w:p>
     <w:p>
@@ -156,6 +175,19 @@
         <w:spacing w:after="0"/>
       </w:pPr>
       <w:r>
+        <w:t>Every subclass or derived class should be substitutable for their base or parent class</w:t>
+      </w:r>
+    </w:p>
+    <w:p>
+      <w:pPr>
+        <w:pStyle w:val="ListParagraph"/>
+        <w:numPr>
+          <w:ilvl w:val="0"/>
+          <w:numId w:val="5"/>
+        </w:numPr>
+        <w:spacing w:after="0"/>
+      </w:pPr>
+      <w:r>
         <w:t>Preconditions cannot be strengthened in a subtype</w:t>
       </w:r>
     </w:p>
@@ -165,7 +197,15 @@
         <w:spacing w:after="0"/>
       </w:pPr>
       <w:r>
-        <w:t>For example, all our Importer implementations have the precondition that the file being imported exists and is readable. As a result, the importFile method has validation code before any Importer is invoked</w:t>
+        <w:t xml:space="preserve">For example, all our Importer implementations have the precondition that the file being imported exists and is readable. As a result, the </w:t>
+      </w:r>
+      <w:proofErr w:type="spellStart"/>
+      <w:r>
+        <w:t>importFile</w:t>
+      </w:r>
+      <w:proofErr w:type="spellEnd"/>
+      <w:r>
+        <w:t xml:space="preserve"> method has validation code before any Importer is invoked</w:t>
       </w:r>
     </w:p>
     <w:p>
@@ -205,7 +245,15 @@
         <w:spacing w:after="0"/>
       </w:pPr>
       <w:r>
-        <w:t>- For example, after importFile() has run, if the file in question is valid it must be in the list of documents returned by contents()</w:t>
+        <w:t xml:space="preserve">- For example, after </w:t>
+      </w:r>
+      <w:proofErr w:type="spellStart"/>
+      <w:r>
+        <w:t>importFile</w:t>
+      </w:r>
+      <w:proofErr w:type="spellEnd"/>
+      <w:r>
+        <w:t>() has run, if the file in question is valid it must be in the list of documents returned by contents()</w:t>
       </w:r>
     </w:p>
     <w:p>
@@ -285,13 +333,16 @@
         <w:spacing w:after="0"/>
       </w:pPr>
       <w:r>
-        <w:t>- This is because any user of the parent class would expect certain behavior in response to calling methods on the Document class. If the child were mutable, it could violate callers’ expectations about what calling those methods does.</w:t>
-      </w:r>
-    </w:p>
-    <w:p>
-      <w:pPr>
-        <w:spacing w:after="0"/>
-      </w:pPr>
+        <w:t xml:space="preserve">- This is because any user of the parent class would expect certain </w:t>
+      </w:r>
+      <w:proofErr w:type="spellStart"/>
+      <w:r>
+        <w:t>behavior</w:t>
+      </w:r>
+      <w:proofErr w:type="spellEnd"/>
+      <w:r>
+        <w:t xml:space="preserve"> in response to calling methods on the Document class. If the child were mutable, it could violate callers’ expectations about what calling those methods does.</w:t>
+      </w:r>
     </w:p>
     <w:p>
       <w:pPr>
@@ -311,6 +362,41 @@
         <w:spacing w:after="0"/>
       </w:pPr>
       <w:r>
+        <w:t>Interface should not force classes to what they can’t do</w:t>
+      </w:r>
+    </w:p>
+    <w:p>
+      <w:pPr>
+        <w:pStyle w:val="ListParagraph"/>
+        <w:numPr>
+          <w:ilvl w:val="0"/>
+          <w:numId w:val="4"/>
+        </w:numPr>
+        <w:spacing w:after="0"/>
+      </w:pPr>
+      <w:r>
+        <w:t>Large interfaces should be divide</w:t>
+      </w:r>
+      <w:r>
+        <w:t>d</w:t>
+      </w:r>
+      <w:r>
+        <w:t xml:space="preserve"> into small </w:t>
+      </w:r>
+      <w:r>
+        <w:t>one</w:t>
+      </w:r>
+    </w:p>
+    <w:p>
+      <w:pPr>
+        <w:pStyle w:val="ListParagraph"/>
+        <w:numPr>
+          <w:ilvl w:val="0"/>
+          <w:numId w:val="4"/>
+        </w:numPr>
+        <w:spacing w:after="0"/>
+      </w:pPr>
+      <w:r>
         <w:t>It makes the case that no class should be forced to depend on methods it does not use because this introduces unnecessary coupling</w:t>
       </w:r>
     </w:p>
@@ -337,7 +423,15 @@
         <w:spacing w:after="0"/>
       </w:pPr>
       <w:r>
-        <w:t>In other words, if an interface ends up very large, it may be that the user of that interface sees some behaviors it doesn’t care for, which causes unnecessary coupling.</w:t>
+        <w:t xml:space="preserve">In other words, if an interface ends up very large, it may be that the user of that interface sees some </w:t>
+      </w:r>
+      <w:proofErr w:type="spellStart"/>
+      <w:r>
+        <w:t>behaviors</w:t>
+      </w:r>
+      <w:proofErr w:type="spellEnd"/>
+      <w:r>
+        <w:t xml:space="preserve"> it doesn’t care for, which causes unnecessary coupling.</w:t>
       </w:r>
     </w:p>
     <w:p>
@@ -351,7 +445,7 @@
       </w:pPr>
       <w:r>
         <w:lastRenderedPageBreak/>
-        <w:t>To provide a solution that meets the Interface Segregation Principle, we are encour‐ aged to separate out concepts in smaller interface that can evolve separately. This idea essentially promotes higher cohesion.</w:t>
+        <w:t>To provide a solution that meets the Interface Segregation Principle, we are encouraged to separate out concepts in smaller interface that can evolve separately. This idea essentially promotes higher cohesion.</w:t>
       </w:r>
     </w:p>
     <w:p>
@@ -370,6 +464,89 @@
     </w:p>
     <w:p>
       <w:pPr>
+        <w:pStyle w:val="ListParagraph"/>
+        <w:numPr>
+          <w:ilvl w:val="0"/>
+          <w:numId w:val="4"/>
+        </w:numPr>
+        <w:spacing w:after="0"/>
+      </w:pPr>
+      <w:r>
+        <w:t>Components should depend on abstractions not on con</w:t>
+      </w:r>
+      <w:r>
+        <w:t>c</w:t>
+      </w:r>
+      <w:r>
+        <w:t>retions</w:t>
+      </w:r>
+    </w:p>
+    <w:p>
+      <w:pPr>
+        <w:spacing w:after="0"/>
+      </w:pPr>
+    </w:p>
+    <w:p>
+      <w:pPr>
+        <w:spacing w:after="0"/>
+      </w:pPr>
+    </w:p>
+    <w:p>
+      <w:pPr>
+        <w:pBdr>
+          <w:bottom w:val="single" w:sz="6" w:space="1" w:color="auto"/>
+        </w:pBdr>
+        <w:spacing w:after="0"/>
+        <w:rPr>
+          <w:b/>
+          <w:bCs/>
+          <w:sz w:val="36"/>
+          <w:szCs w:val="36"/>
+        </w:rPr>
+      </w:pPr>
+      <w:r>
+        <w:rPr>
+          <w:b/>
+          <w:bCs/>
+          <w:sz w:val="36"/>
+          <w:szCs w:val="36"/>
+        </w:rPr>
+        <w:t>CHAPTER 2</w:t>
+      </w:r>
+      <w:r>
+        <w:rPr>
+          <w:b/>
+          <w:bCs/>
+          <w:sz w:val="36"/>
+          <w:szCs w:val="36"/>
+        </w:rPr>
+        <w:t xml:space="preserve"> (SRP)</w:t>
+      </w:r>
+    </w:p>
+    <w:p>
+      <w:pPr>
+        <w:spacing w:after="0"/>
+      </w:pPr>
+      <w:r>
+        <w:t xml:space="preserve">You’ll write a program to </w:t>
+      </w:r>
+      <w:proofErr w:type="spellStart"/>
+      <w:r>
+        <w:t>analyze</w:t>
+      </w:r>
+      <w:proofErr w:type="spellEnd"/>
+      <w:r>
+        <w:t xml:space="preserve"> bank statements in order to help people under‐ stand their finances better. This will help you to learn more about core object</w:t>
+      </w:r>
+      <w:r>
+        <w:t xml:space="preserve"> </w:t>
+      </w:r>
+      <w:r>
+        <w:t>oriented design techniques such as Single Responsibility Principle (SRP), coupling, and cohesion.</w:t>
+      </w:r>
+    </w:p>
+    <w:p>
+      <w:pPr>
         <w:spacing w:after="0"/>
       </w:pPr>
     </w:p>
@@ -399,6 +576,53 @@
         <w:spacing w:after="0"/>
       </w:pPr>
       <w:r>
+        <w:t>few corner cases that are always good to think about when writing production-ready code</w:t>
+      </w:r>
+    </w:p>
+    <w:p>
+      <w:pPr>
+        <w:pStyle w:val="ListParagraph"/>
+        <w:numPr>
+          <w:ilvl w:val="0"/>
+          <w:numId w:val="11"/>
+        </w:numPr>
+        <w:spacing w:after="0"/>
+      </w:pPr>
+      <w:r>
+        <w:t>What if the file is empty?</w:t>
+      </w:r>
+    </w:p>
+    <w:p>
+      <w:pPr>
+        <w:pStyle w:val="ListParagraph"/>
+        <w:numPr>
+          <w:ilvl w:val="0"/>
+          <w:numId w:val="11"/>
+        </w:numPr>
+        <w:spacing w:after="0"/>
+      </w:pPr>
+      <w:r>
+        <w:t>What if parsing the amount fails because the data was corrupted?</w:t>
+      </w:r>
+    </w:p>
+    <w:p>
+      <w:pPr>
+        <w:pStyle w:val="ListParagraph"/>
+        <w:numPr>
+          <w:ilvl w:val="0"/>
+          <w:numId w:val="11"/>
+        </w:numPr>
+        <w:spacing w:after="0"/>
+      </w:pPr>
+      <w:r>
+        <w:t>What if a statement line has missing data?</w:t>
+      </w:r>
+    </w:p>
+    <w:p>
+      <w:pPr>
+        <w:spacing w:after="0"/>
+      </w:pPr>
+      <w:r>
         <w:t>code maintainability</w:t>
       </w:r>
     </w:p>
@@ -459,52 +683,57 @@
         <w:spacing w:after="0"/>
       </w:pPr>
       <w:r>
-        <w:t>Avoid Code Duplication</w:t>
-      </w:r>
-    </w:p>
-    <w:p>
-      <w:pPr>
-        <w:spacing w:after="0"/>
-      </w:pPr>
-    </w:p>
-    <w:p>
-      <w:pPr>
-        <w:spacing w:after="0"/>
-      </w:pPr>
-      <w:r>
-        <w:t>Use self-documenting method names so it is immediately obvious what they do (e.g., calculateTotalAmount())</w:t>
-      </w:r>
-    </w:p>
-    <w:p>
-      <w:pPr>
-        <w:spacing w:after="0"/>
-      </w:pPr>
-    </w:p>
-    <w:p>
-      <w:pPr>
-        <w:spacing w:after="0"/>
-      </w:pPr>
-      <w:r>
-        <w:t>Do not change the state of parameters as other parts of code may depend on it</w:t>
-      </w:r>
-    </w:p>
-    <w:p>
-      <w:pPr>
-        <w:spacing w:after="0"/>
-      </w:pPr>
-    </w:p>
-    <w:p>
-      <w:pPr>
-        <w:spacing w:after="0"/>
-      </w:pPr>
-      <w:r>
-        <w:t>Explicit vs Implicit API</w:t>
-      </w:r>
-    </w:p>
-    <w:p>
-      <w:pPr>
-        <w:spacing w:after="0"/>
-      </w:pPr>
+        <w:t>So how do you apply SRP?</w:t>
+      </w:r>
+    </w:p>
+    <w:p>
+      <w:pPr>
+        <w:pStyle w:val="ListParagraph"/>
+        <w:numPr>
+          <w:ilvl w:val="0"/>
+          <w:numId w:val="1"/>
+        </w:numPr>
+        <w:spacing w:after="0"/>
+      </w:pPr>
+      <w:r>
+        <w:t xml:space="preserve"> It is clear that the main class has multiple responsibilities that can be broken down individually: </w:t>
+      </w:r>
+    </w:p>
+    <w:p>
+      <w:pPr>
+        <w:pStyle w:val="ListParagraph"/>
+        <w:spacing w:after="0"/>
+      </w:pPr>
+      <w:r>
+        <w:t xml:space="preserve">1. Reading input </w:t>
+      </w:r>
+    </w:p>
+    <w:p>
+      <w:pPr>
+        <w:pStyle w:val="ListParagraph"/>
+        <w:spacing w:after="0"/>
+      </w:pPr>
+      <w:r>
+        <w:t xml:space="preserve">2. Parsing the input in a given format </w:t>
+      </w:r>
+    </w:p>
+    <w:p>
+      <w:pPr>
+        <w:pStyle w:val="ListParagraph"/>
+        <w:spacing w:after="0"/>
+      </w:pPr>
+      <w:r>
+        <w:t xml:space="preserve">3. Processing the result </w:t>
+      </w:r>
+    </w:p>
+    <w:p>
+      <w:pPr>
+        <w:pStyle w:val="ListParagraph"/>
+        <w:spacing w:after="0"/>
+      </w:pPr>
+      <w:r>
+        <w:t>4. Reporting a summary of the result</w:t>
+      </w:r>
     </w:p>
     <w:p>
       <w:pPr>
@@ -550,7 +779,15 @@
         <w:spacing w:after="0"/>
       </w:pPr>
       <w:r>
-        <w:t>class BankTransactionCSVParser is highly cohesive. In fact, it groups together two methods that are related to parsing CSV data.</w:t>
+        <w:t xml:space="preserve">class </w:t>
+      </w:r>
+      <w:proofErr w:type="spellStart"/>
+      <w:r>
+        <w:t>BankTransactionCSVParser</w:t>
+      </w:r>
+      <w:proofErr w:type="spellEnd"/>
+      <w:r>
+        <w:t xml:space="preserve"> is highly cohesive. In fact, it groups together two methods that are related to parsing CSV data.</w:t>
       </w:r>
     </w:p>
     <w:p>
@@ -628,6 +865,12 @@
     </w:p>
     <w:p>
       <w:pPr>
+        <w:spacing w:after="0"/>
+        <w:ind w:left="1080"/>
+      </w:pPr>
+    </w:p>
+    <w:p>
+      <w:pPr>
         <w:pStyle w:val="ListParagraph"/>
         <w:numPr>
           <w:ilvl w:val="0"/>
@@ -636,6 +879,7 @@
         <w:spacing w:after="0"/>
       </w:pPr>
       <w:r>
+        <w:lastRenderedPageBreak/>
         <w:t>Informational</w:t>
       </w:r>
     </w:p>
@@ -729,16 +973,6 @@
       <w:r>
         <w:t>This hap‐pens when it is not obvious where the methods belong so you end up with a utility class that is a bit like a jack of all trades.</w:t>
       </w:r>
-    </w:p>
-    <w:p>
-      <w:pPr>
-        <w:spacing w:after="0"/>
-      </w:pPr>
-    </w:p>
-    <w:p>
-      <w:pPr>
-        <w:spacing w:after="0"/>
-      </w:pPr>
     </w:p>
     <w:p>
       <w:pPr>
@@ -907,9 +1141,9 @@
           <w:noProof/>
         </w:rPr>
         <w:drawing>
-          <wp:inline distT="0" distB="0" distL="0" distR="0" wp14:anchorId="4A3A7C20" wp14:editId="2ABB97B6">
-            <wp:extent cx="4953662" cy="1980696"/>
-            <wp:effectExtent l="0" t="0" r="0" b="635"/>
+          <wp:inline distT="0" distB="0" distL="0" distR="0" wp14:anchorId="27F15409" wp14:editId="13427319">
+            <wp:extent cx="4759919" cy="1903228"/>
+            <wp:effectExtent l="0" t="0" r="3175" b="1905"/>
             <wp:docPr id="1" name="Picture 1"/>
             <wp:cNvGraphicFramePr>
               <a:graphicFrameLocks xmlns:a="http://schemas.openxmlformats.org/drawingml/2006/main" noChangeAspect="1"/>
@@ -930,7 +1164,7 @@
                   <pic:spPr>
                     <a:xfrm>
                       <a:off x="0" y="0"/>
-                      <a:ext cx="4960165" cy="1983296"/>
+                      <a:ext cx="4783441" cy="1912633"/>
                     </a:xfrm>
                     <a:prstGeom prst="rect">
                       <a:avLst/>
@@ -967,6 +1201,32 @@
     <w:p>
       <w:pPr>
         <w:pStyle w:val="ListParagraph"/>
+        <w:numPr>
+          <w:ilvl w:val="0"/>
+          <w:numId w:val="1"/>
+        </w:numPr>
+        <w:spacing w:after="0"/>
+      </w:pPr>
+      <w:r>
+        <w:t>achieve low coupling</w:t>
+      </w:r>
+    </w:p>
+    <w:p>
+      <w:pPr>
+        <w:pStyle w:val="ListParagraph"/>
+        <w:numPr>
+          <w:ilvl w:val="0"/>
+          <w:numId w:val="1"/>
+        </w:numPr>
+        <w:spacing w:after="0"/>
+      </w:pPr>
+      <w:r>
+        <w:t>To understand what coupling is, think about a clock. There is no need to know how a clock works to read the time, so you are not dependent on the clock internals. This means you could change the clock internals without affecting how to read the time. Those two concerns (interface and implementation) are decoupled from one another.</w:t>
+      </w:r>
+    </w:p>
+    <w:p>
+      <w:pPr>
+        <w:pStyle w:val="ListParagraph"/>
         <w:spacing w:after="0"/>
         <w:jc w:val="center"/>
       </w:pPr>
@@ -974,8 +1234,9 @@
         <w:rPr>
           <w:noProof/>
         </w:rPr>
+        <w:lastRenderedPageBreak/>
         <w:drawing>
-          <wp:inline distT="0" distB="0" distL="0" distR="0" wp14:anchorId="30CD5346" wp14:editId="2B5304C1">
+          <wp:inline distT="0" distB="0" distL="0" distR="0" wp14:anchorId="39933529" wp14:editId="5F6B43EE">
             <wp:extent cx="4500438" cy="1741140"/>
             <wp:effectExtent l="0" t="0" r="0" b="0"/>
             <wp:docPr id="3" name="Picture 3"/>
@@ -1021,6 +1282,915 @@
     <w:p>
       <w:pPr>
         <w:spacing w:after="0"/>
+        <w:rPr>
+          <w:sz w:val="24"/>
+          <w:szCs w:val="24"/>
+        </w:rPr>
+      </w:pPr>
+    </w:p>
+    <w:p>
+      <w:pPr>
+        <w:spacing w:after="0"/>
+      </w:pPr>
+    </w:p>
+    <w:p>
+      <w:pPr>
+        <w:pBdr>
+          <w:bottom w:val="single" w:sz="6" w:space="1" w:color="auto"/>
+        </w:pBdr>
+        <w:spacing w:after="0"/>
+        <w:rPr>
+          <w:b/>
+          <w:bCs/>
+          <w:sz w:val="36"/>
+          <w:szCs w:val="36"/>
+        </w:rPr>
+      </w:pPr>
+      <w:r>
+        <w:rPr>
+          <w:b/>
+          <w:bCs/>
+          <w:sz w:val="36"/>
+          <w:szCs w:val="36"/>
+        </w:rPr>
+        <w:t xml:space="preserve">CHAPTER </w:t>
+      </w:r>
+      <w:r>
+        <w:rPr>
+          <w:b/>
+          <w:bCs/>
+          <w:sz w:val="36"/>
+          <w:szCs w:val="36"/>
+        </w:rPr>
+        <w:t>3</w:t>
+      </w:r>
+    </w:p>
+    <w:p>
+      <w:pPr>
+        <w:spacing w:after="0"/>
+      </w:pPr>
+      <w:r>
+        <w:t>In this chapter you learn how to extend the code from Chapter 2, adding more features, using the Strategy Design pattern, the Open/Closed Principle, and how to model failures using exceptions.</w:t>
+      </w:r>
+    </w:p>
+    <w:p>
+      <w:pPr>
+        <w:spacing w:after="0"/>
+      </w:pPr>
+    </w:p>
+    <w:p>
+      <w:pPr>
+        <w:spacing w:after="0"/>
+      </w:pPr>
+      <w:r>
+        <w:t xml:space="preserve">1. He’d like to also be able to search for specific transactions. For example, you should be able to return all the bank transactions in a given date range or for a specific category. </w:t>
+      </w:r>
+    </w:p>
+    <w:p>
+      <w:pPr>
+        <w:spacing w:after="0"/>
+      </w:pPr>
+      <w:r>
+        <w:t>2. Mark would like to be able to generate a report of summary statistics for his search into different formats such as text and HTML.</w:t>
+      </w:r>
+    </w:p>
+    <w:p>
+      <w:pPr>
+        <w:spacing w:after="0"/>
+      </w:pPr>
+    </w:p>
+    <w:p>
+      <w:pPr>
+        <w:spacing w:after="0"/>
+      </w:pPr>
+    </w:p>
+    <w:p>
+      <w:pPr>
+        <w:spacing w:after="0"/>
+      </w:pPr>
+      <w:r>
+        <w:t xml:space="preserve">Clearly this approach exhibits several downsides: </w:t>
+      </w:r>
+    </w:p>
+    <w:p>
+      <w:pPr>
+        <w:spacing w:after="0"/>
+      </w:pPr>
+    </w:p>
+    <w:p>
+      <w:pPr>
+        <w:spacing w:after="0"/>
+        <w:ind w:left="720"/>
+        <w:rPr>
+          <w:b/>
+          <w:bCs/>
+        </w:rPr>
+      </w:pPr>
+      <w:proofErr w:type="spellStart"/>
+      <w:r>
+        <w:rPr>
+          <w:b/>
+          <w:bCs/>
+        </w:rPr>
+        <w:t>findTransactionsGreaterThanEqual</w:t>
+      </w:r>
+      <w:proofErr w:type="spellEnd"/>
+    </w:p>
+    <w:p>
+      <w:pPr>
+        <w:spacing w:after="0"/>
+        <w:ind w:left="720"/>
+        <w:rPr>
+          <w:b/>
+          <w:bCs/>
+        </w:rPr>
+      </w:pPr>
+      <w:proofErr w:type="spellStart"/>
+      <w:r>
+        <w:rPr>
+          <w:b/>
+          <w:bCs/>
+        </w:rPr>
+        <w:t>findTransactionsInMonth</w:t>
+      </w:r>
+      <w:proofErr w:type="spellEnd"/>
+    </w:p>
+    <w:p>
+      <w:pPr>
+        <w:spacing w:after="0"/>
+        <w:ind w:left="720"/>
+        <w:rPr>
+          <w:b/>
+          <w:bCs/>
+        </w:rPr>
+      </w:pPr>
+      <w:proofErr w:type="spellStart"/>
+      <w:r>
+        <w:rPr>
+          <w:b/>
+          <w:bCs/>
+        </w:rPr>
+        <w:t>findTransactionsInMonthAndGreater</w:t>
+      </w:r>
+      <w:proofErr w:type="spellEnd"/>
+    </w:p>
+    <w:p>
+      <w:pPr>
+        <w:spacing w:after="0"/>
+      </w:pPr>
+    </w:p>
+    <w:p>
+      <w:pPr>
+        <w:pStyle w:val="ListParagraph"/>
+        <w:numPr>
+          <w:ilvl w:val="0"/>
+          <w:numId w:val="12"/>
+        </w:numPr>
+        <w:spacing w:after="0"/>
+      </w:pPr>
+      <w:r>
+        <w:t xml:space="preserve">Your code will become increasingly complicated as you have to combine multiple properties of a bank transaction. </w:t>
+      </w:r>
+    </w:p>
+    <w:p>
+      <w:pPr>
+        <w:pStyle w:val="ListParagraph"/>
+        <w:numPr>
+          <w:ilvl w:val="0"/>
+          <w:numId w:val="12"/>
+        </w:numPr>
+        <w:spacing w:after="0"/>
+      </w:pPr>
+      <w:r>
+        <w:t xml:space="preserve">The selection logic is coupled to the iteration logic, making it harder to separate them out. </w:t>
+      </w:r>
+    </w:p>
+    <w:p>
+      <w:pPr>
+        <w:pStyle w:val="ListParagraph"/>
+        <w:numPr>
+          <w:ilvl w:val="0"/>
+          <w:numId w:val="12"/>
+        </w:numPr>
+        <w:spacing w:after="0"/>
+      </w:pPr>
+      <w:r>
+        <w:t>You keep on duplicating code.</w:t>
+      </w:r>
+    </w:p>
+    <w:p>
+      <w:pPr>
+        <w:spacing w:after="0"/>
+        <w:ind w:left="360"/>
+      </w:pPr>
+    </w:p>
+    <w:p>
+      <w:pPr>
+        <w:spacing w:after="0"/>
+        <w:ind w:left="360"/>
+      </w:pPr>
+      <w:r>
+        <w:t xml:space="preserve">SOLUTION </w:t>
+      </w:r>
+      <w:r>
+        <w:sym w:font="Wingdings" w:char="F0E0"/>
+      </w:r>
+      <w:r>
+        <w:t xml:space="preserve"> </w:t>
+      </w:r>
+      <w:proofErr w:type="spellStart"/>
+      <w:r>
+        <w:rPr>
+          <w:b/>
+          <w:bCs/>
+        </w:rPr>
+        <w:t>bankTransactionFilter</w:t>
+      </w:r>
+      <w:proofErr w:type="spellEnd"/>
+      <w:r>
+        <w:t xml:space="preserve"> </w:t>
+      </w:r>
+      <w:r>
+        <w:t xml:space="preserve">This is where the Open/Closed principle comes in. It promotes the idea of being able to change the </w:t>
+      </w:r>
+      <w:proofErr w:type="spellStart"/>
+      <w:r>
+        <w:t>behavior</w:t>
+      </w:r>
+      <w:proofErr w:type="spellEnd"/>
+      <w:r>
+        <w:t xml:space="preserve"> of a method or class without having to modify the code.</w:t>
+      </w:r>
+    </w:p>
+    <w:p>
+      <w:pPr>
+        <w:spacing w:after="0"/>
+      </w:pPr>
+    </w:p>
+    <w:p>
+      <w:pPr>
+        <w:pStyle w:val="ListParagraph"/>
+        <w:numPr>
+          <w:ilvl w:val="0"/>
+          <w:numId w:val="1"/>
+        </w:numPr>
+        <w:spacing w:after="0"/>
+        <w:ind w:left="284"/>
+      </w:pPr>
+      <w:r>
+        <w:t>Implicit vs Explicit API</w:t>
+      </w:r>
+    </w:p>
+    <w:p>
+      <w:pPr>
+        <w:pStyle w:val="ListParagraph"/>
+        <w:numPr>
+          <w:ilvl w:val="0"/>
+          <w:numId w:val="1"/>
+        </w:numPr>
+        <w:spacing w:after="0"/>
+        <w:ind w:left="284"/>
+      </w:pPr>
+      <w:r>
+        <w:t>The return type void is not useful and is difficult to reason about. You don’t know what is returned</w:t>
+      </w:r>
+    </w:p>
+    <w:p>
+      <w:pPr>
+        <w:pStyle w:val="ListParagraph"/>
+        <w:numPr>
+          <w:ilvl w:val="0"/>
+          <w:numId w:val="1"/>
+        </w:numPr>
+        <w:spacing w:after="0"/>
+        <w:ind w:left="284"/>
+      </w:pPr>
+      <w:r>
+        <w:t>Returning void makes it very hard to test the result with assertions</w:t>
+      </w:r>
+    </w:p>
+    <w:p>
+      <w:pPr>
+        <w:pStyle w:val="ListParagraph"/>
+        <w:numPr>
+          <w:ilvl w:val="0"/>
+          <w:numId w:val="1"/>
+        </w:numPr>
+        <w:spacing w:after="0"/>
+        <w:ind w:left="284"/>
+        <w:rPr>
+          <w:b/>
+          <w:bCs/>
+        </w:rPr>
+      </w:pPr>
+      <w:r>
+        <w:t xml:space="preserve">Typically, errors due to business logic validation (e.g., wrong format or arithmetic) should be </w:t>
+      </w:r>
+      <w:r>
+        <w:t xml:space="preserve">- </w:t>
+      </w:r>
+      <w:r>
+        <w:t xml:space="preserve">unchecked exceptions, as they would add a lot of try/catch clutter in your code. In addition, system errors (e.g., disk ran out of space) should also be unchecked exceptions as </w:t>
+      </w:r>
+      <w:r>
+        <w:rPr>
+          <w:b/>
+          <w:bCs/>
+        </w:rPr>
+        <w:t>there’s nothing the client can do</w:t>
+      </w:r>
+    </w:p>
+    <w:p>
+      <w:pPr>
+        <w:spacing w:after="0"/>
+        <w:rPr>
+          <w:b/>
+          <w:bCs/>
+        </w:rPr>
+      </w:pPr>
+    </w:p>
+    <w:p>
+      <w:pPr>
+        <w:spacing w:after="0"/>
+        <w:rPr>
+          <w:b/>
+          <w:bCs/>
+        </w:rPr>
+      </w:pPr>
+      <w:r>
+        <w:rPr>
+          <w:b/>
+          <w:bCs/>
+        </w:rPr>
+        <w:lastRenderedPageBreak/>
+        <w:t>VALIDATION LOGIC</w:t>
+      </w:r>
+    </w:p>
+    <w:p>
+      <w:pPr>
+        <w:pStyle w:val="ListParagraph"/>
+        <w:numPr>
+          <w:ilvl w:val="0"/>
+          <w:numId w:val="13"/>
+        </w:numPr>
+        <w:spacing w:after="0"/>
+        <w:rPr>
+          <w:b/>
+          <w:bCs/>
+        </w:rPr>
+      </w:pPr>
+      <w:r>
+        <w:t>You don’t have to duplicate the validation logic when you need to reuse it.</w:t>
+      </w:r>
+    </w:p>
+    <w:p>
+      <w:pPr>
+        <w:pStyle w:val="ListParagraph"/>
+        <w:numPr>
+          <w:ilvl w:val="0"/>
+          <w:numId w:val="13"/>
+        </w:numPr>
+        <w:spacing w:after="0"/>
+        <w:rPr>
+          <w:b/>
+          <w:bCs/>
+        </w:rPr>
+      </w:pPr>
+      <w:r>
+        <w:t>You get confidence that different parts of your system validate the same way.</w:t>
+      </w:r>
+    </w:p>
+    <w:p>
+      <w:pPr>
+        <w:pStyle w:val="ListParagraph"/>
+        <w:numPr>
+          <w:ilvl w:val="0"/>
+          <w:numId w:val="13"/>
+        </w:numPr>
+        <w:spacing w:after="0"/>
+        <w:rPr>
+          <w:b/>
+          <w:bCs/>
+        </w:rPr>
+      </w:pPr>
+      <w:r>
+        <w:t>You can easily unit test this logic separately.</w:t>
+      </w:r>
+    </w:p>
+    <w:p>
+      <w:pPr>
+        <w:pStyle w:val="ListParagraph"/>
+        <w:numPr>
+          <w:ilvl w:val="0"/>
+          <w:numId w:val="13"/>
+        </w:numPr>
+        <w:spacing w:after="0"/>
+        <w:rPr>
+          <w:b/>
+          <w:bCs/>
+        </w:rPr>
+      </w:pPr>
+      <w:r>
+        <w:t>It follows the SRP, which leads to simpler maintenance and program comprehension.</w:t>
+      </w:r>
+    </w:p>
+    <w:p>
+      <w:pPr>
+        <w:spacing w:after="0"/>
+        <w:rPr>
+          <w:b/>
+          <w:bCs/>
+        </w:rPr>
+      </w:pPr>
+    </w:p>
+    <w:p>
+      <w:pPr>
+        <w:spacing w:after="0"/>
+        <w:rPr>
+          <w:b/>
+          <w:bCs/>
+        </w:rPr>
+      </w:pPr>
+      <w:r>
+        <w:rPr>
+          <w:b/>
+          <w:bCs/>
+        </w:rPr>
+        <w:t>NOTIFICATION PATTERN</w:t>
+      </w:r>
+      <w:r>
+        <w:rPr>
+          <w:b/>
+          <w:bCs/>
+        </w:rPr>
+        <w:t xml:space="preserve"> (p.49)</w:t>
+      </w:r>
+    </w:p>
+    <w:p>
+      <w:pPr>
+        <w:spacing w:after="0"/>
+      </w:pPr>
+      <w:r>
+        <w:t>The Notification pattern aims to provide a solution for the situation in which you are using too many unchecked exceptions. The solution is to introduce a domain class to collect errors.</w:t>
+      </w:r>
+    </w:p>
+    <w:p>
+      <w:pPr>
+        <w:spacing w:after="0"/>
+      </w:pPr>
+    </w:p>
+    <w:p>
+      <w:pPr>
+        <w:pStyle w:val="ListParagraph"/>
+        <w:numPr>
+          <w:ilvl w:val="0"/>
+          <w:numId w:val="1"/>
+        </w:numPr>
+        <w:spacing w:after="0"/>
+        <w:ind w:left="426"/>
+      </w:pPr>
+      <w:r>
+        <w:t>Do not use exceptions for control flow</w:t>
+      </w:r>
+      <w:r>
+        <w:t xml:space="preserve"> </w:t>
+      </w:r>
+      <w:proofErr w:type="spellStart"/>
+      <w:r>
+        <w:t>eg.</w:t>
+      </w:r>
+      <w:proofErr w:type="spellEnd"/>
+      <w:r>
+        <w:t>, while, for loop</w:t>
+      </w:r>
+    </w:p>
+    <w:p>
+      <w:pPr>
+        <w:pStyle w:val="ListParagraph"/>
+        <w:numPr>
+          <w:ilvl w:val="0"/>
+          <w:numId w:val="1"/>
+        </w:numPr>
+        <w:spacing w:after="0"/>
+        <w:ind w:left="426"/>
+      </w:pPr>
+      <w:r>
+        <w:t xml:space="preserve">Exception alternative </w:t>
+      </w:r>
+      <w:r>
+        <w:sym w:font="Wingdings" w:char="F0E0"/>
+      </w:r>
+      <w:r>
+        <w:t xml:space="preserve"> Null, Optional</w:t>
+      </w:r>
+      <w:r>
+        <w:t>&lt;T&gt;, Try&lt;T&gt;</w:t>
+      </w:r>
+    </w:p>
+    <w:p>
+      <w:pPr>
+        <w:spacing w:after="0"/>
+      </w:pPr>
+    </w:p>
+    <w:p>
+      <w:pPr>
+        <w:spacing w:after="0"/>
+      </w:pPr>
+    </w:p>
+    <w:p>
+      <w:pPr>
+        <w:pBdr>
+          <w:bottom w:val="single" w:sz="6" w:space="1" w:color="auto"/>
+        </w:pBdr>
+        <w:spacing w:after="0"/>
+        <w:rPr>
+          <w:b/>
+          <w:bCs/>
+          <w:sz w:val="36"/>
+          <w:szCs w:val="36"/>
+        </w:rPr>
+      </w:pPr>
+      <w:r>
+        <w:rPr>
+          <w:b/>
+          <w:bCs/>
+          <w:sz w:val="36"/>
+          <w:szCs w:val="36"/>
+        </w:rPr>
+        <w:t xml:space="preserve">CHAPTER </w:t>
+      </w:r>
+      <w:r>
+        <w:rPr>
+          <w:b/>
+          <w:bCs/>
+          <w:sz w:val="36"/>
+          <w:szCs w:val="36"/>
+        </w:rPr>
+        <w:t>4</w:t>
+      </w:r>
+    </w:p>
+    <w:p>
+      <w:pPr>
+        <w:spacing w:after="0"/>
+      </w:pPr>
+      <w:r>
+        <w:t xml:space="preserve">In this chapter we help a successful doctor manage her patient records better. This introduces concepts such as inheritance within software design, the </w:t>
+      </w:r>
+      <w:proofErr w:type="spellStart"/>
+      <w:r>
+        <w:t>Liskov</w:t>
+      </w:r>
+      <w:proofErr w:type="spellEnd"/>
+      <w:r>
+        <w:t xml:space="preserve"> Substitution Principle, and </w:t>
+      </w:r>
+      <w:proofErr w:type="spellStart"/>
+      <w:r>
+        <w:t>tradeoffs</w:t>
+      </w:r>
+      <w:proofErr w:type="spellEnd"/>
+      <w:r>
+        <w:t xml:space="preserve"> between composition and inheritance. You will also learn how to write more reliable software with automated test code.</w:t>
+      </w:r>
+    </w:p>
+    <w:p>
+      <w:pPr>
+        <w:spacing w:after="0"/>
+      </w:pPr>
+    </w:p>
+    <w:p>
+      <w:pPr>
+        <w:pBdr>
+          <w:bottom w:val="single" w:sz="6" w:space="1" w:color="auto"/>
+        </w:pBdr>
+        <w:spacing w:after="0"/>
+        <w:rPr>
+          <w:b/>
+          <w:bCs/>
+          <w:sz w:val="36"/>
+          <w:szCs w:val="36"/>
+        </w:rPr>
+      </w:pPr>
+      <w:r>
+        <w:rPr>
+          <w:b/>
+          <w:bCs/>
+          <w:sz w:val="36"/>
+          <w:szCs w:val="36"/>
+        </w:rPr>
+        <w:t xml:space="preserve">CHAPTER </w:t>
+      </w:r>
+      <w:r>
+        <w:rPr>
+          <w:b/>
+          <w:bCs/>
+          <w:sz w:val="36"/>
+          <w:szCs w:val="36"/>
+        </w:rPr>
+        <w:t>5</w:t>
+      </w:r>
+    </w:p>
+    <w:p>
+      <w:pPr>
+        <w:spacing w:after="0"/>
+      </w:pPr>
+      <w:r>
+        <w:t xml:space="preserve">You’ll learn about building a core business rules engine—a way of defining </w:t>
+      </w:r>
+      <w:proofErr w:type="spellStart"/>
+      <w:r>
+        <w:t>busi</w:t>
+      </w:r>
+      <w:proofErr w:type="spellEnd"/>
+      <w:r>
+        <w:t xml:space="preserve">‐ ness logic that is flexible and easy to maintain. This chapter introduces the topics of test-driven development, developing a Fluent API, and the Interface </w:t>
+      </w:r>
+      <w:proofErr w:type="spellStart"/>
+      <w:r>
+        <w:t>Segrega</w:t>
+      </w:r>
+      <w:proofErr w:type="spellEnd"/>
+      <w:r>
+        <w:t xml:space="preserve">‐ </w:t>
+      </w:r>
+      <w:proofErr w:type="spellStart"/>
+      <w:r>
+        <w:t>tion</w:t>
+      </w:r>
+      <w:proofErr w:type="spellEnd"/>
+      <w:r>
+        <w:t xml:space="preserve"> Principle.</w:t>
+      </w:r>
+    </w:p>
+    <w:p>
+      <w:pPr>
+        <w:spacing w:after="0"/>
+      </w:pPr>
+    </w:p>
+    <w:p>
+      <w:pPr>
+        <w:pBdr>
+          <w:bottom w:val="single" w:sz="6" w:space="1" w:color="auto"/>
+        </w:pBdr>
+        <w:spacing w:after="0"/>
+        <w:rPr>
+          <w:b/>
+          <w:bCs/>
+          <w:sz w:val="36"/>
+          <w:szCs w:val="36"/>
+        </w:rPr>
+      </w:pPr>
+      <w:r>
+        <w:rPr>
+          <w:b/>
+          <w:bCs/>
+          <w:sz w:val="36"/>
+          <w:szCs w:val="36"/>
+        </w:rPr>
+        <w:t xml:space="preserve">CHAPTER </w:t>
+      </w:r>
+      <w:r>
+        <w:rPr>
+          <w:b/>
+          <w:bCs/>
+          <w:sz w:val="36"/>
+          <w:szCs w:val="36"/>
+        </w:rPr>
+        <w:t>6</w:t>
+      </w:r>
+    </w:p>
+    <w:p>
+      <w:pPr>
+        <w:spacing w:after="0"/>
+      </w:pPr>
+      <w:proofErr w:type="spellStart"/>
+      <w:r>
+        <w:t>Twootr</w:t>
+      </w:r>
+      <w:proofErr w:type="spellEnd"/>
+      <w:r>
+        <w:t xml:space="preserve"> is a messaging platform that enables people to broadcast short messages to other users who follow them. This chapter builds out the core of a simple </w:t>
+      </w:r>
+      <w:proofErr w:type="spellStart"/>
+      <w:r>
+        <w:t>Twootr</w:t>
+      </w:r>
+      <w:proofErr w:type="spellEnd"/>
+      <w:r>
+        <w:t xml:space="preserve"> system. You’ll learn how to think outside-in—to go from requirements through to the core of your application. You’ll also learn how to use test doubles to isolate and test interactions from different components within your codebase.</w:t>
+      </w:r>
+    </w:p>
+    <w:p>
+      <w:pPr>
+        <w:pBdr>
+          <w:bottom w:val="single" w:sz="6" w:space="1" w:color="auto"/>
+        </w:pBdr>
+        <w:spacing w:after="0"/>
+        <w:rPr>
+          <w:b/>
+          <w:bCs/>
+          <w:sz w:val="36"/>
+          <w:szCs w:val="36"/>
+        </w:rPr>
+      </w:pPr>
+    </w:p>
+    <w:p>
+      <w:pPr>
+        <w:pBdr>
+          <w:bottom w:val="single" w:sz="6" w:space="1" w:color="auto"/>
+        </w:pBdr>
+        <w:spacing w:after="0"/>
+        <w:rPr>
+          <w:b/>
+          <w:bCs/>
+          <w:sz w:val="36"/>
+          <w:szCs w:val="36"/>
+        </w:rPr>
+      </w:pPr>
+      <w:r>
+        <w:rPr>
+          <w:b/>
+          <w:bCs/>
+          <w:sz w:val="36"/>
+          <w:szCs w:val="36"/>
+        </w:rPr>
+        <w:t xml:space="preserve">CHAPTER </w:t>
+      </w:r>
+      <w:r>
+        <w:rPr>
+          <w:b/>
+          <w:bCs/>
+          <w:sz w:val="36"/>
+          <w:szCs w:val="36"/>
+        </w:rPr>
+        <w:t>7</w:t>
+      </w:r>
+    </w:p>
+    <w:p>
+      <w:pPr>
+        <w:spacing w:after="0"/>
+      </w:pPr>
+      <w:r>
+        <w:t xml:space="preserve">The final project-based chapter in the book extends the </w:t>
+      </w:r>
+      <w:proofErr w:type="spellStart"/>
+      <w:r>
+        <w:t>Twootr</w:t>
+      </w:r>
+      <w:proofErr w:type="spellEnd"/>
+      <w:r>
+        <w:t xml:space="preserve"> implementation from the previous chapter. It explains the Dependency Inversion Principle and introduces bigger picture architectural choices such as event-driven and </w:t>
+      </w:r>
+      <w:proofErr w:type="spellStart"/>
+      <w:r>
+        <w:t>hexago</w:t>
+      </w:r>
+      <w:proofErr w:type="spellEnd"/>
+      <w:r>
+        <w:t xml:space="preserve">‐ </w:t>
+      </w:r>
+      <w:proofErr w:type="spellStart"/>
+      <w:r>
+        <w:t>nal</w:t>
+      </w:r>
+      <w:proofErr w:type="spellEnd"/>
+      <w:r>
+        <w:t xml:space="preserve"> architectures. This chapter can help you extend your knowledge of automated testing by covering test doubles, such as stubs and mocks, and also functional programming techniques.</w:t>
+      </w:r>
+    </w:p>
+    <w:p>
+      <w:pPr>
+        <w:spacing w:after="0"/>
+      </w:pPr>
+    </w:p>
+    <w:p>
+      <w:pPr>
+        <w:spacing w:after="0"/>
+      </w:pPr>
+    </w:p>
+    <w:p>
+      <w:pPr>
+        <w:pBdr>
+          <w:bottom w:val="single" w:sz="6" w:space="1" w:color="auto"/>
+        </w:pBdr>
+        <w:spacing w:after="0"/>
+        <w:rPr>
+          <w:b/>
+          <w:bCs/>
+          <w:sz w:val="36"/>
+          <w:szCs w:val="36"/>
+        </w:rPr>
+      </w:pPr>
+      <w:r>
+        <w:rPr>
+          <w:b/>
+          <w:bCs/>
+          <w:sz w:val="36"/>
+          <w:szCs w:val="36"/>
+        </w:rPr>
+        <w:t xml:space="preserve">CHAPTER </w:t>
+      </w:r>
+      <w:r>
+        <w:rPr>
+          <w:b/>
+          <w:bCs/>
+          <w:sz w:val="36"/>
+          <w:szCs w:val="36"/>
+        </w:rPr>
+        <w:t>8</w:t>
+      </w:r>
+    </w:p>
+    <w:p>
+      <w:pPr>
+        <w:spacing w:after="0"/>
+      </w:pPr>
+      <w:r>
+        <w:t>This final concluding chapter revisits the major themes and concepts of the book and offers additional resources as you continue in your programming career.</w:t>
+      </w:r>
+    </w:p>
+    <w:p>
+      <w:pPr>
+        <w:spacing w:after="0"/>
+      </w:pPr>
+    </w:p>
+    <w:p>
+      <w:pPr>
+        <w:spacing w:after="0"/>
+      </w:pPr>
+    </w:p>
+    <w:p>
+      <w:pPr>
+        <w:spacing w:after="0"/>
+      </w:pPr>
+    </w:p>
+    <w:p>
+      <w:pPr>
+        <w:spacing w:after="0"/>
+      </w:pPr>
+    </w:p>
+    <w:p>
+      <w:pPr>
+        <w:spacing w:after="0"/>
+      </w:pPr>
+      <w:r>
+        <w:t>Avoid Code Duplication</w:t>
+      </w:r>
+    </w:p>
+    <w:p>
+      <w:pPr>
+        <w:spacing w:after="0"/>
+      </w:pPr>
+    </w:p>
+    <w:p>
+      <w:pPr>
+        <w:spacing w:after="0"/>
+      </w:pPr>
+      <w:r>
+        <w:t xml:space="preserve">Use self-documenting method names so it is immediately obvious what they do (e.g., </w:t>
+      </w:r>
+      <w:proofErr w:type="spellStart"/>
+      <w:r>
+        <w:t>calculateTotalAmount</w:t>
+      </w:r>
+      <w:proofErr w:type="spellEnd"/>
+      <w:r>
+        <w:t>())</w:t>
+      </w:r>
+    </w:p>
+    <w:p>
+      <w:pPr>
+        <w:spacing w:after="0"/>
+      </w:pPr>
+    </w:p>
+    <w:p>
+      <w:pPr>
+        <w:spacing w:after="0"/>
+      </w:pPr>
+      <w:r>
+        <w:t>Do not change the state of parameters as other parts of code may depend on it</w:t>
+      </w:r>
+    </w:p>
+    <w:p>
+      <w:pPr>
+        <w:spacing w:after="0"/>
+      </w:pPr>
+    </w:p>
+    <w:p>
+      <w:pPr>
+        <w:spacing w:after="0"/>
+      </w:pPr>
+      <w:r>
+        <w:t>Explicit vs Implicit API</w:t>
+      </w:r>
+    </w:p>
+    <w:p>
+      <w:pPr>
+        <w:spacing w:after="0"/>
+      </w:pPr>
+    </w:p>
+    <w:p>
+      <w:pPr>
+        <w:spacing w:after="0"/>
       </w:pPr>
       <w:r>
         <w:t>TDD</w:t>
@@ -1043,57 +2213,11 @@
       <w:pPr>
         <w:spacing w:after="0"/>
       </w:pPr>
-      <w:r>
-        <w:t>Test Hygiene</w:t>
-      </w:r>
-    </w:p>
-    <w:p>
-      <w:pPr>
-        <w:pStyle w:val="ListParagraph"/>
-        <w:numPr>
-          <w:ilvl w:val="0"/>
-          <w:numId w:val="1"/>
-        </w:numPr>
-        <w:spacing w:after="0"/>
-      </w:pPr>
-      <w:r>
-        <w:t>Test hygiene means to keep your test code clean and ensure that it is main‐ tained and improved along with your codebase under test.</w:t>
-      </w:r>
-    </w:p>
-    <w:p>
-      <w:pPr>
-        <w:spacing w:after="0"/>
-      </w:pPr>
-      <w:r>
-        <w:t>Builder Pattern</w:t>
-      </w:r>
-    </w:p>
-    <w:p>
-      <w:pPr>
-        <w:pStyle w:val="ListParagraph"/>
-        <w:numPr>
-          <w:ilvl w:val="0"/>
-          <w:numId w:val="1"/>
-        </w:numPr>
-        <w:spacing w:after="0"/>
-      </w:pPr>
-      <w:r>
-        <w:lastRenderedPageBreak/>
-        <w:t xml:space="preserve">The Builder pattern essentially deconstructs the parameters of a constructor and instead provides methods to supply each of the parameters. </w:t>
-      </w:r>
-    </w:p>
-    <w:p>
-      <w:pPr>
-        <w:pStyle w:val="ListParagraph"/>
-        <w:numPr>
-          <w:ilvl w:val="0"/>
-          <w:numId w:val="1"/>
-        </w:numPr>
-        <w:spacing w:after="0"/>
-      </w:pPr>
-      <w:r>
-        <w:t>The benefit of this approach is that it allows you to declare methods with names that are suitable to the domain at hand</w:t>
-      </w:r>
+    </w:p>
+    <w:p>
+      <w:pPr>
+        <w:spacing w:after="0"/>
+      </w:pPr>
     </w:p>
     <w:sectPr>
       <w:pgSz w:w="11906" w:h="16838"/>
@@ -1108,6 +2232,184 @@
 <file path=word/numbering.xml><?xml version="1.0" encoding="utf-8"?>
 <w:numbering xmlns:wpc="http://schemas.microsoft.com/office/word/2010/wordprocessingCanvas" xmlns:cx="http://schemas.microsoft.com/office/drawing/2014/chartex" xmlns:cx1="http://schemas.microsoft.com/office/drawing/2015/9/8/chartex" xmlns:cx2="http://schemas.microsoft.com/office/drawing/2015/10/21/chartex" xmlns:cx3="http://schemas.microsoft.com/office/drawing/2016/5/9/chartex" xmlns:cx4="http://schemas.microsoft.com/office/drawing/2016/5/10/chartex" xmlns:cx5="http://schemas.microsoft.com/office/drawing/2016/5/11/chartex" xmlns:cx6="http://schemas.microsoft.com/office/drawing/2016/5/12/chartex" xmlns:cx7="http://schemas.microsoft.com/office/drawing/2016/5/13/chartex" xmlns:cx8="http://schemas.microsoft.com/office/drawing/2016/5/14/chartex" xmlns:mc="http://schemas.openxmlformats.org/markup-compatibility/2006" xmlns:aink="http://schemas.microsoft.com/office/drawing/2016/ink" xmlns:am3d="http://schemas.microsoft.com/office/drawing/2017/model3d" xmlns:o="urn:schemas-microsoft-com:office:office" xmlns:oel="http://schemas.microsoft.com/office/2019/extlst" xmlns:r="http://schemas.openxmlformats.org/officeDocument/2006/relationships" xmlns:m="http://schemas.openxmlformats.org/officeDocument/2006/math" xmlns:v="urn:schemas-microsoft-com:vml" xmlns:wp14="http://schemas.microsoft.com/office/word/2010/wordprocessingDrawing" xmlns:wp="http://schemas.openxmlformats.org/drawingml/2006/wordprocessingDrawing" xmlns:w10="urn:schemas-microsoft-com:office:word" xmlns:w="http://schemas.openxmlformats.org/wordprocessingml/2006/main" xmlns:w14="http://schemas.microsoft.com/office/word/2010/wordml" xmlns:w15="http://schemas.microsoft.com/office/word/2012/wordml" xmlns:w16cex="http://schemas.microsoft.com/office/word/2018/wordml/cex" xmlns:w16cid="http://schemas.microsoft.com/office/word/2016/wordml/cid" xmlns:w16="http://schemas.microsoft.com/office/word/2018/wordml" xmlns:w16sdtdh="http://schemas.microsoft.com/office/word/2020/wordml/sdtdatahash" xmlns:w16se="http://schemas.microsoft.com/office/word/2015/wordml/symex" xmlns:wpg="http://schemas.microsoft.com/office/word/2010/wordprocessingGroup" xmlns:wpi="http://schemas.microsoft.com/office/word/2010/wordprocessingInk" xmlns:wne="http://schemas.microsoft.com/office/word/2006/wordml" xmlns:wps="http://schemas.microsoft.com/office/word/2010/wordprocessingShape" mc:Ignorable="w14 w15 w16se w16cid w16 w16cex w16sdtdh wp14">
   <w:abstractNum w:abstractNumId="0" w15:restartNumberingAfterBreak="0">
+    <w:nsid w:val="05DF7607"/>
+    <w:multiLevelType w:val="hybridMultilevel"/>
+    <w:tmpl w:val="A342B6EA"/>
+    <w:lvl w:ilvl="0" w:tplc="BF7EE214">
+      <w:start w:val="1"/>
+      <w:numFmt w:val="decimal"/>
+      <w:lvlText w:val="%1."/>
+      <w:lvlJc w:val="left"/>
+      <w:pPr>
+        <w:ind w:left="720" w:hanging="360"/>
+      </w:pPr>
+      <w:rPr>
+        <w:rFonts w:hint="default"/>
+      </w:rPr>
+    </w:lvl>
+    <w:lvl w:ilvl="1" w:tplc="38090019" w:tentative="1">
+      <w:start w:val="1"/>
+      <w:numFmt w:val="lowerLetter"/>
+      <w:lvlText w:val="%2."/>
+      <w:lvlJc w:val="left"/>
+      <w:pPr>
+        <w:ind w:left="1440" w:hanging="360"/>
+      </w:pPr>
+    </w:lvl>
+    <w:lvl w:ilvl="2" w:tplc="3809001B" w:tentative="1">
+      <w:start w:val="1"/>
+      <w:numFmt w:val="lowerRoman"/>
+      <w:lvlText w:val="%3."/>
+      <w:lvlJc w:val="right"/>
+      <w:pPr>
+        <w:ind w:left="2160" w:hanging="180"/>
+      </w:pPr>
+    </w:lvl>
+    <w:lvl w:ilvl="3" w:tplc="3809000F" w:tentative="1">
+      <w:start w:val="1"/>
+      <w:numFmt w:val="decimal"/>
+      <w:lvlText w:val="%4."/>
+      <w:lvlJc w:val="left"/>
+      <w:pPr>
+        <w:ind w:left="2880" w:hanging="360"/>
+      </w:pPr>
+    </w:lvl>
+    <w:lvl w:ilvl="4" w:tplc="38090019" w:tentative="1">
+      <w:start w:val="1"/>
+      <w:numFmt w:val="lowerLetter"/>
+      <w:lvlText w:val="%5."/>
+      <w:lvlJc w:val="left"/>
+      <w:pPr>
+        <w:ind w:left="3600" w:hanging="360"/>
+      </w:pPr>
+    </w:lvl>
+    <w:lvl w:ilvl="5" w:tplc="3809001B" w:tentative="1">
+      <w:start w:val="1"/>
+      <w:numFmt w:val="lowerRoman"/>
+      <w:lvlText w:val="%6."/>
+      <w:lvlJc w:val="right"/>
+      <w:pPr>
+        <w:ind w:left="4320" w:hanging="180"/>
+      </w:pPr>
+    </w:lvl>
+    <w:lvl w:ilvl="6" w:tplc="3809000F" w:tentative="1">
+      <w:start w:val="1"/>
+      <w:numFmt w:val="decimal"/>
+      <w:lvlText w:val="%7."/>
+      <w:lvlJc w:val="left"/>
+      <w:pPr>
+        <w:ind w:left="5040" w:hanging="360"/>
+      </w:pPr>
+    </w:lvl>
+    <w:lvl w:ilvl="7" w:tplc="38090019" w:tentative="1">
+      <w:start w:val="1"/>
+      <w:numFmt w:val="lowerLetter"/>
+      <w:lvlText w:val="%8."/>
+      <w:lvlJc w:val="left"/>
+      <w:pPr>
+        <w:ind w:left="5760" w:hanging="360"/>
+      </w:pPr>
+    </w:lvl>
+    <w:lvl w:ilvl="8" w:tplc="3809001B" w:tentative="1">
+      <w:start w:val="1"/>
+      <w:numFmt w:val="lowerRoman"/>
+      <w:lvlText w:val="%9."/>
+      <w:lvlJc w:val="right"/>
+      <w:pPr>
+        <w:ind w:left="6480" w:hanging="180"/>
+      </w:pPr>
+    </w:lvl>
+  </w:abstractNum>
+  <w:abstractNum w:abstractNumId="1" w15:restartNumberingAfterBreak="0">
+    <w:nsid w:val="0A06423D"/>
+    <w:multiLevelType w:val="hybridMultilevel"/>
+    <w:tmpl w:val="F000B572"/>
+    <w:lvl w:ilvl="0" w:tplc="A75294C6">
+      <w:start w:val="1"/>
+      <w:numFmt w:val="decimal"/>
+      <w:lvlText w:val="%1."/>
+      <w:lvlJc w:val="left"/>
+      <w:pPr>
+        <w:ind w:left="720" w:hanging="360"/>
+      </w:pPr>
+      <w:rPr>
+        <w:rFonts w:hint="default"/>
+      </w:rPr>
+    </w:lvl>
+    <w:lvl w:ilvl="1" w:tplc="38090019" w:tentative="1">
+      <w:start w:val="1"/>
+      <w:numFmt w:val="lowerLetter"/>
+      <w:lvlText w:val="%2."/>
+      <w:lvlJc w:val="left"/>
+      <w:pPr>
+        <w:ind w:left="1440" w:hanging="360"/>
+      </w:pPr>
+    </w:lvl>
+    <w:lvl w:ilvl="2" w:tplc="3809001B" w:tentative="1">
+      <w:start w:val="1"/>
+      <w:numFmt w:val="lowerRoman"/>
+      <w:lvlText w:val="%3."/>
+      <w:lvlJc w:val="right"/>
+      <w:pPr>
+        <w:ind w:left="2160" w:hanging="180"/>
+      </w:pPr>
+    </w:lvl>
+    <w:lvl w:ilvl="3" w:tplc="3809000F" w:tentative="1">
+      <w:start w:val="1"/>
+      <w:numFmt w:val="decimal"/>
+      <w:lvlText w:val="%4."/>
+      <w:lvlJc w:val="left"/>
+      <w:pPr>
+        <w:ind w:left="2880" w:hanging="360"/>
+      </w:pPr>
+    </w:lvl>
+    <w:lvl w:ilvl="4" w:tplc="38090019" w:tentative="1">
+      <w:start w:val="1"/>
+      <w:numFmt w:val="lowerLetter"/>
+      <w:lvlText w:val="%5."/>
+      <w:lvlJc w:val="left"/>
+      <w:pPr>
+        <w:ind w:left="3600" w:hanging="360"/>
+      </w:pPr>
+    </w:lvl>
+    <w:lvl w:ilvl="5" w:tplc="3809001B" w:tentative="1">
+      <w:start w:val="1"/>
+      <w:numFmt w:val="lowerRoman"/>
+      <w:lvlText w:val="%6."/>
+      <w:lvlJc w:val="right"/>
+      <w:pPr>
+        <w:ind w:left="4320" w:hanging="180"/>
+      </w:pPr>
+    </w:lvl>
+    <w:lvl w:ilvl="6" w:tplc="3809000F" w:tentative="1">
+      <w:start w:val="1"/>
+      <w:numFmt w:val="decimal"/>
+      <w:lvlText w:val="%7."/>
+      <w:lvlJc w:val="left"/>
+      <w:pPr>
+        <w:ind w:left="5040" w:hanging="360"/>
+      </w:pPr>
+    </w:lvl>
+    <w:lvl w:ilvl="7" w:tplc="38090019" w:tentative="1">
+      <w:start w:val="1"/>
+      <w:numFmt w:val="lowerLetter"/>
+      <w:lvlText w:val="%8."/>
+      <w:lvlJc w:val="left"/>
+      <w:pPr>
+        <w:ind w:left="5760" w:hanging="360"/>
+      </w:pPr>
+    </w:lvl>
+    <w:lvl w:ilvl="8" w:tplc="3809001B" w:tentative="1">
+      <w:start w:val="1"/>
+      <w:numFmt w:val="lowerRoman"/>
+      <w:lvlText w:val="%9."/>
+      <w:lvlJc w:val="right"/>
+      <w:pPr>
+        <w:ind w:left="6480" w:hanging="180"/>
+      </w:pPr>
+    </w:lvl>
+  </w:abstractNum>
+  <w:abstractNum w:abstractNumId="2" w15:restartNumberingAfterBreak="0">
     <w:nsid w:val="10A958C8"/>
     <w:multiLevelType w:val="hybridMultilevel"/>
     <w:tmpl w:val="F84C34D6"/>
@@ -1196,7 +2498,7 @@
       </w:pPr>
     </w:lvl>
   </w:abstractNum>
-  <w:abstractNum w:abstractNumId="1" w15:restartNumberingAfterBreak="0">
+  <w:abstractNum w:abstractNumId="3" w15:restartNumberingAfterBreak="0">
     <w:nsid w:val="2AE722C1"/>
     <w:multiLevelType w:val="hybridMultilevel"/>
     <w:tmpl w:val="D206B0BC"/>
@@ -1285,7 +2587,7 @@
       </w:pPr>
     </w:lvl>
   </w:abstractNum>
-  <w:abstractNum w:abstractNumId="2" w15:restartNumberingAfterBreak="0">
+  <w:abstractNum w:abstractNumId="4" w15:restartNumberingAfterBreak="0">
     <w:nsid w:val="2EFD62F8"/>
     <w:multiLevelType w:val="hybridMultilevel"/>
     <w:tmpl w:val="0F243FA6"/>
@@ -1397,7 +2699,97 @@
       </w:rPr>
     </w:lvl>
   </w:abstractNum>
-  <w:abstractNum w:abstractNumId="3" w15:restartNumberingAfterBreak="0">
+  <w:abstractNum w:abstractNumId="5" w15:restartNumberingAfterBreak="0">
+    <w:nsid w:val="32E070DE"/>
+    <w:multiLevelType w:val="hybridMultilevel"/>
+    <w:tmpl w:val="4CAE3228"/>
+    <w:lvl w:ilvl="0" w:tplc="56C88928">
+      <w:start w:val="1"/>
+      <w:numFmt w:val="decimal"/>
+      <w:lvlText w:val="%1."/>
+      <w:lvlJc w:val="left"/>
+      <w:pPr>
+        <w:ind w:left="720" w:hanging="360"/>
+      </w:pPr>
+      <w:rPr>
+        <w:rFonts w:hint="default"/>
+        <w:b w:val="0"/>
+      </w:rPr>
+    </w:lvl>
+    <w:lvl w:ilvl="1" w:tplc="38090019" w:tentative="1">
+      <w:start w:val="1"/>
+      <w:numFmt w:val="lowerLetter"/>
+      <w:lvlText w:val="%2."/>
+      <w:lvlJc w:val="left"/>
+      <w:pPr>
+        <w:ind w:left="1440" w:hanging="360"/>
+      </w:pPr>
+    </w:lvl>
+    <w:lvl w:ilvl="2" w:tplc="3809001B" w:tentative="1">
+      <w:start w:val="1"/>
+      <w:numFmt w:val="lowerRoman"/>
+      <w:lvlText w:val="%3."/>
+      <w:lvlJc w:val="right"/>
+      <w:pPr>
+        <w:ind w:left="2160" w:hanging="180"/>
+      </w:pPr>
+    </w:lvl>
+    <w:lvl w:ilvl="3" w:tplc="3809000F" w:tentative="1">
+      <w:start w:val="1"/>
+      <w:numFmt w:val="decimal"/>
+      <w:lvlText w:val="%4."/>
+      <w:lvlJc w:val="left"/>
+      <w:pPr>
+        <w:ind w:left="2880" w:hanging="360"/>
+      </w:pPr>
+    </w:lvl>
+    <w:lvl w:ilvl="4" w:tplc="38090019" w:tentative="1">
+      <w:start w:val="1"/>
+      <w:numFmt w:val="lowerLetter"/>
+      <w:lvlText w:val="%5."/>
+      <w:lvlJc w:val="left"/>
+      <w:pPr>
+        <w:ind w:left="3600" w:hanging="360"/>
+      </w:pPr>
+    </w:lvl>
+    <w:lvl w:ilvl="5" w:tplc="3809001B" w:tentative="1">
+      <w:start w:val="1"/>
+      <w:numFmt w:val="lowerRoman"/>
+      <w:lvlText w:val="%6."/>
+      <w:lvlJc w:val="right"/>
+      <w:pPr>
+        <w:ind w:left="4320" w:hanging="180"/>
+      </w:pPr>
+    </w:lvl>
+    <w:lvl w:ilvl="6" w:tplc="3809000F" w:tentative="1">
+      <w:start w:val="1"/>
+      <w:numFmt w:val="decimal"/>
+      <w:lvlText w:val="%7."/>
+      <w:lvlJc w:val="left"/>
+      <w:pPr>
+        <w:ind w:left="5040" w:hanging="360"/>
+      </w:pPr>
+    </w:lvl>
+    <w:lvl w:ilvl="7" w:tplc="38090019" w:tentative="1">
+      <w:start w:val="1"/>
+      <w:numFmt w:val="lowerLetter"/>
+      <w:lvlText w:val="%8."/>
+      <w:lvlJc w:val="left"/>
+      <w:pPr>
+        <w:ind w:left="5760" w:hanging="360"/>
+      </w:pPr>
+    </w:lvl>
+    <w:lvl w:ilvl="8" w:tplc="3809001B" w:tentative="1">
+      <w:start w:val="1"/>
+      <w:numFmt w:val="lowerRoman"/>
+      <w:lvlText w:val="%9."/>
+      <w:lvlJc w:val="right"/>
+      <w:pPr>
+        <w:ind w:left="6480" w:hanging="180"/>
+      </w:pPr>
+    </w:lvl>
+  </w:abstractNum>
+  <w:abstractNum w:abstractNumId="6" w15:restartNumberingAfterBreak="0">
     <w:nsid w:val="34933638"/>
     <w:multiLevelType w:val="hybridMultilevel"/>
     <w:tmpl w:val="62F82330"/>
@@ -1509,7 +2901,7 @@
       </w:rPr>
     </w:lvl>
   </w:abstractNum>
-  <w:abstractNum w:abstractNumId="4" w15:restartNumberingAfterBreak="0">
+  <w:abstractNum w:abstractNumId="7" w15:restartNumberingAfterBreak="0">
     <w:nsid w:val="48CC7B96"/>
     <w:multiLevelType w:val="hybridMultilevel"/>
     <w:tmpl w:val="054EE82A"/>
@@ -1598,7 +2990,7 @@
       </w:pPr>
     </w:lvl>
   </w:abstractNum>
-  <w:abstractNum w:abstractNumId="5" w15:restartNumberingAfterBreak="0">
+  <w:abstractNum w:abstractNumId="8" w15:restartNumberingAfterBreak="0">
     <w:nsid w:val="4B000F01"/>
     <w:multiLevelType w:val="hybridMultilevel"/>
     <w:tmpl w:val="1ADE3EA2"/>
@@ -1710,7 +3102,7 @@
       </w:rPr>
     </w:lvl>
   </w:abstractNum>
-  <w:abstractNum w:abstractNumId="6" w15:restartNumberingAfterBreak="0">
+  <w:abstractNum w:abstractNumId="9" w15:restartNumberingAfterBreak="0">
     <w:nsid w:val="58B61976"/>
     <w:multiLevelType w:val="hybridMultilevel"/>
     <w:tmpl w:val="2586CA66"/>
@@ -1799,7 +3191,7 @@
       </w:pPr>
     </w:lvl>
   </w:abstractNum>
-  <w:abstractNum w:abstractNumId="7" w15:restartNumberingAfterBreak="0">
+  <w:abstractNum w:abstractNumId="10" w15:restartNumberingAfterBreak="0">
     <w:nsid w:val="724F1C2A"/>
     <w:multiLevelType w:val="hybridMultilevel"/>
     <w:tmpl w:val="E03C0BA6"/>
@@ -1912,7 +3304,7 @@
       </w:rPr>
     </w:lvl>
   </w:abstractNum>
-  <w:abstractNum w:abstractNumId="8" w15:restartNumberingAfterBreak="0">
+  <w:abstractNum w:abstractNumId="11" w15:restartNumberingAfterBreak="0">
     <w:nsid w:val="731A016B"/>
     <w:multiLevelType w:val="hybridMultilevel"/>
     <w:tmpl w:val="C2188C6E"/>
@@ -2001,7 +3393,7 @@
       </w:pPr>
     </w:lvl>
   </w:abstractNum>
-  <w:abstractNum w:abstractNumId="9" w15:restartNumberingAfterBreak="0">
+  <w:abstractNum w:abstractNumId="12" w15:restartNumberingAfterBreak="0">
     <w:nsid w:val="7D242F58"/>
     <w:multiLevelType w:val="hybridMultilevel"/>
     <w:tmpl w:val="137258F6"/>
@@ -2091,34 +3483,43 @@
     </w:lvl>
   </w:abstractNum>
   <w:num w:numId="1" w16cid:durableId="897012538">
+    <w:abstractNumId w:val="6"/>
+  </w:num>
+  <w:num w:numId="2" w16cid:durableId="1407875010">
+    <w:abstractNumId w:val="10"/>
+  </w:num>
+  <w:num w:numId="3" w16cid:durableId="1349331043">
+    <w:abstractNumId w:val="8"/>
+  </w:num>
+  <w:num w:numId="4" w16cid:durableId="2013726855">
+    <w:abstractNumId w:val="4"/>
+  </w:num>
+  <w:num w:numId="5" w16cid:durableId="1756434312">
+    <w:abstractNumId w:val="7"/>
+  </w:num>
+  <w:num w:numId="6" w16cid:durableId="1613324082">
+    <w:abstractNumId w:val="12"/>
+  </w:num>
+  <w:num w:numId="7" w16cid:durableId="435560733">
+    <w:abstractNumId w:val="11"/>
+  </w:num>
+  <w:num w:numId="8" w16cid:durableId="1923294487">
+    <w:abstractNumId w:val="2"/>
+  </w:num>
+  <w:num w:numId="9" w16cid:durableId="1935897199">
+    <w:abstractNumId w:val="9"/>
+  </w:num>
+  <w:num w:numId="10" w16cid:durableId="79257104">
     <w:abstractNumId w:val="3"/>
   </w:num>
-  <w:num w:numId="2" w16cid:durableId="1407875010">
-    <w:abstractNumId w:val="7"/>
-  </w:num>
-  <w:num w:numId="3" w16cid:durableId="1349331043">
-    <w:abstractNumId w:val="5"/>
-  </w:num>
-  <w:num w:numId="4" w16cid:durableId="2013726855">
-    <w:abstractNumId w:val="2"/>
-  </w:num>
-  <w:num w:numId="5" w16cid:durableId="1756434312">
-    <w:abstractNumId w:val="4"/>
-  </w:num>
-  <w:num w:numId="6" w16cid:durableId="1613324082">
-    <w:abstractNumId w:val="9"/>
-  </w:num>
-  <w:num w:numId="7" w16cid:durableId="435560733">
-    <w:abstractNumId w:val="8"/>
-  </w:num>
-  <w:num w:numId="8" w16cid:durableId="1923294487">
+  <w:num w:numId="11" w16cid:durableId="1778257759">
     <w:abstractNumId w:val="0"/>
   </w:num>
-  <w:num w:numId="9" w16cid:durableId="1935897199">
-    <w:abstractNumId w:val="6"/>
+  <w:num w:numId="12" w16cid:durableId="179054169">
+    <w:abstractNumId w:val="1"/>
   </w:num>
-  <w:num w:numId="10" w16cid:durableId="79257104">
-    <w:abstractNumId w:val="1"/>
+  <w:num w:numId="13" w16cid:durableId="1491017160">
+    <w:abstractNumId w:val="5"/>
   </w:num>
 </w:numbering>
 </file>

--- a/Java Summary/Real-world-software-development.docx
+++ b/Java Summary/Real-world-software-development.docx
@@ -83,21 +83,13 @@
         <w:spacing w:after="0"/>
       </w:pPr>
       <w:r>
-        <w:t xml:space="preserve">being able to change the </w:t>
-      </w:r>
-      <w:proofErr w:type="spellStart"/>
-      <w:r>
-        <w:t>beha</w:t>
+        <w:t>being able to change the beha</w:t>
       </w:r>
       <w:r>
         <w:t>vi</w:t>
       </w:r>
       <w:r>
-        <w:t>or</w:t>
-      </w:r>
-      <w:proofErr w:type="spellEnd"/>
-      <w:r>
-        <w:t xml:space="preserve"> of a method or class without having to modify the code.</w:t>
+        <w:t>or of a method or class without having to modify the code.</w:t>
       </w:r>
     </w:p>
     <w:p>
@@ -156,13 +148,8 @@
       <w:pPr>
         <w:spacing w:after="0"/>
       </w:pPr>
-      <w:proofErr w:type="spellStart"/>
-      <w:r>
-        <w:t>Liskov</w:t>
-      </w:r>
-      <w:proofErr w:type="spellEnd"/>
-      <w:r>
-        <w:t xml:space="preserve"> Substitution Principle (LSP)</w:t>
+      <w:r>
+        <w:t>Liskov Substitution Principle (LSP)</w:t>
       </w:r>
     </w:p>
     <w:p>
@@ -197,15 +184,7 @@
         <w:spacing w:after="0"/>
       </w:pPr>
       <w:r>
-        <w:t xml:space="preserve">For example, all our Importer implementations have the precondition that the file being imported exists and is readable. As a result, the </w:t>
-      </w:r>
-      <w:proofErr w:type="spellStart"/>
-      <w:r>
-        <w:t>importFile</w:t>
-      </w:r>
-      <w:proofErr w:type="spellEnd"/>
-      <w:r>
-        <w:t xml:space="preserve"> method has validation code before any Importer is invoked</w:t>
+        <w:t>For example, all our Importer implementations have the precondition that the file being imported exists and is readable. As a result, the importFile method has validation code before any Importer is invoked</w:t>
       </w:r>
     </w:p>
     <w:p>
@@ -245,15 +224,7 @@
         <w:spacing w:after="0"/>
       </w:pPr>
       <w:r>
-        <w:t xml:space="preserve">- For example, after </w:t>
-      </w:r>
-      <w:proofErr w:type="spellStart"/>
-      <w:r>
-        <w:t>importFile</w:t>
-      </w:r>
-      <w:proofErr w:type="spellEnd"/>
-      <w:r>
-        <w:t>() has run, if the file in question is valid it must be in the list of documents returned by contents()</w:t>
+        <w:t>- For example, after importFile() has run, if the file in question is valid it must be in the list of documents returned by contents()</w:t>
       </w:r>
     </w:p>
     <w:p>
@@ -333,15 +304,7 @@
         <w:spacing w:after="0"/>
       </w:pPr>
       <w:r>
-        <w:t xml:space="preserve">- This is because any user of the parent class would expect certain </w:t>
-      </w:r>
-      <w:proofErr w:type="spellStart"/>
-      <w:r>
-        <w:t>behavior</w:t>
-      </w:r>
-      <w:proofErr w:type="spellEnd"/>
-      <w:r>
-        <w:t xml:space="preserve"> in response to calling methods on the Document class. If the child were mutable, it could violate callers’ expectations about what calling those methods does.</w:t>
+        <w:t>- This is because any user of the parent class would expect certain behavior in response to calling methods on the Document class. If the child were mutable, it could violate callers’ expectations about what calling those methods does.</w:t>
       </w:r>
     </w:p>
     <w:p>
@@ -423,15 +386,7 @@
         <w:spacing w:after="0"/>
       </w:pPr>
       <w:r>
-        <w:t xml:space="preserve">In other words, if an interface ends up very large, it may be that the user of that interface sees some </w:t>
-      </w:r>
-      <w:proofErr w:type="spellStart"/>
-      <w:r>
-        <w:t>behaviors</w:t>
-      </w:r>
-      <w:proofErr w:type="spellEnd"/>
-      <w:r>
-        <w:t xml:space="preserve"> it doesn’t care for, which causes unnecessary coupling.</w:t>
+        <w:t>In other words, if an interface ends up very large, it may be that the user of that interface sees some behaviors it doesn’t care for, which causes unnecessary coupling.</w:t>
       </w:r>
     </w:p>
     <w:p>
@@ -528,15 +483,7 @@
         <w:spacing w:after="0"/>
       </w:pPr>
       <w:r>
-        <w:t xml:space="preserve">You’ll write a program to </w:t>
-      </w:r>
-      <w:proofErr w:type="spellStart"/>
-      <w:r>
-        <w:t>analyze</w:t>
-      </w:r>
-      <w:proofErr w:type="spellEnd"/>
-      <w:r>
-        <w:t xml:space="preserve"> bank statements in order to help people under‐ stand their finances better. This will help you to learn more about core object</w:t>
+        <w:t>You’ll write a program to analyze bank statements in order to help people under‐ stand their finances better. This will help you to learn more about core object</w:t>
       </w:r>
       <w:r>
         <w:t xml:space="preserve"> </w:t>
@@ -779,15 +726,7 @@
         <w:spacing w:after="0"/>
       </w:pPr>
       <w:r>
-        <w:t xml:space="preserve">class </w:t>
-      </w:r>
-      <w:proofErr w:type="spellStart"/>
-      <w:r>
-        <w:t>BankTransactionCSVParser</w:t>
-      </w:r>
-      <w:proofErr w:type="spellEnd"/>
-      <w:r>
-        <w:t xml:space="preserve"> is highly cohesive. In fact, it groups together two methods that are related to parsing CSV data.</w:t>
+        <w:t>class BankTransactionCSVParser is highly cohesive. In fact, it groups together two methods that are related to parsing CSV data.</w:t>
       </w:r>
     </w:p>
     <w:p>
@@ -1386,7 +1325,6 @@
           <w:bCs/>
         </w:rPr>
       </w:pPr>
-      <w:proofErr w:type="spellStart"/>
       <w:r>
         <w:rPr>
           <w:b/>
@@ -1394,7 +1332,6 @@
         </w:rPr>
         <w:t>findTransactionsGreaterThanEqual</w:t>
       </w:r>
-      <w:proofErr w:type="spellEnd"/>
     </w:p>
     <w:p>
       <w:pPr>
@@ -1405,7 +1342,6 @@
           <w:bCs/>
         </w:rPr>
       </w:pPr>
-      <w:proofErr w:type="spellStart"/>
       <w:r>
         <w:rPr>
           <w:b/>
@@ -1413,7 +1349,6 @@
         </w:rPr>
         <w:t>findTransactionsInMonth</w:t>
       </w:r>
-      <w:proofErr w:type="spellEnd"/>
     </w:p>
     <w:p>
       <w:pPr>
@@ -1424,7 +1359,6 @@
           <w:bCs/>
         </w:rPr>
       </w:pPr>
-      <w:proofErr w:type="spellStart"/>
       <w:r>
         <w:rPr>
           <w:b/>
@@ -1432,7 +1366,6 @@
         </w:rPr>
         <w:t>findTransactionsInMonthAndGreater</w:t>
       </w:r>
-      <w:proofErr w:type="spellEnd"/>
     </w:p>
     <w:p>
       <w:pPr>
@@ -1498,7 +1431,6 @@
       <w:r>
         <w:t xml:space="preserve"> </w:t>
       </w:r>
-      <w:proofErr w:type="spellStart"/>
       <w:r>
         <w:rPr>
           <w:b/>
@@ -1506,20 +1438,11 @@
         </w:rPr>
         <w:t>bankTransactionFilter</w:t>
       </w:r>
-      <w:proofErr w:type="spellEnd"/>
       <w:r>
         <w:t xml:space="preserve"> </w:t>
       </w:r>
       <w:r>
-        <w:t xml:space="preserve">This is where the Open/Closed principle comes in. It promotes the idea of being able to change the </w:t>
-      </w:r>
-      <w:proofErr w:type="spellStart"/>
-      <w:r>
-        <w:t>behavior</w:t>
-      </w:r>
-      <w:proofErr w:type="spellEnd"/>
-      <w:r>
-        <w:t xml:space="preserve"> of a method or class without having to modify the code.</w:t>
+        <w:t>This is where the Open/Closed principle comes in. It promotes the idea of being able to change the behavior of a method or class without having to modify the code.</w:t>
       </w:r>
     </w:p>
     <w:p>
@@ -1590,7 +1513,14 @@
         <w:t xml:space="preserve">- </w:t>
       </w:r>
       <w:r>
-        <w:t xml:space="preserve">unchecked exceptions, as they would add a lot of try/catch clutter in your code. In addition, system errors (e.g., disk ran out of space) should also be unchecked exceptions as </w:t>
+        <w:rPr>
+          <w:b/>
+          <w:bCs/>
+        </w:rPr>
+        <w:t>unchecked exceptions</w:t>
+      </w:r>
+      <w:r>
+        <w:t xml:space="preserve">, as they would add a lot of try/catch clutter in your code. In addition, system errors (e.g., disk ran out of space) should also be unchecked exceptions as </w:t>
       </w:r>
       <w:r>
         <w:rPr>
@@ -1753,15 +1683,7 @@
         <w:t>Do not use exceptions for control flow</w:t>
       </w:r>
       <w:r>
-        <w:t xml:space="preserve"> </w:t>
-      </w:r>
-      <w:proofErr w:type="spellStart"/>
-      <w:r>
-        <w:t>eg.</w:t>
-      </w:r>
-      <w:proofErr w:type="spellEnd"/>
-      <w:r>
-        <w:t>, while, for loop</w:t>
+        <w:t xml:space="preserve"> eg., while, for loop</w:t>
       </w:r>
     </w:p>
     <w:p>
@@ -1795,6 +1717,169 @@
     <w:p>
       <w:pPr>
         <w:spacing w:after="0"/>
+        <w:rPr>
+          <w:b/>
+          <w:bCs/>
+        </w:rPr>
+      </w:pPr>
+      <w:r>
+        <w:rPr>
+          <w:b/>
+          <w:bCs/>
+        </w:rPr>
+        <w:t>TAKE AWAYS</w:t>
+      </w:r>
+    </w:p>
+    <w:p>
+      <w:pPr>
+        <w:pStyle w:val="ListParagraph"/>
+        <w:numPr>
+          <w:ilvl w:val="0"/>
+          <w:numId w:val="14"/>
+        </w:numPr>
+        <w:spacing w:after="0"/>
+      </w:pPr>
+      <w:r>
+        <w:t xml:space="preserve">The Open/Closed Principle promotes the idea of being able to change the behavior of a method or class without having to modify the code. </w:t>
+      </w:r>
+    </w:p>
+    <w:p>
+      <w:pPr>
+        <w:pStyle w:val="ListParagraph"/>
+        <w:numPr>
+          <w:ilvl w:val="0"/>
+          <w:numId w:val="14"/>
+        </w:numPr>
+        <w:spacing w:after="0"/>
+      </w:pPr>
+      <w:r>
+        <w:t>The Open/Closed Principle reduces fragility of code by not changing existing code, promotes reusability of existing code, and promotes decoupling, which leads to better code maintenance.</w:t>
+      </w:r>
+    </w:p>
+    <w:p>
+      <w:pPr>
+        <w:pStyle w:val="ListParagraph"/>
+        <w:numPr>
+          <w:ilvl w:val="0"/>
+          <w:numId w:val="14"/>
+        </w:numPr>
+        <w:spacing w:after="0"/>
+      </w:pPr>
+      <w:r>
+        <w:t xml:space="preserve">God interfaces with many specific methods introduce complexity and coupling. </w:t>
+      </w:r>
+    </w:p>
+    <w:p>
+      <w:pPr>
+        <w:pStyle w:val="ListParagraph"/>
+        <w:numPr>
+          <w:ilvl w:val="0"/>
+          <w:numId w:val="14"/>
+        </w:numPr>
+        <w:spacing w:after="0"/>
+      </w:pPr>
+      <w:r>
+        <w:t>An interface that is too granular with single methods can introduce the opposite of cohesion.</w:t>
+      </w:r>
+    </w:p>
+    <w:p>
+      <w:pPr>
+        <w:pStyle w:val="ListParagraph"/>
+        <w:numPr>
+          <w:ilvl w:val="0"/>
+          <w:numId w:val="14"/>
+        </w:numPr>
+        <w:spacing w:after="0"/>
+      </w:pPr>
+      <w:r>
+        <w:t>You should not be worried about adding descriptive method names to help read‐ ability and comprehension of your API.</w:t>
+      </w:r>
+    </w:p>
+    <w:p>
+      <w:pPr>
+        <w:pStyle w:val="ListParagraph"/>
+        <w:numPr>
+          <w:ilvl w:val="0"/>
+          <w:numId w:val="14"/>
+        </w:numPr>
+        <w:spacing w:after="0"/>
+      </w:pPr>
+      <w:r>
+        <w:t>Returning void as a result of an operation makes it difficult to test its behavior.</w:t>
+      </w:r>
+    </w:p>
+    <w:p>
+      <w:pPr>
+        <w:pStyle w:val="ListParagraph"/>
+        <w:numPr>
+          <w:ilvl w:val="0"/>
+          <w:numId w:val="14"/>
+        </w:numPr>
+        <w:spacing w:after="0"/>
+      </w:pPr>
+      <w:r>
+        <w:t xml:space="preserve">Exceptions in Java contribute to documentation, type safety, and separation of concerns. </w:t>
+      </w:r>
+    </w:p>
+    <w:p>
+      <w:pPr>
+        <w:pStyle w:val="ListParagraph"/>
+        <w:numPr>
+          <w:ilvl w:val="0"/>
+          <w:numId w:val="14"/>
+        </w:numPr>
+        <w:spacing w:after="0"/>
+      </w:pPr>
+      <w:r>
+        <w:t>Use checked exceptions sparingly rather than the default as they can cause signif‐ icant clutter.</w:t>
+      </w:r>
+    </w:p>
+    <w:p>
+      <w:pPr>
+        <w:pStyle w:val="ListParagraph"/>
+        <w:numPr>
+          <w:ilvl w:val="0"/>
+          <w:numId w:val="14"/>
+        </w:numPr>
+        <w:spacing w:after="0"/>
+      </w:pPr>
+      <w:r>
+        <w:t>Overly specific exceptions can make software development unproductive.</w:t>
+      </w:r>
+    </w:p>
+    <w:p>
+      <w:pPr>
+        <w:pStyle w:val="ListParagraph"/>
+        <w:numPr>
+          <w:ilvl w:val="0"/>
+          <w:numId w:val="14"/>
+        </w:numPr>
+        <w:spacing w:after="0"/>
+      </w:pPr>
+      <w:r>
+        <w:t>The Notification Pattern introduces a domain class to collect errors.</w:t>
+      </w:r>
+    </w:p>
+    <w:p>
+      <w:pPr>
+        <w:pStyle w:val="ListParagraph"/>
+        <w:numPr>
+          <w:ilvl w:val="0"/>
+          <w:numId w:val="14"/>
+        </w:numPr>
+        <w:spacing w:after="0"/>
+      </w:pPr>
+      <w:r>
+        <w:t>Do not ignore an exception or catch the generic Exception as you will lose the benefits of diagnosing the root of the problem.</w:t>
+      </w:r>
+    </w:p>
+    <w:p>
+      <w:pPr>
+        <w:spacing w:after="0"/>
+        <w:rPr>
+          <w:b/>
+          <w:bCs/>
+        </w:rPr>
       </w:pPr>
     </w:p>
     <w:p>
@@ -1834,23 +1919,68 @@
         <w:spacing w:after="0"/>
       </w:pPr>
       <w:r>
-        <w:t xml:space="preserve">In this chapter we help a successful doctor manage her patient records better. This introduces concepts such as inheritance within software design, the </w:t>
-      </w:r>
-      <w:proofErr w:type="spellStart"/>
-      <w:r>
-        <w:t>Liskov</w:t>
-      </w:r>
-      <w:proofErr w:type="spellEnd"/>
-      <w:r>
-        <w:t xml:space="preserve"> Substitution Principle, and </w:t>
-      </w:r>
-      <w:proofErr w:type="spellStart"/>
-      <w:r>
-        <w:t>tradeoffs</w:t>
-      </w:r>
-      <w:proofErr w:type="spellEnd"/>
-      <w:r>
-        <w:t xml:space="preserve"> between composition and inheritance. You will also learn how to write more reliable software with automated test code.</w:t>
+        <w:t>In this chapter we help a successful doctor manage her patient records better. This introduces concepts such as inheritance within software design, the Liskov Substitution Principle, and tradeoffs between composition and inheritance. You will also learn how to write more reliable software with automated test code.</w:t>
+      </w:r>
+    </w:p>
+    <w:p>
+      <w:pPr>
+        <w:spacing w:after="0"/>
+      </w:pPr>
+    </w:p>
+    <w:p>
+      <w:pPr>
+        <w:pStyle w:val="ListParagraph"/>
+        <w:numPr>
+          <w:ilvl w:val="0"/>
+          <w:numId w:val="1"/>
+        </w:numPr>
+        <w:spacing w:after="0"/>
+        <w:ind w:left="426"/>
+      </w:pPr>
+      <w:r>
+        <w:t>Software design is often as much about restricting functionality that is undesirable as it is about building things that you do want</w:t>
+      </w:r>
+    </w:p>
+    <w:p>
+      <w:pPr>
+        <w:pStyle w:val="ListParagraph"/>
+        <w:numPr>
+          <w:ilvl w:val="0"/>
+          <w:numId w:val="1"/>
+        </w:numPr>
+        <w:spacing w:after="0"/>
+        <w:ind w:left="426"/>
+      </w:pPr>
+      <w:r>
+        <w:t>Test hygiene means to keep your test code clean and ensure that it is main‐ tained and improved along with your codebase under test.</w:t>
+      </w:r>
+    </w:p>
+    <w:p>
+      <w:pPr>
+        <w:pStyle w:val="ListParagraph"/>
+        <w:numPr>
+          <w:ilvl w:val="0"/>
+          <w:numId w:val="1"/>
+        </w:numPr>
+        <w:spacing w:after="0"/>
+        <w:ind w:left="426"/>
+      </w:pPr>
+      <w:r>
+        <w:t>domain classes allow us to name a concept and restrict the possible behaviors and values of this concept in order to improve discoverability and reduce the scope for bugs.</w:t>
+      </w:r>
+    </w:p>
+    <w:p>
+      <w:pPr>
+        <w:pStyle w:val="ListParagraph"/>
+        <w:numPr>
+          <w:ilvl w:val="0"/>
+          <w:numId w:val="1"/>
+        </w:numPr>
+        <w:spacing w:after="0"/>
+        <w:ind w:left="426"/>
+      </w:pPr>
+      <w:r>
+        <w:t>Behavior not implementation</w:t>
       </w:r>
     </w:p>
     <w:p>
@@ -1878,6 +2008,7 @@
           <w:sz w:val="36"/>
           <w:szCs w:val="36"/>
         </w:rPr>
+        <w:lastRenderedPageBreak/>
         <w:t xml:space="preserve">CHAPTER </w:t>
       </w:r>
       <w:r>
@@ -1895,31 +2026,7 @@
         <w:spacing w:after="0"/>
       </w:pPr>
       <w:r>
-        <w:t xml:space="preserve">You’ll learn about building a core business rules engine—a way of defining </w:t>
-      </w:r>
-      <w:proofErr w:type="spellStart"/>
-      <w:r>
-        <w:t>busi</w:t>
-      </w:r>
-      <w:proofErr w:type="spellEnd"/>
-      <w:r>
-        <w:t xml:space="preserve">‐ ness logic that is flexible and easy to maintain. This chapter introduces the topics of test-driven development, developing a Fluent API, and the Interface </w:t>
-      </w:r>
-      <w:proofErr w:type="spellStart"/>
-      <w:r>
-        <w:t>Segrega</w:t>
-      </w:r>
-      <w:proofErr w:type="spellEnd"/>
-      <w:r>
-        <w:t xml:space="preserve">‐ </w:t>
-      </w:r>
-      <w:proofErr w:type="spellStart"/>
-      <w:r>
-        <w:t>tion</w:t>
-      </w:r>
-      <w:proofErr w:type="spellEnd"/>
-      <w:r>
-        <w:t xml:space="preserve"> Principle.</w:t>
+        <w:t>You’ll learn about building a core business rules engine—a way of defining busi‐ ness logic that is flexible and easy to maintain. This chapter introduces the topics of test-driven development, developing a Fluent API, and the Interface Segrega‐ tion Principle.</w:t>
       </w:r>
     </w:p>
     <w:p>
@@ -1963,21 +2070,8 @@
       <w:pPr>
         <w:spacing w:after="0"/>
       </w:pPr>
-      <w:proofErr w:type="spellStart"/>
-      <w:r>
-        <w:t>Twootr</w:t>
-      </w:r>
-      <w:proofErr w:type="spellEnd"/>
-      <w:r>
-        <w:t xml:space="preserve"> is a messaging platform that enables people to broadcast short messages to other users who follow them. This chapter builds out the core of a simple </w:t>
-      </w:r>
-      <w:proofErr w:type="spellStart"/>
-      <w:r>
-        <w:t>Twootr</w:t>
-      </w:r>
-      <w:proofErr w:type="spellEnd"/>
-      <w:r>
-        <w:t xml:space="preserve"> system. You’ll learn how to think outside-in—to go from requirements through to the core of your application. You’ll also learn how to use test doubles to isolate and test interactions from different components within your codebase.</w:t>
+      <w:r>
+        <w:t>Twootr is a messaging platform that enables people to broadcast short messages to other users who follow them. This chapter builds out the core of a simple Twootr system. You’ll learn how to think outside-in—to go from requirements through to the core of your application. You’ll also learn how to use test doubles to isolate and test interactions from different components within your codebase.</w:t>
       </w:r>
     </w:p>
     <w:p>
@@ -2031,31 +2125,7 @@
         <w:spacing w:after="0"/>
       </w:pPr>
       <w:r>
-        <w:t xml:space="preserve">The final project-based chapter in the book extends the </w:t>
-      </w:r>
-      <w:proofErr w:type="spellStart"/>
-      <w:r>
-        <w:t>Twootr</w:t>
-      </w:r>
-      <w:proofErr w:type="spellEnd"/>
-      <w:r>
-        <w:t xml:space="preserve"> implementation from the previous chapter. It explains the Dependency Inversion Principle and introduces bigger picture architectural choices such as event-driven and </w:t>
-      </w:r>
-      <w:proofErr w:type="spellStart"/>
-      <w:r>
-        <w:t>hexago</w:t>
-      </w:r>
-      <w:proofErr w:type="spellEnd"/>
-      <w:r>
-        <w:t xml:space="preserve">‐ </w:t>
-      </w:r>
-      <w:proofErr w:type="spellStart"/>
-      <w:r>
-        <w:t>nal</w:t>
-      </w:r>
-      <w:proofErr w:type="spellEnd"/>
-      <w:r>
-        <w:t xml:space="preserve"> architectures. This chapter can help you extend your knowledge of automated testing by covering test doubles, such as stubs and mocks, and also functional programming techniques.</w:t>
+        <w:t>The final project-based chapter in the book extends the Twootr implementation from the previous chapter. It explains the Dependency Inversion Principle and introduces bigger picture architectural choices such as event-driven and hexago‐ nal architectures. This chapter can help you extend your knowledge of automated testing by covering test doubles, such as stubs and mocks, and also functional programming techniques.</w:t>
       </w:r>
     </w:p>
     <w:p>
@@ -2146,15 +2216,7 @@
         <w:spacing w:after="0"/>
       </w:pPr>
       <w:r>
-        <w:t xml:space="preserve">Use self-documenting method names so it is immediately obvious what they do (e.g., </w:t>
-      </w:r>
-      <w:proofErr w:type="spellStart"/>
-      <w:r>
-        <w:t>calculateTotalAmount</w:t>
-      </w:r>
-      <w:proofErr w:type="spellEnd"/>
-      <w:r>
-        <w:t>())</w:t>
+        <w:t>Use self-documenting method names so it is immediately obvious what they do (e.g., calculateTotalAmount())</w:t>
       </w:r>
     </w:p>
     <w:p>
@@ -3103,6 +3165,95 @@
     </w:lvl>
   </w:abstractNum>
   <w:abstractNum w:abstractNumId="9" w15:restartNumberingAfterBreak="0">
+    <w:nsid w:val="528A3033"/>
+    <w:multiLevelType w:val="hybridMultilevel"/>
+    <w:tmpl w:val="741E38D4"/>
+    <w:lvl w:ilvl="0" w:tplc="DA10224E">
+      <w:start w:val="1"/>
+      <w:numFmt w:val="decimal"/>
+      <w:lvlText w:val="%1."/>
+      <w:lvlJc w:val="left"/>
+      <w:pPr>
+        <w:ind w:left="720" w:hanging="360"/>
+      </w:pPr>
+      <w:rPr>
+        <w:rFonts w:hint="default"/>
+      </w:rPr>
+    </w:lvl>
+    <w:lvl w:ilvl="1" w:tplc="38090019" w:tentative="1">
+      <w:start w:val="1"/>
+      <w:numFmt w:val="lowerLetter"/>
+      <w:lvlText w:val="%2."/>
+      <w:lvlJc w:val="left"/>
+      <w:pPr>
+        <w:ind w:left="1440" w:hanging="360"/>
+      </w:pPr>
+    </w:lvl>
+    <w:lvl w:ilvl="2" w:tplc="3809001B" w:tentative="1">
+      <w:start w:val="1"/>
+      <w:numFmt w:val="lowerRoman"/>
+      <w:lvlText w:val="%3."/>
+      <w:lvlJc w:val="right"/>
+      <w:pPr>
+        <w:ind w:left="2160" w:hanging="180"/>
+      </w:pPr>
+    </w:lvl>
+    <w:lvl w:ilvl="3" w:tplc="3809000F" w:tentative="1">
+      <w:start w:val="1"/>
+      <w:numFmt w:val="decimal"/>
+      <w:lvlText w:val="%4."/>
+      <w:lvlJc w:val="left"/>
+      <w:pPr>
+        <w:ind w:left="2880" w:hanging="360"/>
+      </w:pPr>
+    </w:lvl>
+    <w:lvl w:ilvl="4" w:tplc="38090019" w:tentative="1">
+      <w:start w:val="1"/>
+      <w:numFmt w:val="lowerLetter"/>
+      <w:lvlText w:val="%5."/>
+      <w:lvlJc w:val="left"/>
+      <w:pPr>
+        <w:ind w:left="3600" w:hanging="360"/>
+      </w:pPr>
+    </w:lvl>
+    <w:lvl w:ilvl="5" w:tplc="3809001B" w:tentative="1">
+      <w:start w:val="1"/>
+      <w:numFmt w:val="lowerRoman"/>
+      <w:lvlText w:val="%6."/>
+      <w:lvlJc w:val="right"/>
+      <w:pPr>
+        <w:ind w:left="4320" w:hanging="180"/>
+      </w:pPr>
+    </w:lvl>
+    <w:lvl w:ilvl="6" w:tplc="3809000F" w:tentative="1">
+      <w:start w:val="1"/>
+      <w:numFmt w:val="decimal"/>
+      <w:lvlText w:val="%7."/>
+      <w:lvlJc w:val="left"/>
+      <w:pPr>
+        <w:ind w:left="5040" w:hanging="360"/>
+      </w:pPr>
+    </w:lvl>
+    <w:lvl w:ilvl="7" w:tplc="38090019" w:tentative="1">
+      <w:start w:val="1"/>
+      <w:numFmt w:val="lowerLetter"/>
+      <w:lvlText w:val="%8."/>
+      <w:lvlJc w:val="left"/>
+      <w:pPr>
+        <w:ind w:left="5760" w:hanging="360"/>
+      </w:pPr>
+    </w:lvl>
+    <w:lvl w:ilvl="8" w:tplc="3809001B" w:tentative="1">
+      <w:start w:val="1"/>
+      <w:numFmt w:val="lowerRoman"/>
+      <w:lvlText w:val="%9."/>
+      <w:lvlJc w:val="right"/>
+      <w:pPr>
+        <w:ind w:left="6480" w:hanging="180"/>
+      </w:pPr>
+    </w:lvl>
+  </w:abstractNum>
+  <w:abstractNum w:abstractNumId="10" w15:restartNumberingAfterBreak="0">
     <w:nsid w:val="58B61976"/>
     <w:multiLevelType w:val="hybridMultilevel"/>
     <w:tmpl w:val="2586CA66"/>
@@ -3191,7 +3342,7 @@
       </w:pPr>
     </w:lvl>
   </w:abstractNum>
-  <w:abstractNum w:abstractNumId="10" w15:restartNumberingAfterBreak="0">
+  <w:abstractNum w:abstractNumId="11" w15:restartNumberingAfterBreak="0">
     <w:nsid w:val="724F1C2A"/>
     <w:multiLevelType w:val="hybridMultilevel"/>
     <w:tmpl w:val="E03C0BA6"/>
@@ -3304,7 +3455,7 @@
       </w:rPr>
     </w:lvl>
   </w:abstractNum>
-  <w:abstractNum w:abstractNumId="11" w15:restartNumberingAfterBreak="0">
+  <w:abstractNum w:abstractNumId="12" w15:restartNumberingAfterBreak="0">
     <w:nsid w:val="731A016B"/>
     <w:multiLevelType w:val="hybridMultilevel"/>
     <w:tmpl w:val="C2188C6E"/>
@@ -3393,7 +3544,7 @@
       </w:pPr>
     </w:lvl>
   </w:abstractNum>
-  <w:abstractNum w:abstractNumId="12" w15:restartNumberingAfterBreak="0">
+  <w:abstractNum w:abstractNumId="13" w15:restartNumberingAfterBreak="0">
     <w:nsid w:val="7D242F58"/>
     <w:multiLevelType w:val="hybridMultilevel"/>
     <w:tmpl w:val="137258F6"/>
@@ -3486,7 +3637,7 @@
     <w:abstractNumId w:val="6"/>
   </w:num>
   <w:num w:numId="2" w16cid:durableId="1407875010">
-    <w:abstractNumId w:val="10"/>
+    <w:abstractNumId w:val="11"/>
   </w:num>
   <w:num w:numId="3" w16cid:durableId="1349331043">
     <w:abstractNumId w:val="8"/>
@@ -3498,16 +3649,16 @@
     <w:abstractNumId w:val="7"/>
   </w:num>
   <w:num w:numId="6" w16cid:durableId="1613324082">
-    <w:abstractNumId w:val="12"/>
+    <w:abstractNumId w:val="13"/>
   </w:num>
   <w:num w:numId="7" w16cid:durableId="435560733">
-    <w:abstractNumId w:val="11"/>
+    <w:abstractNumId w:val="12"/>
   </w:num>
   <w:num w:numId="8" w16cid:durableId="1923294487">
     <w:abstractNumId w:val="2"/>
   </w:num>
   <w:num w:numId="9" w16cid:durableId="1935897199">
-    <w:abstractNumId w:val="9"/>
+    <w:abstractNumId w:val="10"/>
   </w:num>
   <w:num w:numId="10" w16cid:durableId="79257104">
     <w:abstractNumId w:val="3"/>
@@ -3520,6 +3671,9 @@
   </w:num>
   <w:num w:numId="13" w16cid:durableId="1491017160">
     <w:abstractNumId w:val="5"/>
+  </w:num>
+  <w:num w:numId="14" w16cid:durableId="1321154806">
+    <w:abstractNumId w:val="9"/>
   </w:num>
 </w:numbering>
 </file>

--- a/Java Summary/Real-world-software-development.docx
+++ b/Java Summary/Real-world-software-development.docx
@@ -83,13 +83,21 @@
         <w:spacing w:after="0"/>
       </w:pPr>
       <w:r>
-        <w:t>being able to change the beha</w:t>
+        <w:t xml:space="preserve">being able to change the </w:t>
+      </w:r>
+      <w:proofErr w:type="spellStart"/>
+      <w:r>
+        <w:t>beha</w:t>
       </w:r>
       <w:r>
         <w:t>vi</w:t>
       </w:r>
       <w:r>
-        <w:t>or of a method or class without having to modify the code.</w:t>
+        <w:t>or</w:t>
+      </w:r>
+      <w:proofErr w:type="spellEnd"/>
+      <w:r>
+        <w:t xml:space="preserve"> of a method or class without having to modify the code.</w:t>
       </w:r>
     </w:p>
     <w:p>
@@ -148,8 +156,13 @@
       <w:pPr>
         <w:spacing w:after="0"/>
       </w:pPr>
-      <w:r>
-        <w:t>Liskov Substitution Principle (LSP)</w:t>
+      <w:proofErr w:type="spellStart"/>
+      <w:r>
+        <w:t>Liskov</w:t>
+      </w:r>
+      <w:proofErr w:type="spellEnd"/>
+      <w:r>
+        <w:t xml:space="preserve"> Substitution Principle (LSP)</w:t>
       </w:r>
     </w:p>
     <w:p>
@@ -184,7 +197,15 @@
         <w:spacing w:after="0"/>
       </w:pPr>
       <w:r>
-        <w:t>For example, all our Importer implementations have the precondition that the file being imported exists and is readable. As a result, the importFile method has validation code before any Importer is invoked</w:t>
+        <w:t xml:space="preserve">For example, all our Importer implementations have the precondition that the file being imported exists and is readable. As a result, the </w:t>
+      </w:r>
+      <w:proofErr w:type="spellStart"/>
+      <w:r>
+        <w:t>importFile</w:t>
+      </w:r>
+      <w:proofErr w:type="spellEnd"/>
+      <w:r>
+        <w:t xml:space="preserve"> method has validation code before any Importer is invoked</w:t>
       </w:r>
     </w:p>
     <w:p>
@@ -215,16 +236,37 @@
         <w:spacing w:after="0"/>
       </w:pPr>
       <w:r>
-        <w:t>- So if the parent has some kind of side effect or returns some value, then the child must do so as well.</w:t>
-      </w:r>
-    </w:p>
-    <w:p>
-      <w:pPr>
-        <w:pStyle w:val="ListParagraph"/>
-        <w:spacing w:after="0"/>
-      </w:pPr>
-      <w:r>
-        <w:t>- For example, after importFile() has run, if the file in question is valid it must be in the list of documents returned by contents()</w:t>
+        <w:t xml:space="preserve">- </w:t>
+      </w:r>
+      <w:proofErr w:type="gramStart"/>
+      <w:r>
+        <w:t>So</w:t>
+      </w:r>
+      <w:proofErr w:type="gramEnd"/>
+      <w:r>
+        <w:t xml:space="preserve"> if the parent has some kind of side effect or returns some value, then the child must do so as well.</w:t>
+      </w:r>
+    </w:p>
+    <w:p>
+      <w:pPr>
+        <w:pStyle w:val="ListParagraph"/>
+        <w:spacing w:after="0"/>
+      </w:pPr>
+      <w:r>
+        <w:t xml:space="preserve">- For example, after </w:t>
+      </w:r>
+      <w:proofErr w:type="spellStart"/>
+      <w:proofErr w:type="gramStart"/>
+      <w:r>
+        <w:t>importFile</w:t>
+      </w:r>
+      <w:proofErr w:type="spellEnd"/>
+      <w:r>
+        <w:t>(</w:t>
+      </w:r>
+      <w:proofErr w:type="gramEnd"/>
+      <w:r>
+        <w:t>) has run, if the file in question is valid it must be in the list of documents returned by contents()</w:t>
       </w:r>
     </w:p>
     <w:p>
@@ -304,7 +346,15 @@
         <w:spacing w:after="0"/>
       </w:pPr>
       <w:r>
-        <w:t>- This is because any user of the parent class would expect certain behavior in response to calling methods on the Document class. If the child were mutable, it could violate callers’ expectations about what calling those methods does.</w:t>
+        <w:t xml:space="preserve">- This is because any user of the parent class would expect certain </w:t>
+      </w:r>
+      <w:proofErr w:type="spellStart"/>
+      <w:r>
+        <w:t>behavior</w:t>
+      </w:r>
+      <w:proofErr w:type="spellEnd"/>
+      <w:r>
+        <w:t xml:space="preserve"> in response to calling methods on the Document class. If the child were mutable, it could violate callers’ expectations about what calling those methods does.</w:t>
       </w:r>
     </w:p>
     <w:p>
@@ -386,7 +436,15 @@
         <w:spacing w:after="0"/>
       </w:pPr>
       <w:r>
-        <w:t>In other words, if an interface ends up very large, it may be that the user of that interface sees some behaviors it doesn’t care for, which causes unnecessary coupling.</w:t>
+        <w:t xml:space="preserve">In other words, if an interface ends up very large, it may be that the user of that interface sees some </w:t>
+      </w:r>
+      <w:proofErr w:type="spellStart"/>
+      <w:r>
+        <w:t>behaviors</w:t>
+      </w:r>
+      <w:proofErr w:type="spellEnd"/>
+      <w:r>
+        <w:t xml:space="preserve"> it doesn’t care for, which causes unnecessary coupling.</w:t>
       </w:r>
     </w:p>
     <w:p>
@@ -483,13 +541,29 @@
         <w:spacing w:after="0"/>
       </w:pPr>
       <w:r>
-        <w:t>You’ll write a program to analyze bank statements in order to help people under‐ stand their finances better. This will help you to learn more about core object</w:t>
+        <w:t xml:space="preserve">You’ll write a program to </w:t>
+      </w:r>
+      <w:proofErr w:type="spellStart"/>
+      <w:r>
+        <w:t>analyze</w:t>
+      </w:r>
+      <w:proofErr w:type="spellEnd"/>
+      <w:r>
+        <w:t xml:space="preserve"> bank statements in order to help people under‐ stand their finances better. This will help you to learn more about core </w:t>
+      </w:r>
+      <w:proofErr w:type="gramStart"/>
+      <w:r>
+        <w:t>object</w:t>
       </w:r>
       <w:r>
         <w:t xml:space="preserve"> </w:t>
       </w:r>
       <w:r>
-        <w:t>oriented design techniques such as Single Responsibility Principle (SRP), coupling, and cohesion.</w:t>
+        <w:t>oriented</w:t>
+      </w:r>
+      <w:proofErr w:type="gramEnd"/>
+      <w:r>
+        <w:t xml:space="preserve"> design techniques such as Single Responsibility Principle (SRP), coupling, and cohesion.</w:t>
       </w:r>
     </w:p>
     <w:p>
@@ -700,8 +774,13 @@
         <w:spacing w:after="0"/>
       </w:pPr>
       <w:r>
-        <w:t>how strongly related responsibilities of a class or method are</w:t>
-      </w:r>
+        <w:t xml:space="preserve">how strongly related responsibilities of a class or method </w:t>
+      </w:r>
+      <w:proofErr w:type="gramStart"/>
+      <w:r>
+        <w:t>are</w:t>
+      </w:r>
+      <w:proofErr w:type="gramEnd"/>
     </w:p>
     <w:p>
       <w:pPr>
@@ -726,7 +805,15 @@
         <w:spacing w:after="0"/>
       </w:pPr>
       <w:r>
-        <w:t>class BankTransactionCSVParser is highly cohesive. In fact, it groups together two methods that are related to parsing CSV data.</w:t>
+        <w:t xml:space="preserve">class </w:t>
+      </w:r>
+      <w:proofErr w:type="spellStart"/>
+      <w:r>
+        <w:t>BankTransactionCSVParser</w:t>
+      </w:r>
+      <w:proofErr w:type="spellEnd"/>
+      <w:r>
+        <w:t xml:space="preserve"> is highly cohesive. In fact, it groups together two methods that are related to parsing CSV data.</w:t>
       </w:r>
     </w:p>
     <w:p>
@@ -1325,6 +1412,7 @@
           <w:bCs/>
         </w:rPr>
       </w:pPr>
+      <w:proofErr w:type="spellStart"/>
       <w:r>
         <w:rPr>
           <w:b/>
@@ -1332,6 +1420,7 @@
         </w:rPr>
         <w:t>findTransactionsGreaterThanEqual</w:t>
       </w:r>
+      <w:proofErr w:type="spellEnd"/>
     </w:p>
     <w:p>
       <w:pPr>
@@ -1342,6 +1431,7 @@
           <w:bCs/>
         </w:rPr>
       </w:pPr>
+      <w:proofErr w:type="spellStart"/>
       <w:r>
         <w:rPr>
           <w:b/>
@@ -1349,6 +1439,7 @@
         </w:rPr>
         <w:t>findTransactionsInMonth</w:t>
       </w:r>
+      <w:proofErr w:type="spellEnd"/>
     </w:p>
     <w:p>
       <w:pPr>
@@ -1359,6 +1450,7 @@
           <w:bCs/>
         </w:rPr>
       </w:pPr>
+      <w:proofErr w:type="spellStart"/>
       <w:r>
         <w:rPr>
           <w:b/>
@@ -1366,6 +1458,7 @@
         </w:rPr>
         <w:t>findTransactionsInMonthAndGreater</w:t>
       </w:r>
+      <w:proofErr w:type="spellEnd"/>
     </w:p>
     <w:p>
       <w:pPr>
@@ -1431,6 +1524,7 @@
       <w:r>
         <w:t xml:space="preserve"> </w:t>
       </w:r>
+      <w:proofErr w:type="spellStart"/>
       <w:r>
         <w:rPr>
           <w:b/>
@@ -1438,11 +1532,20 @@
         </w:rPr>
         <w:t>bankTransactionFilter</w:t>
       </w:r>
+      <w:proofErr w:type="spellEnd"/>
       <w:r>
         <w:t xml:space="preserve"> </w:t>
       </w:r>
       <w:r>
-        <w:t>This is where the Open/Closed principle comes in. It promotes the idea of being able to change the behavior of a method or class without having to modify the code.</w:t>
+        <w:t xml:space="preserve">This is where the Open/Closed principle comes in. It promotes the idea of being able to change the </w:t>
+      </w:r>
+      <w:proofErr w:type="spellStart"/>
+      <w:r>
+        <w:t>behavior</w:t>
+      </w:r>
+      <w:proofErr w:type="spellEnd"/>
+      <w:r>
+        <w:t xml:space="preserve"> of a method or class without having to modify the code.</w:t>
       </w:r>
     </w:p>
     <w:p>
@@ -1683,7 +1786,15 @@
         <w:t>Do not use exceptions for control flow</w:t>
       </w:r>
       <w:r>
-        <w:t xml:space="preserve"> eg., while, for loop</w:t>
+        <w:t xml:space="preserve"> </w:t>
+      </w:r>
+      <w:proofErr w:type="spellStart"/>
+      <w:r>
+        <w:t>eg.</w:t>
+      </w:r>
+      <w:proofErr w:type="spellEnd"/>
+      <w:r>
+        <w:t>, while, for loop</w:t>
       </w:r>
     </w:p>
     <w:p>
@@ -1740,7 +1851,15 @@
         <w:spacing w:after="0"/>
       </w:pPr>
       <w:r>
-        <w:t xml:space="preserve">The Open/Closed Principle promotes the idea of being able to change the behavior of a method or class without having to modify the code. </w:t>
+        <w:t xml:space="preserve">The Open/Closed Principle promotes the idea of being able to change the </w:t>
+      </w:r>
+      <w:proofErr w:type="spellStart"/>
+      <w:r>
+        <w:t>behavior</w:t>
+      </w:r>
+      <w:proofErr w:type="spellEnd"/>
+      <w:r>
+        <w:t xml:space="preserve"> of a method or class without having to modify the code. </w:t>
       </w:r>
     </w:p>
     <w:p>
@@ -1805,8 +1924,13 @@
         <w:spacing w:after="0"/>
       </w:pPr>
       <w:r>
-        <w:t>Returning void as a result of an operation makes it difficult to test its behavior.</w:t>
-      </w:r>
+        <w:t xml:space="preserve">Returning void as a result of an operation makes it difficult to test its </w:t>
+      </w:r>
+      <w:proofErr w:type="spellStart"/>
+      <w:r>
+        <w:t>behavior.</w:t>
+      </w:r>
+      <w:proofErr w:type="spellEnd"/>
     </w:p>
     <w:p>
       <w:pPr>
@@ -1831,7 +1955,23 @@
         <w:spacing w:after="0"/>
       </w:pPr>
       <w:r>
-        <w:t>Use checked exceptions sparingly rather than the default as they can cause signif‐ icant clutter.</w:t>
+        <w:t xml:space="preserve">Use checked exceptions sparingly rather than the default as they can cause </w:t>
+      </w:r>
+      <w:proofErr w:type="spellStart"/>
+      <w:r>
+        <w:t>signif</w:t>
+      </w:r>
+      <w:proofErr w:type="spellEnd"/>
+      <w:r>
+        <w:t xml:space="preserve">‐ </w:t>
+      </w:r>
+      <w:proofErr w:type="spellStart"/>
+      <w:r>
+        <w:t>icant</w:t>
+      </w:r>
+      <w:proofErr w:type="spellEnd"/>
+      <w:r>
+        <w:t xml:space="preserve"> clutter.</w:t>
       </w:r>
     </w:p>
     <w:p>
@@ -1919,7 +2059,23 @@
         <w:spacing w:after="0"/>
       </w:pPr>
       <w:r>
-        <w:t>In this chapter we help a successful doctor manage her patient records better. This introduces concepts such as inheritance within software design, the Liskov Substitution Principle, and tradeoffs between composition and inheritance. You will also learn how to write more reliable software with automated test code.</w:t>
+        <w:t xml:space="preserve">In this chapter we help a successful doctor manage her patient records better. This introduces concepts such as inheritance within software design, the </w:t>
+      </w:r>
+      <w:proofErr w:type="spellStart"/>
+      <w:r>
+        <w:t>Liskov</w:t>
+      </w:r>
+      <w:proofErr w:type="spellEnd"/>
+      <w:r>
+        <w:t xml:space="preserve"> Substitution Principle, and </w:t>
+      </w:r>
+      <w:proofErr w:type="spellStart"/>
+      <w:r>
+        <w:t>tradeoffs</w:t>
+      </w:r>
+      <w:proofErr w:type="spellEnd"/>
+      <w:r>
+        <w:t xml:space="preserve"> between composition and inheritance. You will also learn how to write more reliable software with automated test code.</w:t>
       </w:r>
     </w:p>
     <w:p>
@@ -1952,7 +2108,15 @@
         <w:ind w:left="426"/>
       </w:pPr>
       <w:r>
-        <w:t>Test hygiene means to keep your test code clean and ensure that it is main‐ tained and improved along with your codebase under test.</w:t>
+        <w:t xml:space="preserve">Test hygiene means to keep your test code clean and ensure that it is main‐ </w:t>
+      </w:r>
+      <w:proofErr w:type="spellStart"/>
+      <w:r>
+        <w:t>tained</w:t>
+      </w:r>
+      <w:proofErr w:type="spellEnd"/>
+      <w:r>
+        <w:t xml:space="preserve"> and improved along with your codebase under test.</w:t>
       </w:r>
     </w:p>
     <w:p>
@@ -1966,7 +2130,15 @@
         <w:ind w:left="426"/>
       </w:pPr>
       <w:r>
-        <w:t>domain classes allow us to name a concept and restrict the possible behaviors and values of this concept in order to improve discoverability and reduce the scope for bugs.</w:t>
+        <w:t xml:space="preserve">domain classes allow us to name a concept and restrict the possible </w:t>
+      </w:r>
+      <w:proofErr w:type="spellStart"/>
+      <w:r>
+        <w:t>behaviors</w:t>
+      </w:r>
+      <w:proofErr w:type="spellEnd"/>
+      <w:r>
+        <w:t xml:space="preserve"> and values of this concept in order to improve discoverability and reduce the scope for bugs.</w:t>
       </w:r>
     </w:p>
     <w:p>
@@ -1979,8 +2151,13 @@
         <w:spacing w:after="0"/>
         <w:ind w:left="426"/>
       </w:pPr>
-      <w:r>
-        <w:t>Behavior not implementation</w:t>
+      <w:proofErr w:type="spellStart"/>
+      <w:r>
+        <w:t>Behavior</w:t>
+      </w:r>
+      <w:proofErr w:type="spellEnd"/>
+      <w:r>
+        <w:t xml:space="preserve"> not implementation</w:t>
       </w:r>
     </w:p>
     <w:p>
@@ -2026,7 +2203,112 @@
         <w:spacing w:after="0"/>
       </w:pPr>
       <w:r>
-        <w:t>You’ll learn about building a core business rules engine—a way of defining busi‐ ness logic that is flexible and easy to maintain. This chapter introduces the topics of test-driven development, developing a Fluent API, and the Interface Segrega‐ tion Principle.</w:t>
+        <w:t>You’ll learn about building a core business rules engine—a way of defining business logic that is flexible and easy to maintain. This chapter introduces the topics of test-driven development, developing a Fluent API, and the Interface Segregation Principle.</w:t>
+      </w:r>
+    </w:p>
+    <w:p>
+      <w:pPr>
+        <w:spacing w:after="0"/>
+      </w:pPr>
+    </w:p>
+    <w:p>
+      <w:pPr>
+        <w:spacing w:after="0"/>
+        <w:rPr>
+          <w:b/>
+          <w:bCs/>
+        </w:rPr>
+      </w:pPr>
+      <w:r>
+        <w:rPr>
+          <w:b/>
+          <w:bCs/>
+        </w:rPr>
+        <w:t>TDD</w:t>
+      </w:r>
+    </w:p>
+    <w:p>
+      <w:pPr>
+        <w:spacing w:after="0"/>
+      </w:pPr>
+      <w:r>
+        <w:t xml:space="preserve">1. </w:t>
+      </w:r>
+      <w:r>
+        <w:t xml:space="preserve">Write a test that fails </w:t>
+      </w:r>
+    </w:p>
+    <w:p>
+      <w:pPr>
+        <w:spacing w:after="0"/>
+      </w:pPr>
+      <w:r>
+        <w:t xml:space="preserve">2. Run all tests </w:t>
+      </w:r>
+    </w:p>
+    <w:p>
+      <w:pPr>
+        <w:spacing w:after="0"/>
+      </w:pPr>
+      <w:r>
+        <w:t xml:space="preserve">3. Make the implementation work </w:t>
+      </w:r>
+    </w:p>
+    <w:p>
+      <w:pPr>
+        <w:spacing w:after="0"/>
+      </w:pPr>
+      <w:r>
+        <w:t>4. Run all tests</w:t>
+      </w:r>
+    </w:p>
+    <w:p>
+      <w:pPr>
+        <w:spacing w:after="0"/>
+      </w:pPr>
+    </w:p>
+    <w:p>
+      <w:pPr>
+        <w:spacing w:after="0"/>
+      </w:pPr>
+      <w:r>
+        <w:rPr>
+          <w:b/>
+          <w:bCs/>
+        </w:rPr>
+        <w:t>Mocking</w:t>
+      </w:r>
+      <w:r>
+        <w:t xml:space="preserve"> is a technique that will allow you to verify that when the method </w:t>
+      </w:r>
+      <w:proofErr w:type="gramStart"/>
+      <w:r>
+        <w:t>run(</w:t>
+      </w:r>
+      <w:proofErr w:type="gramEnd"/>
+      <w:r>
+        <w:t>) is executed</w:t>
+      </w:r>
+    </w:p>
+    <w:p>
+      <w:pPr>
+        <w:spacing w:after="0"/>
+      </w:pPr>
+    </w:p>
+    <w:p>
+      <w:pPr>
+        <w:spacing w:after="0"/>
+        <w:rPr>
+          <w:b/>
+          <w:bCs/>
+        </w:rPr>
+      </w:pPr>
+      <w:r>
+        <w:rPr>
+          <w:b/>
+          <w:bCs/>
+        </w:rPr>
+        <w:t>Builder pattern</w:t>
       </w:r>
     </w:p>
     <w:p>
@@ -2070,8 +2352,21 @@
       <w:pPr>
         <w:spacing w:after="0"/>
       </w:pPr>
-      <w:r>
-        <w:t>Twootr is a messaging platform that enables people to broadcast short messages to other users who follow them. This chapter builds out the core of a simple Twootr system. You’ll learn how to think outside-in—to go from requirements through to the core of your application. You’ll also learn how to use test doubles to isolate and test interactions from different components within your codebase.</w:t>
+      <w:proofErr w:type="spellStart"/>
+      <w:r>
+        <w:t>Twootr</w:t>
+      </w:r>
+      <w:proofErr w:type="spellEnd"/>
+      <w:r>
+        <w:t xml:space="preserve"> is a messaging platform that enables people to broadcast short messages to other users who follow them. This chapter builds out the core of a simple </w:t>
+      </w:r>
+      <w:proofErr w:type="spellStart"/>
+      <w:r>
+        <w:t>Twootr</w:t>
+      </w:r>
+      <w:proofErr w:type="spellEnd"/>
+      <w:r>
+        <w:t xml:space="preserve"> system. You’ll learn how to think outside-in—to go from requirements through to the core of your application. You’ll also learn how to use test doubles to isolate and test interactions from different components within your codebase.</w:t>
       </w:r>
     </w:p>
     <w:p>
@@ -2125,7 +2420,31 @@
         <w:spacing w:after="0"/>
       </w:pPr>
       <w:r>
-        <w:t>The final project-based chapter in the book extends the Twootr implementation from the previous chapter. It explains the Dependency Inversion Principle and introduces bigger picture architectural choices such as event-driven and hexago‐ nal architectures. This chapter can help you extend your knowledge of automated testing by covering test doubles, such as stubs and mocks, and also functional programming techniques.</w:t>
+        <w:t xml:space="preserve">The final project-based chapter in the book extends the </w:t>
+      </w:r>
+      <w:proofErr w:type="spellStart"/>
+      <w:r>
+        <w:t>Twootr</w:t>
+      </w:r>
+      <w:proofErr w:type="spellEnd"/>
+      <w:r>
+        <w:t xml:space="preserve"> implementation from the previous chapter. It explains the Dependency Inversion Principle and introduces bigger picture architectural choices such as event-driven and </w:t>
+      </w:r>
+      <w:proofErr w:type="spellStart"/>
+      <w:r>
+        <w:t>hexago</w:t>
+      </w:r>
+      <w:proofErr w:type="spellEnd"/>
+      <w:r>
+        <w:t xml:space="preserve">‐ </w:t>
+      </w:r>
+      <w:proofErr w:type="spellStart"/>
+      <w:r>
+        <w:t>nal</w:t>
+      </w:r>
+      <w:proofErr w:type="spellEnd"/>
+      <w:r>
+        <w:t xml:space="preserve"> architectures. This chapter can help you extend your knowledge of automated testing by covering test doubles, such as stubs and mocks, and also functional programming techniques.</w:t>
       </w:r>
     </w:p>
     <w:p>
@@ -2216,7 +2535,20 @@
         <w:spacing w:after="0"/>
       </w:pPr>
       <w:r>
-        <w:t>Use self-documenting method names so it is immediately obvious what they do (e.g., calculateTotalAmount())</w:t>
+        <w:t xml:space="preserve">Use self-documenting method names so it is immediately obvious what they do (e.g., </w:t>
+      </w:r>
+      <w:proofErr w:type="spellStart"/>
+      <w:proofErr w:type="gramStart"/>
+      <w:r>
+        <w:t>calculateTotalAmount</w:t>
+      </w:r>
+      <w:proofErr w:type="spellEnd"/>
+      <w:r>
+        <w:t>(</w:t>
+      </w:r>
+      <w:proofErr w:type="gramEnd"/>
+      <w:r>
+        <w:t>))</w:t>
       </w:r>
     </w:p>
     <w:p>

--- a/Java Summary/Real-world-software-development.docx
+++ b/Java Summary/Real-world-software-development.docx
@@ -83,21 +83,13 @@
         <w:spacing w:after="0"/>
       </w:pPr>
       <w:r>
-        <w:t xml:space="preserve">being able to change the </w:t>
-      </w:r>
-      <w:proofErr w:type="spellStart"/>
-      <w:r>
-        <w:t>beha</w:t>
+        <w:t>being able to change the beha</w:t>
       </w:r>
       <w:r>
         <w:t>vi</w:t>
       </w:r>
       <w:r>
-        <w:t>or</w:t>
-      </w:r>
-      <w:proofErr w:type="spellEnd"/>
-      <w:r>
-        <w:t xml:space="preserve"> of a method or class without having to modify the code.</w:t>
+        <w:t>or of a method or class without having to modify the code.</w:t>
       </w:r>
     </w:p>
     <w:p>
@@ -156,13 +148,8 @@
       <w:pPr>
         <w:spacing w:after="0"/>
       </w:pPr>
-      <w:proofErr w:type="spellStart"/>
-      <w:r>
-        <w:t>Liskov</w:t>
-      </w:r>
-      <w:proofErr w:type="spellEnd"/>
-      <w:r>
-        <w:t xml:space="preserve"> Substitution Principle (LSP)</w:t>
+      <w:r>
+        <w:t>Liskov Substitution Principle (LSP)</w:t>
       </w:r>
     </w:p>
     <w:p>
@@ -197,15 +184,7 @@
         <w:spacing w:after="0"/>
       </w:pPr>
       <w:r>
-        <w:t xml:space="preserve">For example, all our Importer implementations have the precondition that the file being imported exists and is readable. As a result, the </w:t>
-      </w:r>
-      <w:proofErr w:type="spellStart"/>
-      <w:r>
-        <w:t>importFile</w:t>
-      </w:r>
-      <w:proofErr w:type="spellEnd"/>
-      <w:r>
-        <w:t xml:space="preserve"> method has validation code before any Importer is invoked</w:t>
+        <w:t>For example, all our Importer implementations have the precondition that the file being imported exists and is readable. As a result, the importFile method has validation code before any Importer is invoked</w:t>
       </w:r>
     </w:p>
     <w:p>
@@ -236,37 +215,16 @@
         <w:spacing w:after="0"/>
       </w:pPr>
       <w:r>
-        <w:t xml:space="preserve">- </w:t>
-      </w:r>
-      <w:proofErr w:type="gramStart"/>
-      <w:r>
-        <w:t>So</w:t>
-      </w:r>
-      <w:proofErr w:type="gramEnd"/>
-      <w:r>
-        <w:t xml:space="preserve"> if the parent has some kind of side effect or returns some value, then the child must do so as well.</w:t>
-      </w:r>
-    </w:p>
-    <w:p>
-      <w:pPr>
-        <w:pStyle w:val="ListParagraph"/>
-        <w:spacing w:after="0"/>
-      </w:pPr>
-      <w:r>
-        <w:t xml:space="preserve">- For example, after </w:t>
-      </w:r>
-      <w:proofErr w:type="spellStart"/>
-      <w:proofErr w:type="gramStart"/>
-      <w:r>
-        <w:t>importFile</w:t>
-      </w:r>
-      <w:proofErr w:type="spellEnd"/>
-      <w:r>
-        <w:t>(</w:t>
-      </w:r>
-      <w:proofErr w:type="gramEnd"/>
-      <w:r>
-        <w:t>) has run, if the file in question is valid it must be in the list of documents returned by contents()</w:t>
+        <w:t>- So if the parent has some kind of side effect or returns some value, then the child must do so as well.</w:t>
+      </w:r>
+    </w:p>
+    <w:p>
+      <w:pPr>
+        <w:pStyle w:val="ListParagraph"/>
+        <w:spacing w:after="0"/>
+      </w:pPr>
+      <w:r>
+        <w:t>- For example, after importFile() has run, if the file in question is valid it must be in the list of documents returned by contents()</w:t>
       </w:r>
     </w:p>
     <w:p>
@@ -346,15 +304,7 @@
         <w:spacing w:after="0"/>
       </w:pPr>
       <w:r>
-        <w:t xml:space="preserve">- This is because any user of the parent class would expect certain </w:t>
-      </w:r>
-      <w:proofErr w:type="spellStart"/>
-      <w:r>
-        <w:t>behavior</w:t>
-      </w:r>
-      <w:proofErr w:type="spellEnd"/>
-      <w:r>
-        <w:t xml:space="preserve"> in response to calling methods on the Document class. If the child were mutable, it could violate callers’ expectations about what calling those methods does.</w:t>
+        <w:t>- This is because any user of the parent class would expect certain behavior in response to calling methods on the Document class. If the child were mutable, it could violate callers’ expectations about what calling those methods does.</w:t>
       </w:r>
     </w:p>
     <w:p>
@@ -436,15 +386,7 @@
         <w:spacing w:after="0"/>
       </w:pPr>
       <w:r>
-        <w:t xml:space="preserve">In other words, if an interface ends up very large, it may be that the user of that interface sees some </w:t>
-      </w:r>
-      <w:proofErr w:type="spellStart"/>
-      <w:r>
-        <w:t>behaviors</w:t>
-      </w:r>
-      <w:proofErr w:type="spellEnd"/>
-      <w:r>
-        <w:t xml:space="preserve"> it doesn’t care for, which causes unnecessary coupling.</w:t>
+        <w:t>In other words, if an interface ends up very large, it may be that the user of that interface sees some behaviors it doesn’t care for, which causes unnecessary coupling.</w:t>
       </w:r>
     </w:p>
     <w:p>
@@ -541,29 +483,13 @@
         <w:spacing w:after="0"/>
       </w:pPr>
       <w:r>
-        <w:t xml:space="preserve">You’ll write a program to </w:t>
-      </w:r>
-      <w:proofErr w:type="spellStart"/>
-      <w:r>
-        <w:t>analyze</w:t>
-      </w:r>
-      <w:proofErr w:type="spellEnd"/>
-      <w:r>
-        <w:t xml:space="preserve"> bank statements in order to help people under‐ stand their finances better. This will help you to learn more about core </w:t>
-      </w:r>
-      <w:proofErr w:type="gramStart"/>
-      <w:r>
-        <w:t>object</w:t>
+        <w:t>You’ll write a program to analyze bank statements in order to help people under‐ stand their finances better. This will help you to learn more about core object</w:t>
       </w:r>
       <w:r>
         <w:t xml:space="preserve"> </w:t>
       </w:r>
       <w:r>
-        <w:t>oriented</w:t>
-      </w:r>
-      <w:proofErr w:type="gramEnd"/>
-      <w:r>
-        <w:t xml:space="preserve"> design techniques such as Single Responsibility Principle (SRP), coupling, and cohesion.</w:t>
+        <w:t>oriented design techniques such as Single Responsibility Principle (SRP), coupling, and cohesion.</w:t>
       </w:r>
     </w:p>
     <w:p>
@@ -774,13 +700,8 @@
         <w:spacing w:after="0"/>
       </w:pPr>
       <w:r>
-        <w:t xml:space="preserve">how strongly related responsibilities of a class or method </w:t>
-      </w:r>
-      <w:proofErr w:type="gramStart"/>
-      <w:r>
-        <w:t>are</w:t>
-      </w:r>
-      <w:proofErr w:type="gramEnd"/>
+        <w:t>how strongly related responsibilities of a class or method are</w:t>
+      </w:r>
     </w:p>
     <w:p>
       <w:pPr>
@@ -805,15 +726,7 @@
         <w:spacing w:after="0"/>
       </w:pPr>
       <w:r>
-        <w:t xml:space="preserve">class </w:t>
-      </w:r>
-      <w:proofErr w:type="spellStart"/>
-      <w:r>
-        <w:t>BankTransactionCSVParser</w:t>
-      </w:r>
-      <w:proofErr w:type="spellEnd"/>
-      <w:r>
-        <w:t xml:space="preserve"> is highly cohesive. In fact, it groups together two methods that are related to parsing CSV data.</w:t>
+        <w:t>class BankTransactionCSVParser is highly cohesive. In fact, it groups together two methods that are related to parsing CSV data.</w:t>
       </w:r>
     </w:p>
     <w:p>
@@ -1412,7 +1325,6 @@
           <w:bCs/>
         </w:rPr>
       </w:pPr>
-      <w:proofErr w:type="spellStart"/>
       <w:r>
         <w:rPr>
           <w:b/>
@@ -1420,7 +1332,6 @@
         </w:rPr>
         <w:t>findTransactionsGreaterThanEqual</w:t>
       </w:r>
-      <w:proofErr w:type="spellEnd"/>
     </w:p>
     <w:p>
       <w:pPr>
@@ -1431,7 +1342,6 @@
           <w:bCs/>
         </w:rPr>
       </w:pPr>
-      <w:proofErr w:type="spellStart"/>
       <w:r>
         <w:rPr>
           <w:b/>
@@ -1439,7 +1349,6 @@
         </w:rPr>
         <w:t>findTransactionsInMonth</w:t>
       </w:r>
-      <w:proofErr w:type="spellEnd"/>
     </w:p>
     <w:p>
       <w:pPr>
@@ -1450,7 +1359,6 @@
           <w:bCs/>
         </w:rPr>
       </w:pPr>
-      <w:proofErr w:type="spellStart"/>
       <w:r>
         <w:rPr>
           <w:b/>
@@ -1458,7 +1366,6 @@
         </w:rPr>
         <w:t>findTransactionsInMonthAndGreater</w:t>
       </w:r>
-      <w:proofErr w:type="spellEnd"/>
     </w:p>
     <w:p>
       <w:pPr>
@@ -1524,7 +1431,6 @@
       <w:r>
         <w:t xml:space="preserve"> </w:t>
       </w:r>
-      <w:proofErr w:type="spellStart"/>
       <w:r>
         <w:rPr>
           <w:b/>
@@ -1532,20 +1438,11 @@
         </w:rPr>
         <w:t>bankTransactionFilter</w:t>
       </w:r>
-      <w:proofErr w:type="spellEnd"/>
       <w:r>
         <w:t xml:space="preserve"> </w:t>
       </w:r>
       <w:r>
-        <w:t xml:space="preserve">This is where the Open/Closed principle comes in. It promotes the idea of being able to change the </w:t>
-      </w:r>
-      <w:proofErr w:type="spellStart"/>
-      <w:r>
-        <w:t>behavior</w:t>
-      </w:r>
-      <w:proofErr w:type="spellEnd"/>
-      <w:r>
-        <w:t xml:space="preserve"> of a method or class without having to modify the code.</w:t>
+        <w:t>This is where the Open/Closed principle comes in. It promotes the idea of being able to change the behavior of a method or class without having to modify the code.</w:t>
       </w:r>
     </w:p>
     <w:p>
@@ -1786,15 +1683,7 @@
         <w:t>Do not use exceptions for control flow</w:t>
       </w:r>
       <w:r>
-        <w:t xml:space="preserve"> </w:t>
-      </w:r>
-      <w:proofErr w:type="spellStart"/>
-      <w:r>
-        <w:t>eg.</w:t>
-      </w:r>
-      <w:proofErr w:type="spellEnd"/>
-      <w:r>
-        <w:t>, while, for loop</w:t>
+        <w:t xml:space="preserve"> eg., while, for loop</w:t>
       </w:r>
     </w:p>
     <w:p>
@@ -1851,15 +1740,7 @@
         <w:spacing w:after="0"/>
       </w:pPr>
       <w:r>
-        <w:t xml:space="preserve">The Open/Closed Principle promotes the idea of being able to change the </w:t>
-      </w:r>
-      <w:proofErr w:type="spellStart"/>
-      <w:r>
-        <w:t>behavior</w:t>
-      </w:r>
-      <w:proofErr w:type="spellEnd"/>
-      <w:r>
-        <w:t xml:space="preserve"> of a method or class without having to modify the code. </w:t>
+        <w:t xml:space="preserve">The Open/Closed Principle promotes the idea of being able to change the behavior of a method or class without having to modify the code. </w:t>
       </w:r>
     </w:p>
     <w:p>
@@ -1924,13 +1805,8 @@
         <w:spacing w:after="0"/>
       </w:pPr>
       <w:r>
-        <w:t xml:space="preserve">Returning void as a result of an operation makes it difficult to test its </w:t>
-      </w:r>
-      <w:proofErr w:type="spellStart"/>
-      <w:r>
-        <w:t>behavior.</w:t>
-      </w:r>
-      <w:proofErr w:type="spellEnd"/>
+        <w:t>Returning void as a result of an operation makes it difficult to test its behavior.</w:t>
+      </w:r>
     </w:p>
     <w:p>
       <w:pPr>
@@ -1955,23 +1831,7 @@
         <w:spacing w:after="0"/>
       </w:pPr>
       <w:r>
-        <w:t xml:space="preserve">Use checked exceptions sparingly rather than the default as they can cause </w:t>
-      </w:r>
-      <w:proofErr w:type="spellStart"/>
-      <w:r>
-        <w:t>signif</w:t>
-      </w:r>
-      <w:proofErr w:type="spellEnd"/>
-      <w:r>
-        <w:t xml:space="preserve">‐ </w:t>
-      </w:r>
-      <w:proofErr w:type="spellStart"/>
-      <w:r>
-        <w:t>icant</w:t>
-      </w:r>
-      <w:proofErr w:type="spellEnd"/>
-      <w:r>
-        <w:t xml:space="preserve"> clutter.</w:t>
+        <w:t>Use checked exceptions sparingly rather than the default as they can cause signif‐ icant clutter.</w:t>
       </w:r>
     </w:p>
     <w:p>
@@ -2059,23 +1919,7 @@
         <w:spacing w:after="0"/>
       </w:pPr>
       <w:r>
-        <w:t xml:space="preserve">In this chapter we help a successful doctor manage her patient records better. This introduces concepts such as inheritance within software design, the </w:t>
-      </w:r>
-      <w:proofErr w:type="spellStart"/>
-      <w:r>
-        <w:t>Liskov</w:t>
-      </w:r>
-      <w:proofErr w:type="spellEnd"/>
-      <w:r>
-        <w:t xml:space="preserve"> Substitution Principle, and </w:t>
-      </w:r>
-      <w:proofErr w:type="spellStart"/>
-      <w:r>
-        <w:t>tradeoffs</w:t>
-      </w:r>
-      <w:proofErr w:type="spellEnd"/>
-      <w:r>
-        <w:t xml:space="preserve"> between composition and inheritance. You will also learn how to write more reliable software with automated test code.</w:t>
+        <w:t>In this chapter we help a successful doctor manage her patient records better. This introduces concepts such as inheritance within software design, the Liskov Substitution Principle, and tradeoffs between composition and inheritance. You will also learn how to write more reliable software with automated test code.</w:t>
       </w:r>
     </w:p>
     <w:p>
@@ -2108,15 +1952,7 @@
         <w:ind w:left="426"/>
       </w:pPr>
       <w:r>
-        <w:t xml:space="preserve">Test hygiene means to keep your test code clean and ensure that it is main‐ </w:t>
-      </w:r>
-      <w:proofErr w:type="spellStart"/>
-      <w:r>
-        <w:t>tained</w:t>
-      </w:r>
-      <w:proofErr w:type="spellEnd"/>
-      <w:r>
-        <w:t xml:space="preserve"> and improved along with your codebase under test.</w:t>
+        <w:t>Test hygiene means to keep your test code clean and ensure that it is main‐ tained and improved along with your codebase under test.</w:t>
       </w:r>
     </w:p>
     <w:p>
@@ -2130,15 +1966,7 @@
         <w:ind w:left="426"/>
       </w:pPr>
       <w:r>
-        <w:t xml:space="preserve">domain classes allow us to name a concept and restrict the possible </w:t>
-      </w:r>
-      <w:proofErr w:type="spellStart"/>
-      <w:r>
-        <w:t>behaviors</w:t>
-      </w:r>
-      <w:proofErr w:type="spellEnd"/>
-      <w:r>
-        <w:t xml:space="preserve"> and values of this concept in order to improve discoverability and reduce the scope for bugs.</w:t>
+        <w:t>domain classes allow us to name a concept and restrict the possible behaviors and values of this concept in order to improve discoverability and reduce the scope for bugs.</w:t>
       </w:r>
     </w:p>
     <w:p>
@@ -2151,13 +1979,8 @@
         <w:spacing w:after="0"/>
         <w:ind w:left="426"/>
       </w:pPr>
-      <w:proofErr w:type="spellStart"/>
-      <w:r>
-        <w:t>Behavior</w:t>
-      </w:r>
-      <w:proofErr w:type="spellEnd"/>
-      <w:r>
-        <w:t xml:space="preserve"> not implementation</w:t>
+      <w:r>
+        <w:t>Behavior not implementation</w:t>
       </w:r>
     </w:p>
     <w:p>
@@ -2279,15 +2102,7 @@
         <w:t>Mocking</w:t>
       </w:r>
       <w:r>
-        <w:t xml:space="preserve"> is a technique that will allow you to verify that when the method </w:t>
-      </w:r>
-      <w:proofErr w:type="gramStart"/>
-      <w:r>
-        <w:t>run(</w:t>
-      </w:r>
-      <w:proofErr w:type="gramEnd"/>
-      <w:r>
-        <w:t>) is executed</w:t>
+        <w:t xml:space="preserve"> is a technique that will allow you to verify that when the method run() is executed</w:t>
       </w:r>
     </w:p>
     <w:p>
@@ -2352,21 +2167,165 @@
       <w:pPr>
         <w:spacing w:after="0"/>
       </w:pPr>
-      <w:proofErr w:type="spellStart"/>
-      <w:r>
-        <w:t>Twootr</w:t>
-      </w:r>
-      <w:proofErr w:type="spellEnd"/>
-      <w:r>
-        <w:t xml:space="preserve"> is a messaging platform that enables people to broadcast short messages to other users who follow them. This chapter builds out the core of a simple </w:t>
-      </w:r>
-      <w:proofErr w:type="spellStart"/>
-      <w:r>
-        <w:t>Twootr</w:t>
-      </w:r>
-      <w:proofErr w:type="spellEnd"/>
-      <w:r>
-        <w:t xml:space="preserve"> system. You’ll learn how to think outside-in—to go from requirements through to the core of your application. You’ll also learn how to use test doubles to isolate and test interactions from different components within your codebase.</w:t>
+      <w:r>
+        <w:t>Twootr is a messaging platform that enables people to broadcast short messages to other users who follow them. This chapter builds out the core of a simple Twootr system. You’ll learn how to think outside-in—to go from requirements through to the core of your application. You’ll also learn how to use test doubles to isolate and test interactions from different components within your codebase.</w:t>
+      </w:r>
+    </w:p>
+    <w:p>
+      <w:pPr>
+        <w:spacing w:after="0"/>
+      </w:pPr>
+    </w:p>
+    <w:p>
+      <w:pPr>
+        <w:pStyle w:val="ListParagraph"/>
+        <w:numPr>
+          <w:ilvl w:val="0"/>
+          <w:numId w:val="15"/>
+        </w:numPr>
+        <w:spacing w:after="0"/>
+        <w:ind w:left="426"/>
+      </w:pPr>
+      <w:r>
+        <w:t>How to take a big picture description and break it down into different architectural concerns</w:t>
+      </w:r>
+    </w:p>
+    <w:p>
+      <w:pPr>
+        <w:pStyle w:val="ListParagraph"/>
+        <w:numPr>
+          <w:ilvl w:val="0"/>
+          <w:numId w:val="15"/>
+        </w:numPr>
+        <w:spacing w:after="0"/>
+        <w:ind w:left="426"/>
+      </w:pPr>
+      <w:r>
+        <w:t xml:space="preserve">How to use test doubles to isolate and test interactions from different components within your codebase </w:t>
+      </w:r>
+    </w:p>
+    <w:p>
+      <w:pPr>
+        <w:pStyle w:val="ListParagraph"/>
+        <w:numPr>
+          <w:ilvl w:val="0"/>
+          <w:numId w:val="15"/>
+        </w:numPr>
+        <w:spacing w:after="0"/>
+        <w:ind w:left="426"/>
+      </w:pPr>
+      <w:r>
+        <w:t>How to think outside-in—to go from requirements through to the core of your application domain</w:t>
+      </w:r>
+    </w:p>
+    <w:p>
+      <w:pPr>
+        <w:spacing w:after="0"/>
+        <w:ind w:left="66"/>
+      </w:pPr>
+    </w:p>
+    <w:p>
+      <w:pPr>
+        <w:pStyle w:val="ListParagraph"/>
+        <w:numPr>
+          <w:ilvl w:val="0"/>
+          <w:numId w:val="1"/>
+        </w:numPr>
+        <w:spacing w:after="0"/>
+        <w:ind w:left="426"/>
+      </w:pPr>
+      <w:r>
+        <w:rPr>
+          <w:b/>
+          <w:bCs/>
+        </w:rPr>
+        <w:t>pull-based</w:t>
+      </w:r>
+      <w:r>
+        <w:t xml:space="preserve"> communication style the client makes a request to the server and quer‐ ies it for information</w:t>
+      </w:r>
+    </w:p>
+    <w:p>
+      <w:pPr>
+        <w:pStyle w:val="ListParagraph"/>
+        <w:numPr>
+          <w:ilvl w:val="0"/>
+          <w:numId w:val="1"/>
+        </w:numPr>
+        <w:spacing w:after="0"/>
+        <w:ind w:left="426"/>
+      </w:pPr>
+      <w:r>
+        <w:rPr>
+          <w:b/>
+          <w:bCs/>
+        </w:rPr>
+        <w:t>push-based</w:t>
+      </w:r>
+      <w:r>
+        <w:t xml:space="preserve"> communication style. This could be referred to as a reactive or event-driven communication approach. In this model, streams of events are emitted by a publisher and many subscribers listen to them. So instead of each communication being 1 to 1, they are 1 to many. This is a really useful model for sys‐ tems where different components need to talk in terms of ongoing communication patterns of multiple events. For example, if you’re designing a stock market exchange then different companies want to see updated prices, or ticks, constantly rather than having to make a new request every time they want to see a new tick.</w:t>
+      </w:r>
+    </w:p>
+    <w:p>
+      <w:pPr>
+        <w:pStyle w:val="ListParagraph"/>
+        <w:numPr>
+          <w:ilvl w:val="0"/>
+          <w:numId w:val="1"/>
+        </w:numPr>
+        <w:spacing w:after="0"/>
+        <w:ind w:left="426"/>
+      </w:pPr>
+      <w:r>
+        <w:rPr>
+          <w:b/>
+          <w:bCs/>
+        </w:rPr>
+        <w:t>Hexagonal Architecture</w:t>
+      </w:r>
+      <w:r>
+        <w:rPr>
+          <w:b/>
+          <w:bCs/>
+        </w:rPr>
+        <w:t xml:space="preserve"> </w:t>
+      </w:r>
+      <w:r>
+        <w:t>(</w:t>
+      </w:r>
+      <w:r>
+        <w:t>Alister Cockburn</w:t>
+      </w:r>
+      <w:r>
+        <w:t>)</w:t>
+      </w:r>
+    </w:p>
+    <w:p>
+      <w:pPr>
+        <w:pStyle w:val="ListParagraph"/>
+        <w:numPr>
+          <w:ilvl w:val="0"/>
+          <w:numId w:val="1"/>
+        </w:numPr>
+        <w:spacing w:after="0"/>
+        <w:ind w:left="426"/>
+      </w:pPr>
+      <w:r>
+        <w:t>Whenever you have a technology-specific concern that you want to decouple from the core of your business logic, you introduce a port. Events from the outside world arrive at and depart from your business logic core through a port. An adapter is the technology-specific implementation code that plugs into the port. For example, we may have a port for publishing and subscribing to UI events and a WebSocket adapter that talks to a web browser.</w:t>
+      </w:r>
+    </w:p>
+    <w:p>
+      <w:pPr>
+        <w:pStyle w:val="ListParagraph"/>
+        <w:numPr>
+          <w:ilvl w:val="0"/>
+          <w:numId w:val="1"/>
+        </w:numPr>
+        <w:spacing w:after="0"/>
+        <w:ind w:left="426"/>
+      </w:pPr>
+      <w:r>
+        <w:t>A good principle to help you decide might be to think of anything that is critical to the business problem that you’re solving as living inside the core of the application and anything that is technology specific or involves communicating with the outside world as living outside the core application.</w:t>
       </w:r>
     </w:p>
     <w:p>
@@ -2382,6 +2341,43 @@
           <w:szCs w:val="36"/>
         </w:rPr>
       </w:pPr>
+      <w:r>
+        <w:rPr>
+          <w:b/>
+          <w:bCs/>
+          <w:sz w:val="36"/>
+          <w:szCs w:val="36"/>
+        </w:rPr>
+        <w:lastRenderedPageBreak/>
+        <w:t xml:space="preserve">CHAPTER </w:t>
+      </w:r>
+      <w:r>
+        <w:rPr>
+          <w:b/>
+          <w:bCs/>
+          <w:sz w:val="36"/>
+          <w:szCs w:val="36"/>
+        </w:rPr>
+        <w:t>7</w:t>
+      </w:r>
+    </w:p>
+    <w:p>
+      <w:pPr>
+        <w:spacing w:after="0"/>
+      </w:pPr>
+      <w:r>
+        <w:t>The final project-based chapter in the book extends the Twootr implementation from the previous chapter. It explains the Dependency Inversion Principle and introduces bigger picture architectural choices such as event-driven and hexago‐ nal architectures. This chapter can help you extend your knowledge of automated testing by covering test doubles, such as stubs and mocks, and also functional programming techniques.</w:t>
+      </w:r>
+    </w:p>
+    <w:p>
+      <w:pPr>
+        <w:spacing w:after="0"/>
+      </w:pPr>
+    </w:p>
+    <w:p>
+      <w:pPr>
+        <w:spacing w:after="0"/>
+      </w:pPr>
     </w:p>
     <w:p>
       <w:pPr>
@@ -2412,80 +2408,6 @@
           <w:sz w:val="36"/>
           <w:szCs w:val="36"/>
         </w:rPr>
-        <w:t>7</w:t>
-      </w:r>
-    </w:p>
-    <w:p>
-      <w:pPr>
-        <w:spacing w:after="0"/>
-      </w:pPr>
-      <w:r>
-        <w:t xml:space="preserve">The final project-based chapter in the book extends the </w:t>
-      </w:r>
-      <w:proofErr w:type="spellStart"/>
-      <w:r>
-        <w:t>Twootr</w:t>
-      </w:r>
-      <w:proofErr w:type="spellEnd"/>
-      <w:r>
-        <w:t xml:space="preserve"> implementation from the previous chapter. It explains the Dependency Inversion Principle and introduces bigger picture architectural choices such as event-driven and </w:t>
-      </w:r>
-      <w:proofErr w:type="spellStart"/>
-      <w:r>
-        <w:t>hexago</w:t>
-      </w:r>
-      <w:proofErr w:type="spellEnd"/>
-      <w:r>
-        <w:t xml:space="preserve">‐ </w:t>
-      </w:r>
-      <w:proofErr w:type="spellStart"/>
-      <w:r>
-        <w:t>nal</w:t>
-      </w:r>
-      <w:proofErr w:type="spellEnd"/>
-      <w:r>
-        <w:t xml:space="preserve"> architectures. This chapter can help you extend your knowledge of automated testing by covering test doubles, such as stubs and mocks, and also functional programming techniques.</w:t>
-      </w:r>
-    </w:p>
-    <w:p>
-      <w:pPr>
-        <w:spacing w:after="0"/>
-      </w:pPr>
-    </w:p>
-    <w:p>
-      <w:pPr>
-        <w:spacing w:after="0"/>
-      </w:pPr>
-    </w:p>
-    <w:p>
-      <w:pPr>
-        <w:pBdr>
-          <w:bottom w:val="single" w:sz="6" w:space="1" w:color="auto"/>
-        </w:pBdr>
-        <w:spacing w:after="0"/>
-        <w:rPr>
-          <w:b/>
-          <w:bCs/>
-          <w:sz w:val="36"/>
-          <w:szCs w:val="36"/>
-        </w:rPr>
-      </w:pPr>
-      <w:r>
-        <w:rPr>
-          <w:b/>
-          <w:bCs/>
-          <w:sz w:val="36"/>
-          <w:szCs w:val="36"/>
-        </w:rPr>
-        <w:t xml:space="preserve">CHAPTER </w:t>
-      </w:r>
-      <w:r>
-        <w:rPr>
-          <w:b/>
-          <w:bCs/>
-          <w:sz w:val="36"/>
-          <w:szCs w:val="36"/>
-        </w:rPr>
         <w:t>8</w:t>
       </w:r>
     </w:p>
@@ -2496,122 +2418,6 @@
       <w:r>
         <w:t>This final concluding chapter revisits the major themes and concepts of the book and offers additional resources as you continue in your programming career.</w:t>
       </w:r>
-    </w:p>
-    <w:p>
-      <w:pPr>
-        <w:spacing w:after="0"/>
-      </w:pPr>
-    </w:p>
-    <w:p>
-      <w:pPr>
-        <w:spacing w:after="0"/>
-      </w:pPr>
-    </w:p>
-    <w:p>
-      <w:pPr>
-        <w:spacing w:after="0"/>
-      </w:pPr>
-    </w:p>
-    <w:p>
-      <w:pPr>
-        <w:spacing w:after="0"/>
-      </w:pPr>
-    </w:p>
-    <w:p>
-      <w:pPr>
-        <w:spacing w:after="0"/>
-      </w:pPr>
-      <w:r>
-        <w:t>Avoid Code Duplication</w:t>
-      </w:r>
-    </w:p>
-    <w:p>
-      <w:pPr>
-        <w:spacing w:after="0"/>
-      </w:pPr>
-    </w:p>
-    <w:p>
-      <w:pPr>
-        <w:spacing w:after="0"/>
-      </w:pPr>
-      <w:r>
-        <w:t xml:space="preserve">Use self-documenting method names so it is immediately obvious what they do (e.g., </w:t>
-      </w:r>
-      <w:proofErr w:type="spellStart"/>
-      <w:proofErr w:type="gramStart"/>
-      <w:r>
-        <w:t>calculateTotalAmount</w:t>
-      </w:r>
-      <w:proofErr w:type="spellEnd"/>
-      <w:r>
-        <w:t>(</w:t>
-      </w:r>
-      <w:proofErr w:type="gramEnd"/>
-      <w:r>
-        <w:t>))</w:t>
-      </w:r>
-    </w:p>
-    <w:p>
-      <w:pPr>
-        <w:spacing w:after="0"/>
-      </w:pPr>
-    </w:p>
-    <w:p>
-      <w:pPr>
-        <w:spacing w:after="0"/>
-      </w:pPr>
-      <w:r>
-        <w:t>Do not change the state of parameters as other parts of code may depend on it</w:t>
-      </w:r>
-    </w:p>
-    <w:p>
-      <w:pPr>
-        <w:spacing w:after="0"/>
-      </w:pPr>
-    </w:p>
-    <w:p>
-      <w:pPr>
-        <w:spacing w:after="0"/>
-      </w:pPr>
-      <w:r>
-        <w:t>Explicit vs Implicit API</w:t>
-      </w:r>
-    </w:p>
-    <w:p>
-      <w:pPr>
-        <w:spacing w:after="0"/>
-      </w:pPr>
-    </w:p>
-    <w:p>
-      <w:pPr>
-        <w:spacing w:after="0"/>
-      </w:pPr>
-      <w:r>
-        <w:t>TDD</w:t>
-      </w:r>
-    </w:p>
-    <w:p>
-      <w:pPr>
-        <w:pStyle w:val="ListParagraph"/>
-        <w:numPr>
-          <w:ilvl w:val="0"/>
-          <w:numId w:val="1"/>
-        </w:numPr>
-        <w:spacing w:after="0"/>
-      </w:pPr>
-      <w:r>
-        <w:t>One good first step to approaching any program is to start with test-driven development (TDD)</w:t>
-      </w:r>
-    </w:p>
-    <w:p>
-      <w:pPr>
-        <w:spacing w:after="0"/>
-      </w:pPr>
-    </w:p>
-    <w:p>
-      <w:pPr>
-        <w:spacing w:after="0"/>
-      </w:pPr>
     </w:p>
     <w:sectPr>
       <w:pgSz w:w="11906" w:h="16838"/>
@@ -2804,6 +2610,95 @@
     </w:lvl>
   </w:abstractNum>
   <w:abstractNum w:abstractNumId="2" w15:restartNumberingAfterBreak="0">
+    <w:nsid w:val="0CB35932"/>
+    <w:multiLevelType w:val="hybridMultilevel"/>
+    <w:tmpl w:val="3D483DA4"/>
+    <w:lvl w:ilvl="0" w:tplc="85E88C50">
+      <w:start w:val="1"/>
+      <w:numFmt w:val="decimal"/>
+      <w:lvlText w:val="%1."/>
+      <w:lvlJc w:val="left"/>
+      <w:pPr>
+        <w:ind w:left="720" w:hanging="360"/>
+      </w:pPr>
+      <w:rPr>
+        <w:rFonts w:hint="default"/>
+      </w:rPr>
+    </w:lvl>
+    <w:lvl w:ilvl="1" w:tplc="38090019" w:tentative="1">
+      <w:start w:val="1"/>
+      <w:numFmt w:val="lowerLetter"/>
+      <w:lvlText w:val="%2."/>
+      <w:lvlJc w:val="left"/>
+      <w:pPr>
+        <w:ind w:left="1440" w:hanging="360"/>
+      </w:pPr>
+    </w:lvl>
+    <w:lvl w:ilvl="2" w:tplc="3809001B" w:tentative="1">
+      <w:start w:val="1"/>
+      <w:numFmt w:val="lowerRoman"/>
+      <w:lvlText w:val="%3."/>
+      <w:lvlJc w:val="right"/>
+      <w:pPr>
+        <w:ind w:left="2160" w:hanging="180"/>
+      </w:pPr>
+    </w:lvl>
+    <w:lvl w:ilvl="3" w:tplc="3809000F" w:tentative="1">
+      <w:start w:val="1"/>
+      <w:numFmt w:val="decimal"/>
+      <w:lvlText w:val="%4."/>
+      <w:lvlJc w:val="left"/>
+      <w:pPr>
+        <w:ind w:left="2880" w:hanging="360"/>
+      </w:pPr>
+    </w:lvl>
+    <w:lvl w:ilvl="4" w:tplc="38090019" w:tentative="1">
+      <w:start w:val="1"/>
+      <w:numFmt w:val="lowerLetter"/>
+      <w:lvlText w:val="%5."/>
+      <w:lvlJc w:val="left"/>
+      <w:pPr>
+        <w:ind w:left="3600" w:hanging="360"/>
+      </w:pPr>
+    </w:lvl>
+    <w:lvl w:ilvl="5" w:tplc="3809001B" w:tentative="1">
+      <w:start w:val="1"/>
+      <w:numFmt w:val="lowerRoman"/>
+      <w:lvlText w:val="%6."/>
+      <w:lvlJc w:val="right"/>
+      <w:pPr>
+        <w:ind w:left="4320" w:hanging="180"/>
+      </w:pPr>
+    </w:lvl>
+    <w:lvl w:ilvl="6" w:tplc="3809000F" w:tentative="1">
+      <w:start w:val="1"/>
+      <w:numFmt w:val="decimal"/>
+      <w:lvlText w:val="%7."/>
+      <w:lvlJc w:val="left"/>
+      <w:pPr>
+        <w:ind w:left="5040" w:hanging="360"/>
+      </w:pPr>
+    </w:lvl>
+    <w:lvl w:ilvl="7" w:tplc="38090019" w:tentative="1">
+      <w:start w:val="1"/>
+      <w:numFmt w:val="lowerLetter"/>
+      <w:lvlText w:val="%8."/>
+      <w:lvlJc w:val="left"/>
+      <w:pPr>
+        <w:ind w:left="5760" w:hanging="360"/>
+      </w:pPr>
+    </w:lvl>
+    <w:lvl w:ilvl="8" w:tplc="3809001B" w:tentative="1">
+      <w:start w:val="1"/>
+      <w:numFmt w:val="lowerRoman"/>
+      <w:lvlText w:val="%9."/>
+      <w:lvlJc w:val="right"/>
+      <w:pPr>
+        <w:ind w:left="6480" w:hanging="180"/>
+      </w:pPr>
+    </w:lvl>
+  </w:abstractNum>
+  <w:abstractNum w:abstractNumId="3" w15:restartNumberingAfterBreak="0">
     <w:nsid w:val="10A958C8"/>
     <w:multiLevelType w:val="hybridMultilevel"/>
     <w:tmpl w:val="F84C34D6"/>
@@ -2892,7 +2787,7 @@
       </w:pPr>
     </w:lvl>
   </w:abstractNum>
-  <w:abstractNum w:abstractNumId="3" w15:restartNumberingAfterBreak="0">
+  <w:abstractNum w:abstractNumId="4" w15:restartNumberingAfterBreak="0">
     <w:nsid w:val="2AE722C1"/>
     <w:multiLevelType w:val="hybridMultilevel"/>
     <w:tmpl w:val="D206B0BC"/>
@@ -2981,7 +2876,7 @@
       </w:pPr>
     </w:lvl>
   </w:abstractNum>
-  <w:abstractNum w:abstractNumId="4" w15:restartNumberingAfterBreak="0">
+  <w:abstractNum w:abstractNumId="5" w15:restartNumberingAfterBreak="0">
     <w:nsid w:val="2EFD62F8"/>
     <w:multiLevelType w:val="hybridMultilevel"/>
     <w:tmpl w:val="0F243FA6"/>
@@ -3093,7 +2988,7 @@
       </w:rPr>
     </w:lvl>
   </w:abstractNum>
-  <w:abstractNum w:abstractNumId="5" w15:restartNumberingAfterBreak="0">
+  <w:abstractNum w:abstractNumId="6" w15:restartNumberingAfterBreak="0">
     <w:nsid w:val="32E070DE"/>
     <w:multiLevelType w:val="hybridMultilevel"/>
     <w:tmpl w:val="4CAE3228"/>
@@ -3183,7 +3078,7 @@
       </w:pPr>
     </w:lvl>
   </w:abstractNum>
-  <w:abstractNum w:abstractNumId="6" w15:restartNumberingAfterBreak="0">
+  <w:abstractNum w:abstractNumId="7" w15:restartNumberingAfterBreak="0">
     <w:nsid w:val="34933638"/>
     <w:multiLevelType w:val="hybridMultilevel"/>
     <w:tmpl w:val="62F82330"/>
@@ -3295,7 +3190,7 @@
       </w:rPr>
     </w:lvl>
   </w:abstractNum>
-  <w:abstractNum w:abstractNumId="7" w15:restartNumberingAfterBreak="0">
+  <w:abstractNum w:abstractNumId="8" w15:restartNumberingAfterBreak="0">
     <w:nsid w:val="48CC7B96"/>
     <w:multiLevelType w:val="hybridMultilevel"/>
     <w:tmpl w:val="054EE82A"/>
@@ -3384,7 +3279,7 @@
       </w:pPr>
     </w:lvl>
   </w:abstractNum>
-  <w:abstractNum w:abstractNumId="8" w15:restartNumberingAfterBreak="0">
+  <w:abstractNum w:abstractNumId="9" w15:restartNumberingAfterBreak="0">
     <w:nsid w:val="4B000F01"/>
     <w:multiLevelType w:val="hybridMultilevel"/>
     <w:tmpl w:val="1ADE3EA2"/>
@@ -3496,7 +3391,7 @@
       </w:rPr>
     </w:lvl>
   </w:abstractNum>
-  <w:abstractNum w:abstractNumId="9" w15:restartNumberingAfterBreak="0">
+  <w:abstractNum w:abstractNumId="10" w15:restartNumberingAfterBreak="0">
     <w:nsid w:val="528A3033"/>
     <w:multiLevelType w:val="hybridMultilevel"/>
     <w:tmpl w:val="741E38D4"/>
@@ -3585,7 +3480,7 @@
       </w:pPr>
     </w:lvl>
   </w:abstractNum>
-  <w:abstractNum w:abstractNumId="10" w15:restartNumberingAfterBreak="0">
+  <w:abstractNum w:abstractNumId="11" w15:restartNumberingAfterBreak="0">
     <w:nsid w:val="58B61976"/>
     <w:multiLevelType w:val="hybridMultilevel"/>
     <w:tmpl w:val="2586CA66"/>
@@ -3674,7 +3569,7 @@
       </w:pPr>
     </w:lvl>
   </w:abstractNum>
-  <w:abstractNum w:abstractNumId="11" w15:restartNumberingAfterBreak="0">
+  <w:abstractNum w:abstractNumId="12" w15:restartNumberingAfterBreak="0">
     <w:nsid w:val="724F1C2A"/>
     <w:multiLevelType w:val="hybridMultilevel"/>
     <w:tmpl w:val="E03C0BA6"/>
@@ -3787,7 +3682,7 @@
       </w:rPr>
     </w:lvl>
   </w:abstractNum>
-  <w:abstractNum w:abstractNumId="12" w15:restartNumberingAfterBreak="0">
+  <w:abstractNum w:abstractNumId="13" w15:restartNumberingAfterBreak="0">
     <w:nsid w:val="731A016B"/>
     <w:multiLevelType w:val="hybridMultilevel"/>
     <w:tmpl w:val="C2188C6E"/>
@@ -3876,7 +3771,7 @@
       </w:pPr>
     </w:lvl>
   </w:abstractNum>
-  <w:abstractNum w:abstractNumId="13" w15:restartNumberingAfterBreak="0">
+  <w:abstractNum w:abstractNumId="14" w15:restartNumberingAfterBreak="0">
     <w:nsid w:val="7D242F58"/>
     <w:multiLevelType w:val="hybridMultilevel"/>
     <w:tmpl w:val="137258F6"/>
@@ -3966,34 +3861,34 @@
     </w:lvl>
   </w:abstractNum>
   <w:num w:numId="1" w16cid:durableId="897012538">
-    <w:abstractNumId w:val="6"/>
+    <w:abstractNumId w:val="7"/>
   </w:num>
   <w:num w:numId="2" w16cid:durableId="1407875010">
+    <w:abstractNumId w:val="12"/>
+  </w:num>
+  <w:num w:numId="3" w16cid:durableId="1349331043">
+    <w:abstractNumId w:val="9"/>
+  </w:num>
+  <w:num w:numId="4" w16cid:durableId="2013726855">
+    <w:abstractNumId w:val="5"/>
+  </w:num>
+  <w:num w:numId="5" w16cid:durableId="1756434312">
+    <w:abstractNumId w:val="8"/>
+  </w:num>
+  <w:num w:numId="6" w16cid:durableId="1613324082">
+    <w:abstractNumId w:val="14"/>
+  </w:num>
+  <w:num w:numId="7" w16cid:durableId="435560733">
+    <w:abstractNumId w:val="13"/>
+  </w:num>
+  <w:num w:numId="8" w16cid:durableId="1923294487">
+    <w:abstractNumId w:val="3"/>
+  </w:num>
+  <w:num w:numId="9" w16cid:durableId="1935897199">
     <w:abstractNumId w:val="11"/>
   </w:num>
-  <w:num w:numId="3" w16cid:durableId="1349331043">
-    <w:abstractNumId w:val="8"/>
-  </w:num>
-  <w:num w:numId="4" w16cid:durableId="2013726855">
+  <w:num w:numId="10" w16cid:durableId="79257104">
     <w:abstractNumId w:val="4"/>
-  </w:num>
-  <w:num w:numId="5" w16cid:durableId="1756434312">
-    <w:abstractNumId w:val="7"/>
-  </w:num>
-  <w:num w:numId="6" w16cid:durableId="1613324082">
-    <w:abstractNumId w:val="13"/>
-  </w:num>
-  <w:num w:numId="7" w16cid:durableId="435560733">
-    <w:abstractNumId w:val="12"/>
-  </w:num>
-  <w:num w:numId="8" w16cid:durableId="1923294487">
-    <w:abstractNumId w:val="2"/>
-  </w:num>
-  <w:num w:numId="9" w16cid:durableId="1935897199">
-    <w:abstractNumId w:val="10"/>
-  </w:num>
-  <w:num w:numId="10" w16cid:durableId="79257104">
-    <w:abstractNumId w:val="3"/>
   </w:num>
   <w:num w:numId="11" w16cid:durableId="1778257759">
     <w:abstractNumId w:val="0"/>
@@ -4002,10 +3897,13 @@
     <w:abstractNumId w:val="1"/>
   </w:num>
   <w:num w:numId="13" w16cid:durableId="1491017160">
-    <w:abstractNumId w:val="5"/>
+    <w:abstractNumId w:val="6"/>
   </w:num>
   <w:num w:numId="14" w16cid:durableId="1321154806">
-    <w:abstractNumId w:val="9"/>
+    <w:abstractNumId w:val="10"/>
+  </w:num>
+  <w:num w:numId="15" w16cid:durableId="20322423">
+    <w:abstractNumId w:val="2"/>
   </w:num>
 </w:numbering>
 </file>

--- a/Java Summary/Real-world-software-development.docx
+++ b/Java Summary/Real-world-software-development.docx
@@ -467,15 +467,6 @@
           <w:szCs w:val="36"/>
         </w:rPr>
         <w:t>CHAPTER 2</w:t>
-      </w:r>
-      <w:r>
-        <w:rPr>
-          <w:b/>
-          <w:bCs/>
-          <w:sz w:val="36"/>
-          <w:szCs w:val="36"/>
-        </w:rPr>
-        <w:t xml:space="preserve"> (SRP)</w:t>
       </w:r>
     </w:p>
     <w:p>
@@ -1213,22 +1204,6 @@
     </w:p>
     <w:p>
       <w:pPr>
-        <w:pStyle w:val="ListParagraph"/>
-        <w:spacing w:after="0"/>
-        <w:jc w:val="center"/>
-      </w:pPr>
-    </w:p>
-    <w:p>
-      <w:pPr>
-        <w:spacing w:after="0"/>
-        <w:rPr>
-          <w:sz w:val="24"/>
-          <w:szCs w:val="24"/>
-        </w:rPr>
-      </w:pPr>
-    </w:p>
-    <w:p>
-      <w:pPr>
         <w:spacing w:after="0"/>
       </w:pPr>
     </w:p>
@@ -1439,10 +1414,7 @@
         <w:t>bankTransactionFilter</w:t>
       </w:r>
       <w:r>
-        <w:t xml:space="preserve"> </w:t>
-      </w:r>
-      <w:r>
-        <w:t>This is where the Open/Closed principle comes in. It promotes the idea of being able to change the behavior of a method or class without having to modify the code.</w:t>
+        <w:t xml:space="preserve"> This is where the Open/Closed principle comes in. It promotes the idea of being able to change the behavior of a method or class without having to modify the code.</w:t>
       </w:r>
     </w:p>
     <w:p>
@@ -1507,10 +1479,7 @@
         </w:rPr>
       </w:pPr>
       <w:r>
-        <w:t xml:space="preserve">Typically, errors due to business logic validation (e.g., wrong format or arithmetic) should be </w:t>
-      </w:r>
-      <w:r>
-        <w:t xml:space="preserve">- </w:t>
+        <w:t xml:space="preserve">Typically, errors due to business logic validation (e.g., wrong format or arithmetic) should be - </w:t>
       </w:r>
       <w:r>
         <w:rPr>
@@ -1552,41 +1521,41 @@
           <w:b/>
           <w:bCs/>
         </w:rPr>
+        <w:t>VALIDATION LOGIC</w:t>
+      </w:r>
+    </w:p>
+    <w:p>
+      <w:pPr>
+        <w:pStyle w:val="ListParagraph"/>
+        <w:numPr>
+          <w:ilvl w:val="0"/>
+          <w:numId w:val="13"/>
+        </w:numPr>
+        <w:spacing w:after="0"/>
+        <w:rPr>
+          <w:b/>
+          <w:bCs/>
+        </w:rPr>
+      </w:pPr>
+      <w:r>
+        <w:t>You don’t have to duplicate the validation logic when you need to reuse it.</w:t>
+      </w:r>
+    </w:p>
+    <w:p>
+      <w:pPr>
+        <w:pStyle w:val="ListParagraph"/>
+        <w:numPr>
+          <w:ilvl w:val="0"/>
+          <w:numId w:val="13"/>
+        </w:numPr>
+        <w:spacing w:after="0"/>
+        <w:rPr>
+          <w:b/>
+          <w:bCs/>
+        </w:rPr>
+      </w:pPr>
+      <w:r>
         <w:lastRenderedPageBreak/>
-        <w:t>VALIDATION LOGIC</w:t>
-      </w:r>
-    </w:p>
-    <w:p>
-      <w:pPr>
-        <w:pStyle w:val="ListParagraph"/>
-        <w:numPr>
-          <w:ilvl w:val="0"/>
-          <w:numId w:val="13"/>
-        </w:numPr>
-        <w:spacing w:after="0"/>
-        <w:rPr>
-          <w:b/>
-          <w:bCs/>
-        </w:rPr>
-      </w:pPr>
-      <w:r>
-        <w:t>You don’t have to duplicate the validation logic when you need to reuse it.</w:t>
-      </w:r>
-    </w:p>
-    <w:p>
-      <w:pPr>
-        <w:pStyle w:val="ListParagraph"/>
-        <w:numPr>
-          <w:ilvl w:val="0"/>
-          <w:numId w:val="13"/>
-        </w:numPr>
-        <w:spacing w:after="0"/>
-        <w:rPr>
-          <w:b/>
-          <w:bCs/>
-        </w:rPr>
-      </w:pPr>
-      <w:r>
         <w:t>You get confidence that different parts of your system validate the same way.</w:t>
       </w:r>
     </w:p>
@@ -2008,7 +1977,6 @@
           <w:sz w:val="36"/>
           <w:szCs w:val="36"/>
         </w:rPr>
-        <w:lastRenderedPageBreak/>
         <w:t xml:space="preserve">CHAPTER </w:t>
       </w:r>
       <w:r>
@@ -2026,6 +1994,7 @@
         <w:spacing w:after="0"/>
       </w:pPr>
       <w:r>
+        <w:lastRenderedPageBreak/>
         <w:t>You’ll learn about building a core business rules engine—a way of defining business logic that is flexible and easy to maintain. This chapter introduces the topics of test-driven development, developing a Fluent API, and the Interface Segregation Principle.</w:t>
       </w:r>
     </w:p>
@@ -2055,10 +2024,7 @@
         <w:spacing w:after="0"/>
       </w:pPr>
       <w:r>
-        <w:t xml:space="preserve">1. </w:t>
-      </w:r>
-      <w:r>
-        <w:t xml:space="preserve">Write a test that fails </w:t>
+        <w:t xml:space="preserve">1. Write a test that fails </w:t>
       </w:r>
     </w:p>
     <w:p>
@@ -2108,11 +2074,6 @@
     <w:p>
       <w:pPr>
         <w:spacing w:after="0"/>
-      </w:pPr>
-    </w:p>
-    <w:p>
-      <w:pPr>
-        <w:spacing w:after="0"/>
         <w:rPr>
           <w:b/>
           <w:bCs/>
@@ -2124,6 +2085,67 @@
           <w:bCs/>
         </w:rPr>
         <w:t>Builder pattern</w:t>
+      </w:r>
+    </w:p>
+    <w:p>
+      <w:pPr>
+        <w:spacing w:after="0"/>
+      </w:pPr>
+    </w:p>
+    <w:p>
+      <w:pPr>
+        <w:spacing w:after="0"/>
+        <w:rPr>
+          <w:b/>
+          <w:bCs/>
+        </w:rPr>
+      </w:pPr>
+      <w:r>
+        <w:rPr>
+          <w:b/>
+          <w:bCs/>
+        </w:rPr>
+        <w:t>TAKEAWAYS</w:t>
+      </w:r>
+    </w:p>
+    <w:p>
+      <w:pPr>
+        <w:spacing w:after="0"/>
+      </w:pPr>
+      <w:r>
+        <w:t xml:space="preserve">• The test-driven development philosophy starts with writing some tests that are going to let you guide the implementation of the code. </w:t>
+      </w:r>
+    </w:p>
+    <w:p>
+      <w:pPr>
+        <w:spacing w:after="0"/>
+      </w:pPr>
+      <w:r>
+        <w:t xml:space="preserve">• Mocking allows you to write unit tests that assert that certain behaviors are triggered. </w:t>
+      </w:r>
+    </w:p>
+    <w:p>
+      <w:pPr>
+        <w:spacing w:after="0"/>
+      </w:pPr>
+      <w:r>
+        <w:t xml:space="preserve">• Java supports local variable type inferences and switch expressions. </w:t>
+      </w:r>
+    </w:p>
+    <w:p>
+      <w:pPr>
+        <w:spacing w:after="0"/>
+      </w:pPr>
+      <w:r>
+        <w:t xml:space="preserve">• The Builder pattern helps design a user-friendly API for instantiating complex objects. </w:t>
+      </w:r>
+    </w:p>
+    <w:p>
+      <w:pPr>
+        <w:spacing w:after="0"/>
+      </w:pPr>
+      <w:r>
+        <w:t>• The Interface Segregation Principle helps promote high cohesion by reducing dependence on unnecessary methods. This is achieved by breaking up large interfaces into smaller cohesive interfaces so that users only see what they need.</w:t>
       </w:r>
     </w:p>
     <w:p>
@@ -2291,13 +2313,7 @@
         <w:t xml:space="preserve"> </w:t>
       </w:r>
       <w:r>
-        <w:t>(</w:t>
-      </w:r>
-      <w:r>
-        <w:t>Alister Cockburn</w:t>
-      </w:r>
-      <w:r>
-        <w:t>)</w:t>
+        <w:t>(Alister Cockburn)</w:t>
       </w:r>
     </w:p>
     <w:p>
@@ -2311,7 +2327,11 @@
         <w:ind w:left="426"/>
       </w:pPr>
       <w:r>
-        <w:t>Whenever you have a technology-specific concern that you want to decouple from the core of your business logic, you introduce a port. Events from the outside world arrive at and depart from your business logic core through a port. An adapter is the technology-specific implementation code that plugs into the port. For example, we may have a port for publishing and subscribing to UI events and a WebSocket adapter that talks to a web browser.</w:t>
+        <w:t xml:space="preserve">Whenever you have a technology-specific concern that you want to decouple from the core of your business logic, you introduce a port. Events from the outside world arrive at and depart </w:t>
+      </w:r>
+      <w:r>
+        <w:lastRenderedPageBreak/>
+        <w:t>from your business logic core through a port. An adapter is the technology-specific implementation code that plugs into the port. For example, we may have a port for publishing and subscribing to UI events and a WebSocket adapter that talks to a web browser.</w:t>
       </w:r>
     </w:p>
     <w:p>
@@ -2327,6 +2347,74 @@
       <w:r>
         <w:t>A good principle to help you decide might be to think of anything that is critical to the business problem that you’re solving as living inside the core of the application and anything that is technology specific or involves communicating with the outside world as living outside the core application.</w:t>
       </w:r>
+    </w:p>
+    <w:p>
+      <w:pPr>
+        <w:pStyle w:val="ListParagraph"/>
+        <w:spacing w:after="0"/>
+        <w:ind w:left="426"/>
+      </w:pPr>
+    </w:p>
+    <w:p>
+      <w:pPr>
+        <w:spacing w:after="0"/>
+        <w:rPr>
+          <w:b/>
+          <w:bCs/>
+        </w:rPr>
+      </w:pPr>
+      <w:r>
+        <w:rPr>
+          <w:b/>
+          <w:bCs/>
+        </w:rPr>
+        <w:t>TAKEAWAYS</w:t>
+      </w:r>
+    </w:p>
+    <w:p>
+      <w:pPr>
+        <w:spacing w:after="0"/>
+      </w:pPr>
+      <w:r>
+        <w:t xml:space="preserve">• You learned about bigger-picture architectural ideas like communication styles. </w:t>
+      </w:r>
+    </w:p>
+    <w:p>
+      <w:pPr>
+        <w:spacing w:after="0"/>
+      </w:pPr>
+      <w:r>
+        <w:t xml:space="preserve">• You developed the ability to decouple domain logic from library and framework choices. </w:t>
+      </w:r>
+    </w:p>
+    <w:p>
+      <w:pPr>
+        <w:spacing w:after="0"/>
+      </w:pPr>
+      <w:r>
+        <w:t xml:space="preserve">• You drove the development of code in this chapter with tests going outside-in. </w:t>
+      </w:r>
+    </w:p>
+    <w:p>
+      <w:pPr>
+        <w:spacing w:after="0"/>
+        <w:rPr>
+          <w:b/>
+          <w:bCs/>
+        </w:rPr>
+      </w:pPr>
+      <w:r>
+        <w:t>• You applied object-oriented domain modeling skills to a larger project</w:t>
+      </w:r>
+    </w:p>
+    <w:p>
+      <w:pPr>
+        <w:spacing w:after="0"/>
+        <w:rPr>
+          <w:b/>
+          <w:bCs/>
+        </w:rPr>
+      </w:pPr>
     </w:p>
     <w:p>
       <w:pPr>
@@ -2348,7 +2436,6 @@
           <w:sz w:val="36"/>
           <w:szCs w:val="36"/>
         </w:rPr>
-        <w:lastRenderedPageBreak/>
         <w:t xml:space="preserve">CHAPTER </w:t>
       </w:r>
       <w:r>
@@ -2366,57 +2453,138 @@
         <w:spacing w:after="0"/>
       </w:pPr>
       <w:r>
-        <w:t>The final project-based chapter in the book extends the Twootr implementation from the previous chapter. It explains the Dependency Inversion Principle and introduces bigger picture architectural choices such as event-driven and hexago‐ nal architectures. This chapter can help you extend your knowledge of automated testing by covering test doubles, such as stubs and mocks, and also functional programming techniques.</w:t>
-      </w:r>
-    </w:p>
-    <w:p>
-      <w:pPr>
-        <w:spacing w:after="0"/>
-      </w:pPr>
-    </w:p>
-    <w:p>
-      <w:pPr>
-        <w:spacing w:after="0"/>
-      </w:pPr>
-    </w:p>
-    <w:p>
-      <w:pPr>
-        <w:pBdr>
-          <w:bottom w:val="single" w:sz="6" w:space="1" w:color="auto"/>
-        </w:pBdr>
-        <w:spacing w:after="0"/>
-        <w:rPr>
-          <w:b/>
-          <w:bCs/>
-          <w:sz w:val="36"/>
-          <w:szCs w:val="36"/>
-        </w:rPr>
-      </w:pPr>
-      <w:r>
-        <w:rPr>
-          <w:b/>
-          <w:bCs/>
-          <w:sz w:val="36"/>
-          <w:szCs w:val="36"/>
-        </w:rPr>
-        <w:t xml:space="preserve">CHAPTER </w:t>
-      </w:r>
-      <w:r>
-        <w:rPr>
-          <w:b/>
-          <w:bCs/>
-          <w:sz w:val="36"/>
-          <w:szCs w:val="36"/>
-        </w:rPr>
-        <w:t>8</w:t>
-      </w:r>
-    </w:p>
-    <w:p>
-      <w:pPr>
-        <w:spacing w:after="0"/>
-      </w:pPr>
-      <w:r>
-        <w:t>This final concluding chapter revisits the major themes and concepts of the book and offers additional resources as you continue in your programming career.</w:t>
+        <w:t>The final project-based chapter in the book extends the Twootr implementation from the previous chapter. It explains the Dependency Inversion Principle and introduces bigger picture architectural choices such as event-driven and hexagonal architectures. This chapter can help you extend your knowledge of automated testing by covering test doubles, such as stubs and mocks, and also functional programming techniques.</w:t>
+      </w:r>
+    </w:p>
+    <w:p>
+      <w:pPr>
+        <w:spacing w:after="0"/>
+      </w:pPr>
+    </w:p>
+    <w:p>
+      <w:pPr>
+        <w:pStyle w:val="ListParagraph"/>
+        <w:numPr>
+          <w:ilvl w:val="0"/>
+          <w:numId w:val="1"/>
+        </w:numPr>
+        <w:spacing w:after="0"/>
+        <w:ind w:left="426"/>
+      </w:pPr>
+      <w:r>
+        <w:t>What we want to design is something that enables us to harness the power of a data store’s querying capability without tying the business logic to the data store in question</w:t>
+      </w:r>
+    </w:p>
+    <w:p>
+      <w:pPr>
+        <w:pStyle w:val="ListParagraph"/>
+        <w:numPr>
+          <w:ilvl w:val="0"/>
+          <w:numId w:val="1"/>
+        </w:numPr>
+        <w:spacing w:after="0"/>
+        <w:ind w:left="426"/>
+      </w:pPr>
+      <w:r>
+        <w:t xml:space="preserve">The Execute Around pattern is a common </w:t>
+      </w:r>
+      <w:r>
+        <w:rPr>
+          <w:i/>
+          <w:iCs/>
+        </w:rPr>
+        <w:t>functional design pattern</w:t>
+      </w:r>
+      <w:r>
+        <w:t xml:space="preserve">. You may encounter a situation where you have common initialization and cleanup code that you always want to do, but parameterize different business logic that runs within the </w:t>
+      </w:r>
+      <w:r>
+        <w:rPr>
+          <w:b/>
+          <w:bCs/>
+        </w:rPr>
+        <w:t>initialization</w:t>
+      </w:r>
+      <w:r>
+        <w:t xml:space="preserve"> and </w:t>
+      </w:r>
+      <w:r>
+        <w:rPr>
+          <w:b/>
+          <w:bCs/>
+        </w:rPr>
+        <w:t>cleanup</w:t>
+      </w:r>
+      <w:r>
+        <w:t xml:space="preserve"> code.</w:t>
+      </w:r>
+      <w:r>
+        <w:t xml:space="preserve"> Eg., open/close DB connection, open/close file</w:t>
+      </w:r>
+    </w:p>
+    <w:p>
+      <w:pPr>
+        <w:pStyle w:val="ListParagraph"/>
+        <w:spacing w:after="0"/>
+        <w:ind w:left="426"/>
+        <w:rPr>
+          <w:b/>
+          <w:bCs/>
+        </w:rPr>
+      </w:pPr>
+    </w:p>
+    <w:p>
+      <w:pPr>
+        <w:spacing w:after="0"/>
+        <w:rPr>
+          <w:b/>
+          <w:bCs/>
+        </w:rPr>
+      </w:pPr>
+      <w:r>
+        <w:rPr>
+          <w:b/>
+          <w:bCs/>
+        </w:rPr>
+        <w:t>TAKEAWAYS</w:t>
+      </w:r>
+    </w:p>
+    <w:p>
+      <w:pPr>
+        <w:spacing w:after="0"/>
+      </w:pPr>
+      <w:r>
+        <w:t>•</w:t>
+      </w:r>
+      <w:r>
+        <w:t xml:space="preserve"> </w:t>
+      </w:r>
+      <w:r>
+        <w:t xml:space="preserve">You can now decouple data storage from business logic using the Repository pattern. </w:t>
+      </w:r>
+    </w:p>
+    <w:p>
+      <w:pPr>
+        <w:spacing w:after="0"/>
+      </w:pPr>
+      <w:r>
+        <w:t xml:space="preserve">• You have seen implementations of two different types of repositories within this approach. </w:t>
+      </w:r>
+    </w:p>
+    <w:p>
+      <w:pPr>
+        <w:spacing w:after="0"/>
+      </w:pPr>
+      <w:r>
+        <w:t xml:space="preserve">• You were introduced to the ideas of functional programming, including Java 8 Streams. </w:t>
+      </w:r>
+    </w:p>
+    <w:p>
+      <w:pPr>
+        <w:spacing w:after="0"/>
+      </w:pPr>
+      <w:r>
+        <w:t>• You’ve seen how to structure a larger project with different packages.</w:t>
       </w:r>
     </w:p>
     <w:sectPr>

--- a/Java Summary/Real-world-software-development.docx
+++ b/Java Summary/Real-world-software-development.docx
@@ -83,13 +83,21 @@
         <w:spacing w:after="0"/>
       </w:pPr>
       <w:r>
-        <w:t>being able to change the beha</w:t>
+        <w:t xml:space="preserve">being able to change the </w:t>
+      </w:r>
+      <w:proofErr w:type="spellStart"/>
+      <w:r>
+        <w:t>beha</w:t>
       </w:r>
       <w:r>
         <w:t>vi</w:t>
       </w:r>
       <w:r>
-        <w:t>or of a method or class without having to modify the code.</w:t>
+        <w:t>or</w:t>
+      </w:r>
+      <w:proofErr w:type="spellEnd"/>
+      <w:r>
+        <w:t xml:space="preserve"> of a method or class without having to modify the code.</w:t>
       </w:r>
     </w:p>
     <w:p>
@@ -148,8 +156,13 @@
       <w:pPr>
         <w:spacing w:after="0"/>
       </w:pPr>
-      <w:r>
-        <w:t>Liskov Substitution Principle (LSP)</w:t>
+      <w:proofErr w:type="spellStart"/>
+      <w:r>
+        <w:t>Liskov</w:t>
+      </w:r>
+      <w:proofErr w:type="spellEnd"/>
+      <w:r>
+        <w:t xml:space="preserve"> Substitution Principle (LSP)</w:t>
       </w:r>
     </w:p>
     <w:p>
@@ -184,7 +197,15 @@
         <w:spacing w:after="0"/>
       </w:pPr>
       <w:r>
-        <w:t>For example, all our Importer implementations have the precondition that the file being imported exists and is readable. As a result, the importFile method has validation code before any Importer is invoked</w:t>
+        <w:t xml:space="preserve">For example, all our Importer implementations have the precondition that the file being imported exists and is readable. As a result, the </w:t>
+      </w:r>
+      <w:proofErr w:type="spellStart"/>
+      <w:r>
+        <w:t>importFile</w:t>
+      </w:r>
+      <w:proofErr w:type="spellEnd"/>
+      <w:r>
+        <w:t xml:space="preserve"> method has validation code before any Importer is invoked</w:t>
       </w:r>
     </w:p>
     <w:p>
@@ -215,16 +236,37 @@
         <w:spacing w:after="0"/>
       </w:pPr>
       <w:r>
-        <w:t>- So if the parent has some kind of side effect or returns some value, then the child must do so as well.</w:t>
-      </w:r>
-    </w:p>
-    <w:p>
-      <w:pPr>
-        <w:pStyle w:val="ListParagraph"/>
-        <w:spacing w:after="0"/>
-      </w:pPr>
-      <w:r>
-        <w:t>- For example, after importFile() has run, if the file in question is valid it must be in the list of documents returned by contents()</w:t>
+        <w:t xml:space="preserve">- </w:t>
+      </w:r>
+      <w:proofErr w:type="gramStart"/>
+      <w:r>
+        <w:t>So</w:t>
+      </w:r>
+      <w:proofErr w:type="gramEnd"/>
+      <w:r>
+        <w:t xml:space="preserve"> if the parent has some kind of side effect or returns some value, then the child must do so as well.</w:t>
+      </w:r>
+    </w:p>
+    <w:p>
+      <w:pPr>
+        <w:pStyle w:val="ListParagraph"/>
+        <w:spacing w:after="0"/>
+      </w:pPr>
+      <w:r>
+        <w:t xml:space="preserve">- For example, after </w:t>
+      </w:r>
+      <w:proofErr w:type="spellStart"/>
+      <w:proofErr w:type="gramStart"/>
+      <w:r>
+        <w:t>importFile</w:t>
+      </w:r>
+      <w:proofErr w:type="spellEnd"/>
+      <w:r>
+        <w:t>(</w:t>
+      </w:r>
+      <w:proofErr w:type="gramEnd"/>
+      <w:r>
+        <w:t>) has run, if the file in question is valid it must be in the list of documents returned by contents()</w:t>
       </w:r>
     </w:p>
     <w:p>
@@ -304,7 +346,15 @@
         <w:spacing w:after="0"/>
       </w:pPr>
       <w:r>
-        <w:t>- This is because any user of the parent class would expect certain behavior in response to calling methods on the Document class. If the child were mutable, it could violate callers’ expectations about what calling those methods does.</w:t>
+        <w:t xml:space="preserve">- This is because any user of the parent class would expect certain </w:t>
+      </w:r>
+      <w:proofErr w:type="spellStart"/>
+      <w:r>
+        <w:t>behavior</w:t>
+      </w:r>
+      <w:proofErr w:type="spellEnd"/>
+      <w:r>
+        <w:t xml:space="preserve"> in response to calling methods on the Document class. If the child were mutable, it could violate callers’ expectations about what calling those methods does.</w:t>
       </w:r>
     </w:p>
     <w:p>
@@ -386,7 +436,15 @@
         <w:spacing w:after="0"/>
       </w:pPr>
       <w:r>
-        <w:t>In other words, if an interface ends up very large, it may be that the user of that interface sees some behaviors it doesn’t care for, which causes unnecessary coupling.</w:t>
+        <w:t xml:space="preserve">In other words, if an interface ends up very large, it may be that the user of that interface sees some </w:t>
+      </w:r>
+      <w:proofErr w:type="spellStart"/>
+      <w:r>
+        <w:t>behaviors</w:t>
+      </w:r>
+      <w:proofErr w:type="spellEnd"/>
+      <w:r>
+        <w:t xml:space="preserve"> it doesn’t care for, which causes unnecessary coupling.</w:t>
       </w:r>
     </w:p>
     <w:p>
@@ -474,13 +532,29 @@
         <w:spacing w:after="0"/>
       </w:pPr>
       <w:r>
-        <w:t>You’ll write a program to analyze bank statements in order to help people under‐ stand their finances better. This will help you to learn more about core object</w:t>
+        <w:t xml:space="preserve">You’ll write a program to </w:t>
+      </w:r>
+      <w:proofErr w:type="spellStart"/>
+      <w:r>
+        <w:t>analyze</w:t>
+      </w:r>
+      <w:proofErr w:type="spellEnd"/>
+      <w:r>
+        <w:t xml:space="preserve"> bank statements in order to help people under‐ stand their finances better. This will help you to learn more about core </w:t>
+      </w:r>
+      <w:proofErr w:type="gramStart"/>
+      <w:r>
+        <w:t>object</w:t>
       </w:r>
       <w:r>
         <w:t xml:space="preserve"> </w:t>
       </w:r>
       <w:r>
-        <w:t>oriented design techniques such as Single Responsibility Principle (SRP), coupling, and cohesion.</w:t>
+        <w:t>oriented</w:t>
+      </w:r>
+      <w:proofErr w:type="gramEnd"/>
+      <w:r>
+        <w:t xml:space="preserve"> design techniques such as Single Responsibility Principle (SRP), coupling, and cohesion.</w:t>
       </w:r>
     </w:p>
     <w:p>
@@ -691,8 +765,13 @@
         <w:spacing w:after="0"/>
       </w:pPr>
       <w:r>
-        <w:t>how strongly related responsibilities of a class or method are</w:t>
-      </w:r>
+        <w:t xml:space="preserve">how strongly related responsibilities of a class or method </w:t>
+      </w:r>
+      <w:proofErr w:type="gramStart"/>
+      <w:r>
+        <w:t>are</w:t>
+      </w:r>
+      <w:proofErr w:type="gramEnd"/>
     </w:p>
     <w:p>
       <w:pPr>
@@ -717,7 +796,15 @@
         <w:spacing w:after="0"/>
       </w:pPr>
       <w:r>
-        <w:t>class BankTransactionCSVParser is highly cohesive. In fact, it groups together two methods that are related to parsing CSV data.</w:t>
+        <w:t xml:space="preserve">class </w:t>
+      </w:r>
+      <w:proofErr w:type="spellStart"/>
+      <w:r>
+        <w:t>BankTransactionCSVParser</w:t>
+      </w:r>
+      <w:proofErr w:type="spellEnd"/>
+      <w:r>
+        <w:t xml:space="preserve"> is highly cohesive. In fact, it groups together two methods that are related to parsing CSV data.</w:t>
       </w:r>
     </w:p>
     <w:p>
@@ -1277,11 +1364,6 @@
       <w:pPr>
         <w:spacing w:after="0"/>
       </w:pPr>
-    </w:p>
-    <w:p>
-      <w:pPr>
-        <w:spacing w:after="0"/>
-      </w:pPr>
       <w:r>
         <w:t xml:space="preserve">Clearly this approach exhibits several downsides: </w:t>
       </w:r>
@@ -1300,6 +1382,7 @@
           <w:bCs/>
         </w:rPr>
       </w:pPr>
+      <w:proofErr w:type="spellStart"/>
       <w:r>
         <w:rPr>
           <w:b/>
@@ -1307,6 +1390,7 @@
         </w:rPr>
         <w:t>findTransactionsGreaterThanEqual</w:t>
       </w:r>
+      <w:proofErr w:type="spellEnd"/>
     </w:p>
     <w:p>
       <w:pPr>
@@ -1317,6 +1401,7 @@
           <w:bCs/>
         </w:rPr>
       </w:pPr>
+      <w:proofErr w:type="spellStart"/>
       <w:r>
         <w:rPr>
           <w:b/>
@@ -1324,6 +1409,7 @@
         </w:rPr>
         <w:t>findTransactionsInMonth</w:t>
       </w:r>
+      <w:proofErr w:type="spellEnd"/>
     </w:p>
     <w:p>
       <w:pPr>
@@ -1334,6 +1420,7 @@
           <w:bCs/>
         </w:rPr>
       </w:pPr>
+      <w:proofErr w:type="spellStart"/>
       <w:r>
         <w:rPr>
           <w:b/>
@@ -1341,6 +1428,7 @@
         </w:rPr>
         <w:t>findTransactionsInMonthAndGreater</w:t>
       </w:r>
+      <w:proofErr w:type="spellEnd"/>
     </w:p>
     <w:p>
       <w:pPr>
@@ -1406,6 +1494,7 @@
       <w:r>
         <w:t xml:space="preserve"> </w:t>
       </w:r>
+      <w:proofErr w:type="spellStart"/>
       <w:r>
         <w:rPr>
           <w:b/>
@@ -1413,8 +1502,17 @@
         </w:rPr>
         <w:t>bankTransactionFilter</w:t>
       </w:r>
-      <w:r>
-        <w:t xml:space="preserve"> This is where the Open/Closed principle comes in. It promotes the idea of being able to change the behavior of a method or class without having to modify the code.</w:t>
+      <w:proofErr w:type="spellEnd"/>
+      <w:r>
+        <w:t xml:space="preserve"> This is where the Open/Closed principle comes in. It promotes the idea of being able to change the </w:t>
+      </w:r>
+      <w:proofErr w:type="spellStart"/>
+      <w:r>
+        <w:t>behavior</w:t>
+      </w:r>
+      <w:proofErr w:type="spellEnd"/>
+      <w:r>
+        <w:t xml:space="preserve"> of a method or class without having to modify the code.</w:t>
       </w:r>
     </w:p>
     <w:p>
@@ -1447,7 +1545,17 @@
         <w:ind w:left="284"/>
       </w:pPr>
       <w:r>
-        <w:t>The return type void is not useful and is difficult to reason about. You don’t know what is returned</w:t>
+        <w:t xml:space="preserve">The return type </w:t>
+      </w:r>
+      <w:r>
+        <w:rPr>
+          <w:b/>
+          <w:bCs/>
+        </w:rPr>
+        <w:t>void</w:t>
+      </w:r>
+      <w:r>
+        <w:t xml:space="preserve"> is not useful and is difficult to reason about. You don’t know what is returned</w:t>
       </w:r>
     </w:p>
     <w:p>
@@ -1479,7 +1587,16 @@
         </w:rPr>
       </w:pPr>
       <w:r>
-        <w:t xml:space="preserve">Typically, errors due to business logic validation (e.g., wrong format or arithmetic) should be - </w:t>
+        <w:t xml:space="preserve">Typically, </w:t>
+      </w:r>
+      <w:r>
+        <w:rPr>
+          <w:u w:val="single"/>
+        </w:rPr>
+        <w:t>errors due to business logic validation</w:t>
+      </w:r>
+      <w:r>
+        <w:t xml:space="preserve"> (e.g., wrong format or arithmetic) should be - </w:t>
       </w:r>
       <w:r>
         <w:rPr>
@@ -1555,8 +1672,25 @@
         </w:rPr>
       </w:pPr>
       <w:r>
+        <w:t>You get confidence that different parts of your system validate the same way.</w:t>
+      </w:r>
+    </w:p>
+    <w:p>
+      <w:pPr>
+        <w:pStyle w:val="ListParagraph"/>
+        <w:numPr>
+          <w:ilvl w:val="0"/>
+          <w:numId w:val="13"/>
+        </w:numPr>
+        <w:spacing w:after="0"/>
+        <w:rPr>
+          <w:b/>
+          <w:bCs/>
+        </w:rPr>
+      </w:pPr>
+      <w:r>
         <w:lastRenderedPageBreak/>
-        <w:t>You get confidence that different parts of your system validate the same way.</w:t>
+        <w:t>You can easily unit test this logic separately.</w:t>
       </w:r>
     </w:p>
     <w:p>
@@ -1573,23 +1707,6 @@
         </w:rPr>
       </w:pPr>
       <w:r>
-        <w:t>You can easily unit test this logic separately.</w:t>
-      </w:r>
-    </w:p>
-    <w:p>
-      <w:pPr>
-        <w:pStyle w:val="ListParagraph"/>
-        <w:numPr>
-          <w:ilvl w:val="0"/>
-          <w:numId w:val="13"/>
-        </w:numPr>
-        <w:spacing w:after="0"/>
-        <w:rPr>
-          <w:b/>
-          <w:bCs/>
-        </w:rPr>
-      </w:pPr>
-      <w:r>
         <w:t>It follows the SRP, which leads to simpler maintenance and program comprehension.</w:t>
       </w:r>
     </w:p>
@@ -1652,7 +1769,15 @@
         <w:t>Do not use exceptions for control flow</w:t>
       </w:r>
       <w:r>
-        <w:t xml:space="preserve"> eg., while, for loop</w:t>
+        <w:t xml:space="preserve"> </w:t>
+      </w:r>
+      <w:proofErr w:type="spellStart"/>
+      <w:r>
+        <w:t>eg.</w:t>
+      </w:r>
+      <w:proofErr w:type="spellEnd"/>
+      <w:r>
+        <w:t>, while, for loop</w:t>
       </w:r>
     </w:p>
     <w:p>
@@ -1709,7 +1834,15 @@
         <w:spacing w:after="0"/>
       </w:pPr>
       <w:r>
-        <w:t xml:space="preserve">The Open/Closed Principle promotes the idea of being able to change the behavior of a method or class without having to modify the code. </w:t>
+        <w:t xml:space="preserve">The Open/Closed Principle promotes the idea of being able to change the </w:t>
+      </w:r>
+      <w:proofErr w:type="spellStart"/>
+      <w:r>
+        <w:t>behavior</w:t>
+      </w:r>
+      <w:proofErr w:type="spellEnd"/>
+      <w:r>
+        <w:t xml:space="preserve"> of a method or class without having to modify the code. </w:t>
       </w:r>
     </w:p>
     <w:p>
@@ -1774,7 +1907,15 @@
         <w:spacing w:after="0"/>
       </w:pPr>
       <w:r>
-        <w:t>Returning void as a result of an operation makes it difficult to test its behavior.</w:t>
+        <w:t xml:space="preserve">Returning void as a result of an operation makes it difficult to test its </w:t>
+      </w:r>
+      <w:proofErr w:type="spellStart"/>
+      <w:r>
+        <w:t>behavior</w:t>
+      </w:r>
+      <w:proofErr w:type="spellEnd"/>
+      <w:r>
+        <w:t>.</w:t>
       </w:r>
     </w:p>
     <w:p>
@@ -1800,7 +1941,23 @@
         <w:spacing w:after="0"/>
       </w:pPr>
       <w:r>
-        <w:t>Use checked exceptions sparingly rather than the default as they can cause signif‐ icant clutter.</w:t>
+        <w:t xml:space="preserve">Use checked exceptions sparingly rather than the default as they can cause </w:t>
+      </w:r>
+      <w:proofErr w:type="spellStart"/>
+      <w:r>
+        <w:t>signif</w:t>
+      </w:r>
+      <w:proofErr w:type="spellEnd"/>
+      <w:r>
+        <w:t xml:space="preserve">‐ </w:t>
+      </w:r>
+      <w:proofErr w:type="spellStart"/>
+      <w:r>
+        <w:t>icant</w:t>
+      </w:r>
+      <w:proofErr w:type="spellEnd"/>
+      <w:r>
+        <w:t xml:space="preserve"> clutter.</w:t>
       </w:r>
     </w:p>
     <w:p>
@@ -1888,7 +2045,23 @@
         <w:spacing w:after="0"/>
       </w:pPr>
       <w:r>
-        <w:t>In this chapter we help a successful doctor manage her patient records better. This introduces concepts such as inheritance within software design, the Liskov Substitution Principle, and tradeoffs between composition and inheritance. You will also learn how to write more reliable software with automated test code.</w:t>
+        <w:t xml:space="preserve">In this chapter we help a successful doctor manage her patient records better. This introduces concepts such as inheritance within software design, the </w:t>
+      </w:r>
+      <w:proofErr w:type="spellStart"/>
+      <w:r>
+        <w:t>Liskov</w:t>
+      </w:r>
+      <w:proofErr w:type="spellEnd"/>
+      <w:r>
+        <w:t xml:space="preserve"> Substitution Principle, and </w:t>
+      </w:r>
+      <w:proofErr w:type="spellStart"/>
+      <w:r>
+        <w:t>tradeoffs</w:t>
+      </w:r>
+      <w:proofErr w:type="spellEnd"/>
+      <w:r>
+        <w:t xml:space="preserve"> between composition and inheritance. You will also learn how to write more reliable software with automated test code.</w:t>
       </w:r>
     </w:p>
     <w:p>
@@ -1907,6 +2080,20 @@
         <w:ind w:left="426"/>
       </w:pPr>
       <w:r>
+        <w:t>but here we’re talking about the more practical use of strong typing in implementing your software. Types allow us to restrict the way in which data is used. For example, our Document class is immutable: once it has been created you can’t change, or mutate, any of its attributes.</w:t>
+      </w:r>
+    </w:p>
+    <w:p>
+      <w:pPr>
+        <w:pStyle w:val="ListParagraph"/>
+        <w:numPr>
+          <w:ilvl w:val="0"/>
+          <w:numId w:val="1"/>
+        </w:numPr>
+        <w:spacing w:after="0"/>
+        <w:ind w:left="426"/>
+      </w:pPr>
+      <w:r>
         <w:t>Software design is often as much about restricting functionality that is undesirable as it is about building things that you do want</w:t>
       </w:r>
     </w:p>
@@ -1921,7 +2108,15 @@
         <w:ind w:left="426"/>
       </w:pPr>
       <w:r>
-        <w:t>Test hygiene means to keep your test code clean and ensure that it is main‐ tained and improved along with your codebase under test.</w:t>
+        <w:t xml:space="preserve">Test hygiene means to keep your test code clean and ensure that it is main‐ </w:t>
+      </w:r>
+      <w:proofErr w:type="spellStart"/>
+      <w:r>
+        <w:t>tained</w:t>
+      </w:r>
+      <w:proofErr w:type="spellEnd"/>
+      <w:r>
+        <w:t xml:space="preserve"> and improved along with your codebase under test.</w:t>
       </w:r>
     </w:p>
     <w:p>
@@ -1935,7 +2130,15 @@
         <w:ind w:left="426"/>
       </w:pPr>
       <w:r>
-        <w:t>domain classes allow us to name a concept and restrict the possible behaviors and values of this concept in order to improve discoverability and reduce the scope for bugs.</w:t>
+        <w:t xml:space="preserve">domain classes allow us to name a concept and restrict the possible </w:t>
+      </w:r>
+      <w:proofErr w:type="spellStart"/>
+      <w:r>
+        <w:t>behaviors</w:t>
+      </w:r>
+      <w:proofErr w:type="spellEnd"/>
+      <w:r>
+        <w:t xml:space="preserve"> and values of this concept in order to improve discoverability and reduce the scope for bugs.</w:t>
       </w:r>
     </w:p>
     <w:p>
@@ -1948,8 +2151,13 @@
         <w:spacing w:after="0"/>
         <w:ind w:left="426"/>
       </w:pPr>
-      <w:r>
-        <w:t>Behavior not implementation</w:t>
+      <w:proofErr w:type="spellStart"/>
+      <w:r>
+        <w:t>Behavior</w:t>
+      </w:r>
+      <w:proofErr w:type="spellEnd"/>
+      <w:r>
+        <w:t xml:space="preserve"> not implementation</w:t>
       </w:r>
     </w:p>
     <w:p>
@@ -1977,6 +2185,7 @@
           <w:sz w:val="36"/>
           <w:szCs w:val="36"/>
         </w:rPr>
+        <w:lastRenderedPageBreak/>
         <w:t xml:space="preserve">CHAPTER </w:t>
       </w:r>
       <w:r>
@@ -1994,7 +2203,6 @@
         <w:spacing w:after="0"/>
       </w:pPr>
       <w:r>
-        <w:lastRenderedPageBreak/>
         <w:t>You’ll learn about building a core business rules engine—a way of defining business logic that is flexible and easy to maintain. This chapter introduces the topics of test-driven development, developing a Fluent API, and the Interface Segregation Principle.</w:t>
       </w:r>
     </w:p>
@@ -2068,7 +2276,15 @@
         <w:t>Mocking</w:t>
       </w:r>
       <w:r>
-        <w:t xml:space="preserve"> is a technique that will allow you to verify that when the method run() is executed</w:t>
+        <w:t xml:space="preserve"> is a technique that will allow you to verify that when the method </w:t>
+      </w:r>
+      <w:proofErr w:type="gramStart"/>
+      <w:r>
+        <w:t>run(</w:t>
+      </w:r>
+      <w:proofErr w:type="gramEnd"/>
+      <w:r>
+        <w:t>) is executed</w:t>
       </w:r>
     </w:p>
     <w:p>
@@ -2121,7 +2337,15 @@
         <w:spacing w:after="0"/>
       </w:pPr>
       <w:r>
-        <w:t xml:space="preserve">• Mocking allows you to write unit tests that assert that certain behaviors are triggered. </w:t>
+        <w:t xml:space="preserve">• Mocking allows you to write unit tests that assert that certain </w:t>
+      </w:r>
+      <w:proofErr w:type="spellStart"/>
+      <w:r>
+        <w:t>behaviors</w:t>
+      </w:r>
+      <w:proofErr w:type="spellEnd"/>
+      <w:r>
+        <w:t xml:space="preserve"> are triggered. </w:t>
       </w:r>
     </w:p>
     <w:p>
@@ -2189,8 +2413,21 @@
       <w:pPr>
         <w:spacing w:after="0"/>
       </w:pPr>
-      <w:r>
-        <w:t>Twootr is a messaging platform that enables people to broadcast short messages to other users who follow them. This chapter builds out the core of a simple Twootr system. You’ll learn how to think outside-in—to go from requirements through to the core of your application. You’ll also learn how to use test doubles to isolate and test interactions from different components within your codebase.</w:t>
+      <w:proofErr w:type="spellStart"/>
+      <w:r>
+        <w:t>Twootr</w:t>
+      </w:r>
+      <w:proofErr w:type="spellEnd"/>
+      <w:r>
+        <w:t xml:space="preserve"> is a messaging platform that enables people to broadcast short messages to other users who follow them. This chapter builds out the core of a simple </w:t>
+      </w:r>
+      <w:proofErr w:type="spellStart"/>
+      <w:r>
+        <w:t>Twootr</w:t>
+      </w:r>
+      <w:proofErr w:type="spellEnd"/>
+      <w:r>
+        <w:t xml:space="preserve"> system. You’ll learn how to think outside-in—to go from requirements through to the core of your application. You’ll also learn how to use test doubles to isolate and test interactions from different components within your codebase.</w:t>
       </w:r>
     </w:p>
     <w:p>
@@ -2264,7 +2501,23 @@
         <w:t>pull-based</w:t>
       </w:r>
       <w:r>
-        <w:t xml:space="preserve"> communication style the client makes a request to the server and quer‐ ies it for information</w:t>
+        <w:t xml:space="preserve"> communication style the client makes a request to the server and </w:t>
+      </w:r>
+      <w:proofErr w:type="spellStart"/>
+      <w:r>
+        <w:t>quer</w:t>
+      </w:r>
+      <w:proofErr w:type="spellEnd"/>
+      <w:r>
+        <w:t xml:space="preserve">‐ </w:t>
+      </w:r>
+      <w:proofErr w:type="spellStart"/>
+      <w:r>
+        <w:t>ies</w:t>
+      </w:r>
+      <w:proofErr w:type="spellEnd"/>
+      <w:r>
+        <w:t xml:space="preserve"> it for information</w:t>
       </w:r>
     </w:p>
     <w:p>
@@ -2285,7 +2538,15 @@
         <w:t>push-based</w:t>
       </w:r>
       <w:r>
-        <w:t xml:space="preserve"> communication style. This could be referred to as a reactive or event-driven communication approach. In this model, streams of events are emitted by a publisher and many subscribers listen to them. So instead of each communication being 1 to 1, they are 1 to many. This is a really useful model for sys‐ tems where different components need to talk in terms of ongoing communication patterns of multiple events. For example, if you’re designing a stock market exchange then different companies want to see updated prices, or ticks, constantly rather than having to make a new request every time they want to see a new tick.</w:t>
+        <w:t xml:space="preserve"> communication style. This could be referred to as a reactive or event-driven communication approach. In this model, streams of events are emitted by a publisher and many subscribers listen to them. So instead of each communication being 1 to 1, they are 1 to many. This is a really useful model for sys‐ </w:t>
+      </w:r>
+      <w:proofErr w:type="spellStart"/>
+      <w:r>
+        <w:t>tems</w:t>
+      </w:r>
+      <w:proofErr w:type="spellEnd"/>
+      <w:r>
+        <w:t xml:space="preserve"> where different components need to talk in terms of ongoing communication patterns of multiple events. For example, if you’re designing a stock market exchange then different companies want to see updated prices, or ticks, constantly rather than having to make a new request every time they want to see a new tick.</w:t>
       </w:r>
     </w:p>
     <w:p>
@@ -2327,11 +2588,18 @@
         <w:ind w:left="426"/>
       </w:pPr>
       <w:r>
-        <w:t xml:space="preserve">Whenever you have a technology-specific concern that you want to decouple from the core of your business logic, you introduce a port. Events from the outside world arrive at and depart </w:t>
-      </w:r>
-      <w:r>
         <w:lastRenderedPageBreak/>
-        <w:t>from your business logic core through a port. An adapter is the technology-specific implementation code that plugs into the port. For example, we may have a port for publishing and subscribing to UI events and a WebSocket adapter that talks to a web browser.</w:t>
+        <w:t xml:space="preserve">Whenever you have a technology-specific concern that you want to </w:t>
+      </w:r>
+      <w:r>
+        <w:rPr>
+          <w:b/>
+          <w:bCs/>
+        </w:rPr>
+        <w:t>decouple from the core of your business logic</w:t>
+      </w:r>
+      <w:r>
+        <w:t>, you introduce a port. Events from the outside world arrive at and depart from your business logic core through a port. An adapter is the technology-specific implementation code that plugs into the port. For example, we may have a port for publishing and subscribing to UI events and a WebSocket adapter that talks to a web browser.</w:t>
       </w:r>
     </w:p>
     <w:p>
@@ -2343,9 +2611,27 @@
         </w:numPr>
         <w:spacing w:after="0"/>
         <w:ind w:left="426"/>
-      </w:pPr>
-      <w:r>
-        <w:t>A good principle to help you decide might be to think of anything that is critical to the business problem that you’re solving as living inside the core of the application and anything that is technology specific or involves communicating with the outside world as living outside the core application.</w:t>
+        <w:rPr>
+          <w:u w:val="single"/>
+        </w:rPr>
+      </w:pPr>
+      <w:r>
+        <w:t xml:space="preserve">A good principle to help you decide might be to think of anything that is critical to the business problem that you’re solving as living </w:t>
+      </w:r>
+      <w:r>
+        <w:rPr>
+          <w:u w:val="single"/>
+        </w:rPr>
+        <w:t>inside the core of the application</w:t>
+      </w:r>
+      <w:r>
+        <w:t xml:space="preserve"> and anything that is technology specific or involves communicating with the outside world as </w:t>
+      </w:r>
+      <w:r>
+        <w:rPr>
+          <w:u w:val="single"/>
+        </w:rPr>
+        <w:t>living outside the core application.</w:t>
       </w:r>
     </w:p>
     <w:p>
@@ -2404,7 +2690,15 @@
         </w:rPr>
       </w:pPr>
       <w:r>
-        <w:t>• You applied object-oriented domain modeling skills to a larger project</w:t>
+        <w:t xml:space="preserve">• You applied object-oriented domain </w:t>
+      </w:r>
+      <w:proofErr w:type="spellStart"/>
+      <w:r>
+        <w:t>modeling</w:t>
+      </w:r>
+      <w:proofErr w:type="spellEnd"/>
+      <w:r>
+        <w:t xml:space="preserve"> skills to a larger project</w:t>
       </w:r>
     </w:p>
     <w:p>
@@ -2453,7 +2747,15 @@
         <w:spacing w:after="0"/>
       </w:pPr>
       <w:r>
-        <w:t>The final project-based chapter in the book extends the Twootr implementation from the previous chapter. It explains the Dependency Inversion Principle and introduces bigger picture architectural choices such as event-driven and hexagonal architectures. This chapter can help you extend your knowledge of automated testing by covering test doubles, such as stubs and mocks, and also functional programming techniques.</w:t>
+        <w:t xml:space="preserve">The final project-based chapter in the book extends the </w:t>
+      </w:r>
+      <w:proofErr w:type="spellStart"/>
+      <w:r>
+        <w:t>Twootr</w:t>
+      </w:r>
+      <w:proofErr w:type="spellEnd"/>
+      <w:r>
+        <w:t xml:space="preserve"> implementation from the previous chapter. It explains the Dependency Inversion Principle and introduces bigger picture architectural choices such as event-driven and hexagonal architectures. This chapter can help you extend your knowledge of automated testing by covering test doubles, such as stubs and mocks, and also functional programming techniques.</w:t>
       </w:r>
     </w:p>
     <w:p>
@@ -2486,7 +2788,17 @@
         <w:ind w:left="426"/>
       </w:pPr>
       <w:r>
-        <w:t xml:space="preserve">The Execute Around pattern is a common </w:t>
+        <w:t xml:space="preserve">The </w:t>
+      </w:r>
+      <w:r>
+        <w:rPr>
+          <w:b/>
+          <w:bCs/>
+        </w:rPr>
+        <w:t>Execute Around pattern</w:t>
+      </w:r>
+      <w:r>
+        <w:t xml:space="preserve"> is a common </w:t>
       </w:r>
       <w:r>
         <w:rPr>
@@ -2496,7 +2808,15 @@
         <w:t>functional design pattern</w:t>
       </w:r>
       <w:r>
-        <w:t xml:space="preserve">. You may encounter a situation where you have common initialization and cleanup code that you always want to do, but parameterize different business logic that runs within the </w:t>
+        <w:t xml:space="preserve">. You may encounter a situation where you have common initialization and </w:t>
+      </w:r>
+      <w:proofErr w:type="spellStart"/>
+      <w:r>
+        <w:t>cleanup</w:t>
+      </w:r>
+      <w:proofErr w:type="spellEnd"/>
+      <w:r>
+        <w:t xml:space="preserve"> code that you always want to do, but parameterize different business logic that runs within the </w:t>
       </w:r>
       <w:r>
         <w:rPr>
@@ -2508,6 +2828,7 @@
       <w:r>
         <w:t xml:space="preserve"> and </w:t>
       </w:r>
+      <w:proofErr w:type="spellStart"/>
       <w:r>
         <w:rPr>
           <w:b/>
@@ -2515,11 +2836,20 @@
         </w:rPr>
         <w:t>cleanup</w:t>
       </w:r>
+      <w:proofErr w:type="spellEnd"/>
       <w:r>
         <w:t xml:space="preserve"> code.</w:t>
       </w:r>
       <w:r>
-        <w:t xml:space="preserve"> Eg., open/close DB connection, open/close file</w:t>
+        <w:t xml:space="preserve"> </w:t>
+      </w:r>
+      <w:proofErr w:type="spellStart"/>
+      <w:r>
+        <w:t>Eg.</w:t>
+      </w:r>
+      <w:proofErr w:type="spellEnd"/>
+      <w:r>
+        <w:t>, open/close DB connection, open/close file</w:t>
       </w:r>
     </w:p>
     <w:p>
